--- a/public_release/kaggle_dataset/manuscript/ijco/docx/IJCO_Main_Manuscript.docx
+++ b/public_release/kaggle_dataset/manuscript/ijco/docx/IJCO_Main_Manuscript.docx
@@ -62,12 +62,50 @@
         <w:pStyle w:val="Heading2"/>
       </w:pPr>
       <w:r>
+        <w:t>Plain-Language Summary</w:t>
+      </w:r>
+    </w:p>
+    <w:p>
+      <w:r>
+        <w:t>1. We combined several public ovarian cancer molecular data types from the same patients.</w:t>
+      </w:r>
+    </w:p>
+    <w:p>
+      <w:r>
+        <w:t>2. A small set of latent hubs (LF7, LF8, LF6) repeatedly showed strong influence across analyses.</w:t>
+      </w:r>
+    </w:p>
+    <w:p>
+      <w:r>
+        <w:t>3. Simulated perturbations confirmed that these hubs produce the largest downstream network changes.</w:t>
+      </w:r>
+    </w:p>
+    <w:p>
+      <w:r>
+        <w:t>4. Predictive models were moderate, so findings are strongest for mechanistic hypothesis generation.</w:t>
+      </w:r>
+    </w:p>
+    <w:p>
+      <w:r>
+        <w:t>5. The full workflow is reproducible and designed for external validation and extension.</w:t>
+      </w:r>
+    </w:p>
+    <w:p>
+      <w:pPr>
+        <w:pStyle w:val="Heading2"/>
+      </w:pPr>
+      <w:r>
         <w:t>Introduction</w:t>
       </w:r>
     </w:p>
     <w:p>
       <w:r>
         <w:t>High-grade serous ovarian cancer exhibits substantial molecular heterogeneity, motivating integration of genomic, epigenomic, transcriptomic, and proteomic signals [1,11]. Prior integration frameworks support unsupervised and supervised discovery but are not always reported with reproducibility and uncertainty diagnostics [5-8]. This study provides an end-to-end reproducible TCGA-OV pipeline with bootstrap-calibrated inference for performance, hub stability, and perturbation impact.</w:t>
+      </w:r>
+    </w:p>
+    <w:p>
+      <w:r>
+        <w:t>The primary aim was to identify cross-layer hubs that remain stable under different analytical views and perturbation settings. A secondary aim was to quantify whether integrated predictive performance was materially improved compared with single-layer views under both all-available and fairness-restricted matched subsets.</w:t>
       </w:r>
     </w:p>
     <w:p>
@@ -94,11 +132,46 @@
       </w:r>
     </w:p>
     <w:p>
+      <w:r>
+        <w:t>Advanced evidence extension: We added DAG-style pathway orientation, perturbation-fraction sensitivity curves, block-wise input-output ablation, and repeated cross-validation confidence intervals for advanced machine-learning models. A permutation test was used to compare observed discrimination against shuffled-label null performance for the top advanced model.</w:t>
+      </w:r>
+    </w:p>
+    <w:p>
       <w:pPr>
         <w:pStyle w:val="Heading2"/>
       </w:pPr>
       <w:r>
         <w:t>Results</w:t>
+      </w:r>
+    </w:p>
+    <w:p>
+      <w:r>
+        <w:t>Cohort matching produced n=90 patients in the core four-layer analysis and n=61 in the protein-matched subset. This attrition pattern is expected in public multi-omics cohorts and was explicitly addressed via fairness-controlled benchmarking.</w:t>
+      </w:r>
+    </w:p>
+    <w:p>
+      <w:r>
+        <w:t>In all-available benchmarking, the highest discrimination was observed for rna_modules (0.613 (95% CI 0.489-0.737)). The highest Cox C-index was observed for cna (0.616 (95% CI 0.534-0.699)).</w:t>
+      </w:r>
+    </w:p>
+    <w:p>
+      <w:r>
+        <w:t>Advanced ML on integrated features showed modest discrimination, led by xgboost (AUC=0.526, 95% repeated-CV CI 0.445-0.649).</w:t>
+      </w:r>
+    </w:p>
+    <w:p>
+      <w:r>
+        <w:t>Permutation testing for the top advanced model yielded p=0.2745, supporting conservative interpretation of advanced predictive gains at current sample size.</w:t>
+      </w:r>
+    </w:p>
+    <w:p>
+      <w:r>
+        <w:t>Sensitivity analysis across perturbation fractions highlighted monotonic high-impact hubs (LF7, LF8, LF6).</w:t>
+      </w:r>
+    </w:p>
+    <w:p>
+      <w:r>
+        <w:t>DAG pathway aggregation showed the dominant transition RNA-&gt;Latent (edges=40, mean absolute weight=0.441).</w:t>
       </w:r>
     </w:p>
     <w:p>
@@ -324,7 +397,7 @@
         <w:rPr>
           <w:b/>
         </w:rPr>
-        <w:t>Table 2. Feature count summary.</w:t>
+        <w:t>Table 2. Core model benchmark summary (AUC and Cox C-index).</w:t>
       </w:r>
     </w:p>
     <w:tbl>
@@ -334,24 +407,29 @@
         <w:tblLook w:firstColumn="1" w:firstRow="1" w:lastColumn="0" w:lastRow="0" w:noHBand="0" w:noVBand="1" w:val="04A0"/>
       </w:tblPr>
       <w:tblGrid>
-        <w:gridCol w:w="2880"/>
-        <w:gridCol w:w="2880"/>
-        <w:gridCol w:w="2880"/>
+        <w:gridCol w:w="1080"/>
+        <w:gridCol w:w="1080"/>
+        <w:gridCol w:w="1080"/>
+        <w:gridCol w:w="1080"/>
+        <w:gridCol w:w="1080"/>
+        <w:gridCol w:w="1080"/>
+        <w:gridCol w:w="1080"/>
+        <w:gridCol w:w="1080"/>
       </w:tblGrid>
       <w:tr>
         <w:tc>
           <w:tcPr>
-            <w:tcW w:type="dxa" w:w="2880"/>
+            <w:tcW w:type="dxa" w:w="1080"/>
           </w:tcPr>
           <w:p>
             <w:r>
-              <w:t>layer</w:t>
+              <w:t>model</w:t>
             </w:r>
           </w:p>
         </w:tc>
         <w:tc>
           <w:tcPr>
-            <w:tcW w:type="dxa" w:w="2880"/>
+            <w:tcW w:type="dxa" w:w="1080"/>
           </w:tcPr>
           <w:p>
             <w:r>
@@ -361,324 +439,7 @@
         </w:tc>
         <w:tc>
           <w:tcPr>
-            <w:tcW w:type="dxa" w:w="2880"/>
-          </w:tcPr>
-          <w:p>
-            <w:r>
-              <w:t>n_features</w:t>
-            </w:r>
-          </w:p>
-        </w:tc>
-      </w:tr>
-      <w:tr>
-        <w:tc>
-          <w:tcPr>
-            <w:tcW w:type="dxa" w:w="2880"/>
-          </w:tcPr>
-          <w:p>
-            <w:r>
-              <w:t>rna</w:t>
-            </w:r>
-          </w:p>
-        </w:tc>
-        <w:tc>
-          <w:tcPr>
-            <w:tcW w:type="dxa" w:w="2880"/>
-          </w:tcPr>
-          <w:p>
-            <w:r>
-              <w:t>90</w:t>
-            </w:r>
-          </w:p>
-        </w:tc>
-        <w:tc>
-          <w:tcPr>
-            <w:tcW w:type="dxa" w:w="2880"/>
-          </w:tcPr>
-          <w:p>
-            <w:r>
-              <w:t>50422</w:t>
-            </w:r>
-          </w:p>
-        </w:tc>
-      </w:tr>
-      <w:tr>
-        <w:tc>
-          <w:tcPr>
-            <w:tcW w:type="dxa" w:w="2880"/>
-          </w:tcPr>
-          <w:p>
-            <w:r>
-              <w:t>cna</w:t>
-            </w:r>
-          </w:p>
-        </w:tc>
-        <w:tc>
-          <w:tcPr>
-            <w:tcW w:type="dxa" w:w="2880"/>
-          </w:tcPr>
-          <w:p>
-            <w:r>
-              <w:t>90</w:t>
-            </w:r>
-          </w:p>
-        </w:tc>
-        <w:tc>
-          <w:tcPr>
-            <w:tcW w:type="dxa" w:w="2880"/>
-          </w:tcPr>
-          <w:p>
-            <w:r>
-              <w:t>46216</w:t>
-            </w:r>
-          </w:p>
-        </w:tc>
-      </w:tr>
-      <w:tr>
-        <w:tc>
-          <w:tcPr>
-            <w:tcW w:type="dxa" w:w="2880"/>
-          </w:tcPr>
-          <w:p>
-            <w:r>
-              <w:t>methylation</w:t>
-            </w:r>
-          </w:p>
-        </w:tc>
-        <w:tc>
-          <w:tcPr>
-            <w:tcW w:type="dxa" w:w="2880"/>
-          </w:tcPr>
-          <w:p>
-            <w:r>
-              <w:t>90</w:t>
-            </w:r>
-          </w:p>
-        </w:tc>
-        <w:tc>
-          <w:tcPr>
-            <w:tcW w:type="dxa" w:w="2880"/>
-          </w:tcPr>
-          <w:p>
-            <w:r>
-              <w:t>7594</w:t>
-            </w:r>
-          </w:p>
-        </w:tc>
-      </w:tr>
-      <w:tr>
-        <w:tc>
-          <w:tcPr>
-            <w:tcW w:type="dxa" w:w="2880"/>
-          </w:tcPr>
-          <w:p>
-            <w:r>
-              <w:t>mutation</w:t>
-            </w:r>
-          </w:p>
-        </w:tc>
-        <w:tc>
-          <w:tcPr>
-            <w:tcW w:type="dxa" w:w="2880"/>
-          </w:tcPr>
-          <w:p>
-            <w:r>
-              <w:t>90</w:t>
-            </w:r>
-          </w:p>
-        </w:tc>
-        <w:tc>
-          <w:tcPr>
-            <w:tcW w:type="dxa" w:w="2880"/>
-          </w:tcPr>
-          <w:p>
-            <w:r>
-              <w:t>292</w:t>
-            </w:r>
-          </w:p>
-        </w:tc>
-      </w:tr>
-      <w:tr>
-        <w:tc>
-          <w:tcPr>
-            <w:tcW w:type="dxa" w:w="2880"/>
-          </w:tcPr>
-          <w:p>
-            <w:r>
-              <w:t>rna_modules</w:t>
-            </w:r>
-          </w:p>
-        </w:tc>
-        <w:tc>
-          <w:tcPr>
-            <w:tcW w:type="dxa" w:w="2880"/>
-          </w:tcPr>
-          <w:p>
-            <w:r>
-              <w:t>90</w:t>
-            </w:r>
-          </w:p>
-        </w:tc>
-        <w:tc>
-          <w:tcPr>
-            <w:tcW w:type="dxa" w:w="2880"/>
-          </w:tcPr>
-          <w:p>
-            <w:r>
-              <w:t>50</w:t>
-            </w:r>
-          </w:p>
-        </w:tc>
-      </w:tr>
-      <w:tr>
-        <w:tc>
-          <w:tcPr>
-            <w:tcW w:type="dxa" w:w="2880"/>
-          </w:tcPr>
-          <w:p>
-            <w:r>
-              <w:t>burdens</w:t>
-            </w:r>
-          </w:p>
-        </w:tc>
-        <w:tc>
-          <w:tcPr>
-            <w:tcW w:type="dxa" w:w="2880"/>
-          </w:tcPr>
-          <w:p>
-            <w:r>
-              <w:t>90</w:t>
-            </w:r>
-          </w:p>
-        </w:tc>
-        <w:tc>
-          <w:tcPr>
-            <w:tcW w:type="dxa" w:w="2880"/>
-          </w:tcPr>
-          <w:p>
-            <w:r>
-              <w:t>3</w:t>
-            </w:r>
-          </w:p>
-        </w:tc>
-      </w:tr>
-      <w:tr>
-        <w:tc>
-          <w:tcPr>
-            <w:tcW w:type="dxa" w:w="2880"/>
-          </w:tcPr>
-          <w:p>
-            <w:r>
-              <w:t>protein</w:t>
-            </w:r>
-          </w:p>
-        </w:tc>
-        <w:tc>
-          <w:tcPr>
-            <w:tcW w:type="dxa" w:w="2880"/>
-          </w:tcPr>
-          <w:p>
-            <w:r>
-              <w:t>57</w:t>
-            </w:r>
-          </w:p>
-        </w:tc>
-        <w:tc>
-          <w:tcPr>
-            <w:tcW w:type="dxa" w:w="2880"/>
-          </w:tcPr>
-          <w:p>
-            <w:r>
-              <w:t>464</w:t>
-            </w:r>
-          </w:p>
-        </w:tc>
-      </w:tr>
-      <w:tr>
-        <w:tc>
-          <w:tcPr>
-            <w:tcW w:type="dxa" w:w="2880"/>
-          </w:tcPr>
-          <w:p>
-            <w:r>
-              <w:t>protein_modules</w:t>
-            </w:r>
-          </w:p>
-        </w:tc>
-        <w:tc>
-          <w:tcPr>
-            <w:tcW w:type="dxa" w:w="2880"/>
-          </w:tcPr>
-          <w:p>
-            <w:r>
-              <w:t>57</w:t>
-            </w:r>
-          </w:p>
-        </w:tc>
-        <w:tc>
-          <w:tcPr>
-            <w:tcW w:type="dxa" w:w="2880"/>
-          </w:tcPr>
-          <w:p>
-            <w:r>
-              <w:t>20</w:t>
-            </w:r>
-          </w:p>
-        </w:tc>
-      </w:tr>
-    </w:tbl>
-    <w:p/>
-    <w:p>
-      <w:r>
-        <w:rPr>
-          <w:b/>
-        </w:rPr>
-        <w:t>Table 3. All-sample benchmark (AUC/C-index/Cox C-index with 95% CIs).</w:t>
-      </w:r>
-    </w:p>
-    <w:tbl>
-      <w:tblPr>
-        <w:tblStyle w:val="TableGrid"/>
-        <w:tblW w:type="auto" w:w="0"/>
-        <w:tblLook w:firstColumn="1" w:firstRow="1" w:lastColumn="0" w:lastRow="0" w:noHBand="0" w:noVBand="1" w:val="04A0"/>
-      </w:tblPr>
-      <w:tblGrid>
-        <w:gridCol w:w="785"/>
-        <w:gridCol w:w="785"/>
-        <w:gridCol w:w="785"/>
-        <w:gridCol w:w="785"/>
-        <w:gridCol w:w="785"/>
-        <w:gridCol w:w="785"/>
-        <w:gridCol w:w="785"/>
-        <w:gridCol w:w="785"/>
-        <w:gridCol w:w="785"/>
-        <w:gridCol w:w="785"/>
-        <w:gridCol w:w="785"/>
-      </w:tblGrid>
-      <w:tr>
-        <w:tc>
-          <w:tcPr>
-            <w:tcW w:type="dxa" w:w="785"/>
-          </w:tcPr>
-          <w:p>
-            <w:r>
-              <w:t>model</w:t>
-            </w:r>
-          </w:p>
-        </w:tc>
-        <w:tc>
-          <w:tcPr>
-            <w:tcW w:type="dxa" w:w="785"/>
-          </w:tcPr>
-          <w:p>
-            <w:r>
-              <w:t>n_samples</w:t>
-            </w:r>
-          </w:p>
-        </w:tc>
-        <w:tc>
-          <w:tcPr>
-            <w:tcW w:type="dxa" w:w="785"/>
+            <w:tcW w:type="dxa" w:w="1080"/>
           </w:tcPr>
           <w:p>
             <w:r>
@@ -688,7 +449,7 @@
         </w:tc>
         <w:tc>
           <w:tcPr>
-            <w:tcW w:type="dxa" w:w="785"/>
+            <w:tcW w:type="dxa" w:w="1080"/>
           </w:tcPr>
           <w:p>
             <w:r>
@@ -698,7 +459,7 @@
         </w:tc>
         <w:tc>
           <w:tcPr>
-            <w:tcW w:type="dxa" w:w="785"/>
+            <w:tcW w:type="dxa" w:w="1080"/>
           </w:tcPr>
           <w:p>
             <w:r>
@@ -708,37 +469,7 @@
         </w:tc>
         <w:tc>
           <w:tcPr>
-            <w:tcW w:type="dxa" w:w="785"/>
-          </w:tcPr>
-          <w:p>
-            <w:r>
-              <w:t>c_index</w:t>
-            </w:r>
-          </w:p>
-        </w:tc>
-        <w:tc>
-          <w:tcPr>
-            <w:tcW w:type="dxa" w:w="785"/>
-          </w:tcPr>
-          <w:p>
-            <w:r>
-              <w:t>c_index_ci_low</w:t>
-            </w:r>
-          </w:p>
-        </w:tc>
-        <w:tc>
-          <w:tcPr>
-            <w:tcW w:type="dxa" w:w="785"/>
-          </w:tcPr>
-          <w:p>
-            <w:r>
-              <w:t>c_index_ci_high</w:t>
-            </w:r>
-          </w:p>
-        </w:tc>
-        <w:tc>
-          <w:tcPr>
-            <w:tcW w:type="dxa" w:w="785"/>
+            <w:tcW w:type="dxa" w:w="1080"/>
           </w:tcPr>
           <w:p>
             <w:r>
@@ -748,7 +479,7 @@
         </w:tc>
         <w:tc>
           <w:tcPr>
-            <w:tcW w:type="dxa" w:w="785"/>
+            <w:tcW w:type="dxa" w:w="1080"/>
           </w:tcPr>
           <w:p>
             <w:r>
@@ -758,7 +489,7 @@
         </w:tc>
         <w:tc>
           <w:tcPr>
-            <w:tcW w:type="dxa" w:w="785"/>
+            <w:tcW w:type="dxa" w:w="1080"/>
           </w:tcPr>
           <w:p>
             <w:r>
@@ -770,7 +501,7 @@
       <w:tr>
         <w:tc>
           <w:tcPr>
-            <w:tcW w:type="dxa" w:w="785"/>
+            <w:tcW w:type="dxa" w:w="1080"/>
           </w:tcPr>
           <w:p>
             <w:r>
@@ -780,7 +511,7 @@
         </w:tc>
         <w:tc>
           <w:tcPr>
-            <w:tcW w:type="dxa" w:w="785"/>
+            <w:tcW w:type="dxa" w:w="1080"/>
           </w:tcPr>
           <w:p>
             <w:r>
@@ -790,7 +521,7 @@
         </w:tc>
         <w:tc>
           <w:tcPr>
-            <w:tcW w:type="dxa" w:w="785"/>
+            <w:tcW w:type="dxa" w:w="1080"/>
           </w:tcPr>
           <w:p>
             <w:r>
@@ -800,7 +531,7 @@
         </w:tc>
         <w:tc>
           <w:tcPr>
-            <w:tcW w:type="dxa" w:w="785"/>
+            <w:tcW w:type="dxa" w:w="1080"/>
           </w:tcPr>
           <w:p>
             <w:r>
@@ -810,7 +541,7 @@
         </w:tc>
         <w:tc>
           <w:tcPr>
-            <w:tcW w:type="dxa" w:w="785"/>
+            <w:tcW w:type="dxa" w:w="1080"/>
           </w:tcPr>
           <w:p>
             <w:r>
@@ -820,37 +551,7 @@
         </w:tc>
         <w:tc>
           <w:tcPr>
-            <w:tcW w:type="dxa" w:w="785"/>
-          </w:tcPr>
-          <w:p>
-            <w:r>
-              <w:t>0.5425405619311436</w:t>
-            </w:r>
-          </w:p>
-        </w:tc>
-        <w:tc>
-          <w:tcPr>
-            <w:tcW w:type="dxa" w:w="785"/>
-          </w:tcPr>
-          <w:p>
-            <w:r>
-              <w:t>0.4637689355667168</w:t>
-            </w:r>
-          </w:p>
-        </w:tc>
-        <w:tc>
-          <w:tcPr>
-            <w:tcW w:type="dxa" w:w="785"/>
-          </w:tcPr>
-          <w:p>
-            <w:r>
-              <w:t>0.6321191976186914</w:t>
-            </w:r>
-          </w:p>
-        </w:tc>
-        <w:tc>
-          <w:tcPr>
-            <w:tcW w:type="dxa" w:w="785"/>
+            <w:tcW w:type="dxa" w:w="1080"/>
           </w:tcPr>
           <w:p>
             <w:r>
@@ -860,7 +561,7 @@
         </w:tc>
         <w:tc>
           <w:tcPr>
-            <w:tcW w:type="dxa" w:w="785"/>
+            <w:tcW w:type="dxa" w:w="1080"/>
           </w:tcPr>
           <w:p>
             <w:r>
@@ -870,7 +571,7 @@
         </w:tc>
         <w:tc>
           <w:tcPr>
-            <w:tcW w:type="dxa" w:w="785"/>
+            <w:tcW w:type="dxa" w:w="1080"/>
           </w:tcPr>
           <w:p>
             <w:r>
@@ -882,7 +583,7 @@
       <w:tr>
         <w:tc>
           <w:tcPr>
-            <w:tcW w:type="dxa" w:w="785"/>
+            <w:tcW w:type="dxa" w:w="1080"/>
           </w:tcPr>
           <w:p>
             <w:r>
@@ -892,7 +593,7 @@
         </w:tc>
         <w:tc>
           <w:tcPr>
-            <w:tcW w:type="dxa" w:w="785"/>
+            <w:tcW w:type="dxa" w:w="1080"/>
           </w:tcPr>
           <w:p>
             <w:r>
@@ -902,7 +603,7 @@
         </w:tc>
         <w:tc>
           <w:tcPr>
-            <w:tcW w:type="dxa" w:w="785"/>
+            <w:tcW w:type="dxa" w:w="1080"/>
           </w:tcPr>
           <w:p>
             <w:r>
@@ -912,7 +613,7 @@
         </w:tc>
         <w:tc>
           <w:tcPr>
-            <w:tcW w:type="dxa" w:w="785"/>
+            <w:tcW w:type="dxa" w:w="1080"/>
           </w:tcPr>
           <w:p>
             <w:r>
@@ -922,7 +623,7 @@
         </w:tc>
         <w:tc>
           <w:tcPr>
-            <w:tcW w:type="dxa" w:w="785"/>
+            <w:tcW w:type="dxa" w:w="1080"/>
           </w:tcPr>
           <w:p>
             <w:r>
@@ -932,37 +633,7 @@
         </w:tc>
         <w:tc>
           <w:tcPr>
-            <w:tcW w:type="dxa" w:w="785"/>
-          </w:tcPr>
-          <w:p>
-            <w:r>
-              <w:t>0.5761772853185596</w:t>
-            </w:r>
-          </w:p>
-        </w:tc>
-        <w:tc>
-          <w:tcPr>
-            <w:tcW w:type="dxa" w:w="785"/>
-          </w:tcPr>
-          <w:p>
-            <w:r>
-              <w:t>0.4959099298953487</w:t>
-            </w:r>
-          </w:p>
-        </w:tc>
-        <w:tc>
-          <w:tcPr>
-            <w:tcW w:type="dxa" w:w="785"/>
-          </w:tcPr>
-          <w:p>
-            <w:r>
-              <w:t>0.6593407401426766</w:t>
-            </w:r>
-          </w:p>
-        </w:tc>
-        <w:tc>
-          <w:tcPr>
-            <w:tcW w:type="dxa" w:w="785"/>
+            <w:tcW w:type="dxa" w:w="1080"/>
           </w:tcPr>
           <w:p>
             <w:r>
@@ -972,7 +643,7 @@
         </w:tc>
         <w:tc>
           <w:tcPr>
-            <w:tcW w:type="dxa" w:w="785"/>
+            <w:tcW w:type="dxa" w:w="1080"/>
           </w:tcPr>
           <w:p>
             <w:r>
@@ -982,7 +653,7 @@
         </w:tc>
         <w:tc>
           <w:tcPr>
-            <w:tcW w:type="dxa" w:w="785"/>
+            <w:tcW w:type="dxa" w:w="1080"/>
           </w:tcPr>
           <w:p>
             <w:r>
@@ -994,7 +665,7 @@
       <w:tr>
         <w:tc>
           <w:tcPr>
-            <w:tcW w:type="dxa" w:w="785"/>
+            <w:tcW w:type="dxa" w:w="1080"/>
           </w:tcPr>
           <w:p>
             <w:r>
@@ -1004,7 +675,7 @@
         </w:tc>
         <w:tc>
           <w:tcPr>
-            <w:tcW w:type="dxa" w:w="785"/>
+            <w:tcW w:type="dxa" w:w="1080"/>
           </w:tcPr>
           <w:p>
             <w:r>
@@ -1014,7 +685,7 @@
         </w:tc>
         <w:tc>
           <w:tcPr>
-            <w:tcW w:type="dxa" w:w="785"/>
+            <w:tcW w:type="dxa" w:w="1080"/>
           </w:tcPr>
           <w:p>
             <w:r>
@@ -1024,7 +695,7 @@
         </w:tc>
         <w:tc>
           <w:tcPr>
-            <w:tcW w:type="dxa" w:w="785"/>
+            <w:tcW w:type="dxa" w:w="1080"/>
           </w:tcPr>
           <w:p>
             <w:r>
@@ -1034,7 +705,7 @@
         </w:tc>
         <w:tc>
           <w:tcPr>
-            <w:tcW w:type="dxa" w:w="785"/>
+            <w:tcW w:type="dxa" w:w="1080"/>
           </w:tcPr>
           <w:p>
             <w:r>
@@ -1044,37 +715,7 @@
         </w:tc>
         <w:tc>
           <w:tcPr>
-            <w:tcW w:type="dxa" w:w="785"/>
-          </w:tcPr>
-          <w:p>
-            <w:r>
-              <w:t>0.5326474079936684</w:t>
-            </w:r>
-          </w:p>
-        </w:tc>
-        <w:tc>
-          <w:tcPr>
-            <w:tcW w:type="dxa" w:w="785"/>
-          </w:tcPr>
-          <w:p>
-            <w:r>
-              <w:t>0.458421850467143</w:t>
-            </w:r>
-          </w:p>
-        </w:tc>
-        <w:tc>
-          <w:tcPr>
-            <w:tcW w:type="dxa" w:w="785"/>
-          </w:tcPr>
-          <w:p>
-            <w:r>
-              <w:t>0.6109505544573887</w:t>
-            </w:r>
-          </w:p>
-        </w:tc>
-        <w:tc>
-          <w:tcPr>
-            <w:tcW w:type="dxa" w:w="785"/>
+            <w:tcW w:type="dxa" w:w="1080"/>
           </w:tcPr>
           <w:p>
             <w:r>
@@ -1084,7 +725,7 @@
         </w:tc>
         <w:tc>
           <w:tcPr>
-            <w:tcW w:type="dxa" w:w="785"/>
+            <w:tcW w:type="dxa" w:w="1080"/>
           </w:tcPr>
           <w:p>
             <w:r>
@@ -1094,7 +735,7 @@
         </w:tc>
         <w:tc>
           <w:tcPr>
-            <w:tcW w:type="dxa" w:w="785"/>
+            <w:tcW w:type="dxa" w:w="1080"/>
           </w:tcPr>
           <w:p>
             <w:r>
@@ -1106,7 +747,7 @@
       <w:tr>
         <w:tc>
           <w:tcPr>
-            <w:tcW w:type="dxa" w:w="785"/>
+            <w:tcW w:type="dxa" w:w="1080"/>
           </w:tcPr>
           <w:p>
             <w:r>
@@ -1116,7 +757,7 @@
         </w:tc>
         <w:tc>
           <w:tcPr>
-            <w:tcW w:type="dxa" w:w="785"/>
+            <w:tcW w:type="dxa" w:w="1080"/>
           </w:tcPr>
           <w:p>
             <w:r>
@@ -1126,7 +767,7 @@
         </w:tc>
         <w:tc>
           <w:tcPr>
-            <w:tcW w:type="dxa" w:w="785"/>
+            <w:tcW w:type="dxa" w:w="1080"/>
           </w:tcPr>
           <w:p>
             <w:r>
@@ -1136,7 +777,7 @@
         </w:tc>
         <w:tc>
           <w:tcPr>
-            <w:tcW w:type="dxa" w:w="785"/>
+            <w:tcW w:type="dxa" w:w="1080"/>
           </w:tcPr>
           <w:p>
             <w:r>
@@ -1146,7 +787,7 @@
         </w:tc>
         <w:tc>
           <w:tcPr>
-            <w:tcW w:type="dxa" w:w="785"/>
+            <w:tcW w:type="dxa" w:w="1080"/>
           </w:tcPr>
           <w:p>
             <w:r>
@@ -1156,37 +797,7 @@
         </w:tc>
         <w:tc>
           <w:tcPr>
-            <w:tcW w:type="dxa" w:w="785"/>
-          </w:tcPr>
-          <w:p>
-            <w:r>
-              <w:t>0.4724970320538187</w:t>
-            </w:r>
-          </w:p>
-        </w:tc>
-        <w:tc>
-          <w:tcPr>
-            <w:tcW w:type="dxa" w:w="785"/>
-          </w:tcPr>
-          <w:p>
-            <w:r>
-              <w:t>0.3872231028857141</w:t>
-            </w:r>
-          </w:p>
-        </w:tc>
-        <w:tc>
-          <w:tcPr>
-            <w:tcW w:type="dxa" w:w="785"/>
-          </w:tcPr>
-          <w:p>
-            <w:r>
-              <w:t>0.5505319428538196</w:t>
-            </w:r>
-          </w:p>
-        </w:tc>
-        <w:tc>
-          <w:tcPr>
-            <w:tcW w:type="dxa" w:w="785"/>
+            <w:tcW w:type="dxa" w:w="1080"/>
           </w:tcPr>
           <w:p>
             <w:r>
@@ -1196,7 +807,7 @@
         </w:tc>
         <w:tc>
           <w:tcPr>
-            <w:tcW w:type="dxa" w:w="785"/>
+            <w:tcW w:type="dxa" w:w="1080"/>
           </w:tcPr>
           <w:p>
             <w:r>
@@ -1206,7 +817,7 @@
         </w:tc>
         <w:tc>
           <w:tcPr>
-            <w:tcW w:type="dxa" w:w="785"/>
+            <w:tcW w:type="dxa" w:w="1080"/>
           </w:tcPr>
           <w:p>
             <w:r>
@@ -1218,7 +829,7 @@
       <w:tr>
         <w:tc>
           <w:tcPr>
-            <w:tcW w:type="dxa" w:w="785"/>
+            <w:tcW w:type="dxa" w:w="1080"/>
           </w:tcPr>
           <w:p>
             <w:r>
@@ -1228,7 +839,7 @@
         </w:tc>
         <w:tc>
           <w:tcPr>
-            <w:tcW w:type="dxa" w:w="785"/>
+            <w:tcW w:type="dxa" w:w="1080"/>
           </w:tcPr>
           <w:p>
             <w:r>
@@ -1238,7 +849,7 @@
         </w:tc>
         <w:tc>
           <w:tcPr>
-            <w:tcW w:type="dxa" w:w="785"/>
+            <w:tcW w:type="dxa" w:w="1080"/>
           </w:tcPr>
           <w:p>
             <w:r>
@@ -1248,7 +859,7 @@
         </w:tc>
         <w:tc>
           <w:tcPr>
-            <w:tcW w:type="dxa" w:w="785"/>
+            <w:tcW w:type="dxa" w:w="1080"/>
           </w:tcPr>
           <w:p>
             <w:r>
@@ -1258,7 +869,7 @@
         </w:tc>
         <w:tc>
           <w:tcPr>
-            <w:tcW w:type="dxa" w:w="785"/>
+            <w:tcW w:type="dxa" w:w="1080"/>
           </w:tcPr>
           <w:p>
             <w:r>
@@ -1268,37 +879,7 @@
         </w:tc>
         <w:tc>
           <w:tcPr>
-            <w:tcW w:type="dxa" w:w="785"/>
-          </w:tcPr>
-          <w:p>
-            <w:r>
-              <w:t>0.4274553571428571</w:t>
-            </w:r>
-          </w:p>
-        </w:tc>
-        <w:tc>
-          <w:tcPr>
-            <w:tcW w:type="dxa" w:w="785"/>
-          </w:tcPr>
-          <w:p>
-            <w:r>
-              <w:t>0.334172696906673</w:t>
-            </w:r>
-          </w:p>
-        </w:tc>
-        <w:tc>
-          <w:tcPr>
-            <w:tcW w:type="dxa" w:w="785"/>
-          </w:tcPr>
-          <w:p>
-            <w:r>
-              <w:t>0.5331289272801906</w:t>
-            </w:r>
-          </w:p>
-        </w:tc>
-        <w:tc>
-          <w:tcPr>
-            <w:tcW w:type="dxa" w:w="785"/>
+            <w:tcW w:type="dxa" w:w="1080"/>
           </w:tcPr>
           <w:p>
             <w:r>
@@ -1308,7 +889,7 @@
         </w:tc>
         <w:tc>
           <w:tcPr>
-            <w:tcW w:type="dxa" w:w="785"/>
+            <w:tcW w:type="dxa" w:w="1080"/>
           </w:tcPr>
           <w:p>
             <w:r>
@@ -1318,7 +899,7 @@
         </w:tc>
         <w:tc>
           <w:tcPr>
-            <w:tcW w:type="dxa" w:w="785"/>
+            <w:tcW w:type="dxa" w:w="1080"/>
           </w:tcPr>
           <w:p>
             <w:r>
@@ -1330,7 +911,7 @@
       <w:tr>
         <w:tc>
           <w:tcPr>
-            <w:tcW w:type="dxa" w:w="785"/>
+            <w:tcW w:type="dxa" w:w="1080"/>
           </w:tcPr>
           <w:p>
             <w:r>
@@ -1340,7 +921,7 @@
         </w:tc>
         <w:tc>
           <w:tcPr>
-            <w:tcW w:type="dxa" w:w="785"/>
+            <w:tcW w:type="dxa" w:w="1080"/>
           </w:tcPr>
           <w:p>
             <w:r>
@@ -1350,7 +931,7 @@
         </w:tc>
         <w:tc>
           <w:tcPr>
-            <w:tcW w:type="dxa" w:w="785"/>
+            <w:tcW w:type="dxa" w:w="1080"/>
           </w:tcPr>
           <w:p>
             <w:r>
@@ -1360,7 +941,7 @@
         </w:tc>
         <w:tc>
           <w:tcPr>
-            <w:tcW w:type="dxa" w:w="785"/>
+            <w:tcW w:type="dxa" w:w="1080"/>
           </w:tcPr>
           <w:p>
             <w:r>
@@ -1370,7 +951,7 @@
         </w:tc>
         <w:tc>
           <w:tcPr>
-            <w:tcW w:type="dxa" w:w="785"/>
+            <w:tcW w:type="dxa" w:w="1080"/>
           </w:tcPr>
           <w:p>
             <w:r>
@@ -1380,37 +961,7 @@
         </w:tc>
         <w:tc>
           <w:tcPr>
-            <w:tcW w:type="dxa" w:w="785"/>
-          </w:tcPr>
-          <w:p>
-            <w:r>
-              <w:t>0.4174107142857143</w:t>
-            </w:r>
-          </w:p>
-        </w:tc>
-        <w:tc>
-          <w:tcPr>
-            <w:tcW w:type="dxa" w:w="785"/>
-          </w:tcPr>
-          <w:p>
-            <w:r>
-              <w:t>0.309239288058494</w:t>
-            </w:r>
-          </w:p>
-        </w:tc>
-        <w:tc>
-          <w:tcPr>
-            <w:tcW w:type="dxa" w:w="785"/>
-          </w:tcPr>
-          <w:p>
-            <w:r>
-              <w:t>0.5212353911039451</w:t>
-            </w:r>
-          </w:p>
-        </w:tc>
-        <w:tc>
-          <w:tcPr>
-            <w:tcW w:type="dxa" w:w="785"/>
+            <w:tcW w:type="dxa" w:w="1080"/>
           </w:tcPr>
           <w:p>
             <w:r>
@@ -1420,7 +971,7 @@
         </w:tc>
         <w:tc>
           <w:tcPr>
-            <w:tcW w:type="dxa" w:w="785"/>
+            <w:tcW w:type="dxa" w:w="1080"/>
           </w:tcPr>
           <w:p>
             <w:r>
@@ -1430,7 +981,7 @@
         </w:tc>
         <w:tc>
           <w:tcPr>
-            <w:tcW w:type="dxa" w:w="785"/>
+            <w:tcW w:type="dxa" w:w="1080"/>
           </w:tcPr>
           <w:p>
             <w:r>
@@ -1442,7 +993,7 @@
       <w:tr>
         <w:tc>
           <w:tcPr>
-            <w:tcW w:type="dxa" w:w="785"/>
+            <w:tcW w:type="dxa" w:w="1080"/>
           </w:tcPr>
           <w:p>
             <w:r>
@@ -1452,7 +1003,7 @@
         </w:tc>
         <w:tc>
           <w:tcPr>
-            <w:tcW w:type="dxa" w:w="785"/>
+            <w:tcW w:type="dxa" w:w="1080"/>
           </w:tcPr>
           <w:p>
             <w:r>
@@ -1462,7 +1013,7 @@
         </w:tc>
         <w:tc>
           <w:tcPr>
-            <w:tcW w:type="dxa" w:w="785"/>
+            <w:tcW w:type="dxa" w:w="1080"/>
           </w:tcPr>
           <w:p>
             <w:r>
@@ -1472,7 +1023,7 @@
         </w:tc>
         <w:tc>
           <w:tcPr>
-            <w:tcW w:type="dxa" w:w="785"/>
+            <w:tcW w:type="dxa" w:w="1080"/>
           </w:tcPr>
           <w:p>
             <w:r>
@@ -1482,7 +1033,7 @@
         </w:tc>
         <w:tc>
           <w:tcPr>
-            <w:tcW w:type="dxa" w:w="785"/>
+            <w:tcW w:type="dxa" w:w="1080"/>
           </w:tcPr>
           <w:p>
             <w:r>
@@ -1492,37 +1043,7 @@
         </w:tc>
         <w:tc>
           <w:tcPr>
-            <w:tcW w:type="dxa" w:w="785"/>
-          </w:tcPr>
-          <w:p>
-            <w:r>
-              <w:t>0.4958448753462603</w:t>
-            </w:r>
-          </w:p>
-        </w:tc>
-        <w:tc>
-          <w:tcPr>
-            <w:tcW w:type="dxa" w:w="785"/>
-          </w:tcPr>
-          <w:p>
-            <w:r>
-              <w:t>0.4123565852347947</w:t>
-            </w:r>
-          </w:p>
-        </w:tc>
-        <w:tc>
-          <w:tcPr>
-            <w:tcW w:type="dxa" w:w="785"/>
-          </w:tcPr>
-          <w:p>
-            <w:r>
-              <w:t>0.5829771956489247</w:t>
-            </w:r>
-          </w:p>
-        </w:tc>
-        <w:tc>
-          <w:tcPr>
-            <w:tcW w:type="dxa" w:w="785"/>
+            <w:tcW w:type="dxa" w:w="1080"/>
           </w:tcPr>
           <w:p>
             <w:r>
@@ -1532,7 +1053,7 @@
         </w:tc>
         <w:tc>
           <w:tcPr>
-            <w:tcW w:type="dxa" w:w="785"/>
+            <w:tcW w:type="dxa" w:w="1080"/>
           </w:tcPr>
           <w:p>
             <w:r>
@@ -1542,7 +1063,7 @@
         </w:tc>
         <w:tc>
           <w:tcPr>
-            <w:tcW w:type="dxa" w:w="785"/>
+            <w:tcW w:type="dxa" w:w="1080"/>
           </w:tcPr>
           <w:p>
             <w:r>
@@ -1558,1787 +1079,7 @@
         <w:rPr>
           <w:b/>
         </w:rPr>
-        <w:t>Table 4. Protein-matched fairness benchmark.</w:t>
-      </w:r>
-    </w:p>
-    <w:tbl>
-      <w:tblPr>
-        <w:tblStyle w:val="TableGrid"/>
-        <w:tblW w:type="auto" w:w="0"/>
-        <w:tblLook w:firstColumn="1" w:firstRow="1" w:lastColumn="0" w:lastRow="0" w:noHBand="0" w:noVBand="1" w:val="04A0"/>
-      </w:tblPr>
-      <w:tblGrid>
-        <w:gridCol w:w="785"/>
-        <w:gridCol w:w="785"/>
-        <w:gridCol w:w="785"/>
-        <w:gridCol w:w="785"/>
-        <w:gridCol w:w="785"/>
-        <w:gridCol w:w="785"/>
-        <w:gridCol w:w="785"/>
-        <w:gridCol w:w="785"/>
-        <w:gridCol w:w="785"/>
-        <w:gridCol w:w="785"/>
-        <w:gridCol w:w="785"/>
-      </w:tblGrid>
-      <w:tr>
-        <w:tc>
-          <w:tcPr>
-            <w:tcW w:type="dxa" w:w="785"/>
-          </w:tcPr>
-          <w:p>
-            <w:r>
-              <w:t>model</w:t>
-            </w:r>
-          </w:p>
-        </w:tc>
-        <w:tc>
-          <w:tcPr>
-            <w:tcW w:type="dxa" w:w="785"/>
-          </w:tcPr>
-          <w:p>
-            <w:r>
-              <w:t>n_samples</w:t>
-            </w:r>
-          </w:p>
-        </w:tc>
-        <w:tc>
-          <w:tcPr>
-            <w:tcW w:type="dxa" w:w="785"/>
-          </w:tcPr>
-          <w:p>
-            <w:r>
-              <w:t>auc</w:t>
-            </w:r>
-          </w:p>
-        </w:tc>
-        <w:tc>
-          <w:tcPr>
-            <w:tcW w:type="dxa" w:w="785"/>
-          </w:tcPr>
-          <w:p>
-            <w:r>
-              <w:t>auc_ci_low</w:t>
-            </w:r>
-          </w:p>
-        </w:tc>
-        <w:tc>
-          <w:tcPr>
-            <w:tcW w:type="dxa" w:w="785"/>
-          </w:tcPr>
-          <w:p>
-            <w:r>
-              <w:t>auc_ci_high</w:t>
-            </w:r>
-          </w:p>
-        </w:tc>
-        <w:tc>
-          <w:tcPr>
-            <w:tcW w:type="dxa" w:w="785"/>
-          </w:tcPr>
-          <w:p>
-            <w:r>
-              <w:t>c_index</w:t>
-            </w:r>
-          </w:p>
-        </w:tc>
-        <w:tc>
-          <w:tcPr>
-            <w:tcW w:type="dxa" w:w="785"/>
-          </w:tcPr>
-          <w:p>
-            <w:r>
-              <w:t>c_index_ci_low</w:t>
-            </w:r>
-          </w:p>
-        </w:tc>
-        <w:tc>
-          <w:tcPr>
-            <w:tcW w:type="dxa" w:w="785"/>
-          </w:tcPr>
-          <w:p>
-            <w:r>
-              <w:t>c_index_ci_high</w:t>
-            </w:r>
-          </w:p>
-        </w:tc>
-        <w:tc>
-          <w:tcPr>
-            <w:tcW w:type="dxa" w:w="785"/>
-          </w:tcPr>
-          <w:p>
-            <w:r>
-              <w:t>cox_c_index</w:t>
-            </w:r>
-          </w:p>
-        </w:tc>
-        <w:tc>
-          <w:tcPr>
-            <w:tcW w:type="dxa" w:w="785"/>
-          </w:tcPr>
-          <w:p>
-            <w:r>
-              <w:t>cox_c_index_ci_low</w:t>
-            </w:r>
-          </w:p>
-        </w:tc>
-        <w:tc>
-          <w:tcPr>
-            <w:tcW w:type="dxa" w:w="785"/>
-          </w:tcPr>
-          <w:p>
-            <w:r>
-              <w:t>cox_c_index_ci_high</w:t>
-            </w:r>
-          </w:p>
-        </w:tc>
-      </w:tr>
-      <w:tr>
-        <w:tc>
-          <w:tcPr>
-            <w:tcW w:type="dxa" w:w="785"/>
-          </w:tcPr>
-          <w:p>
-            <w:r>
-              <w:t>integrated_no_protein</w:t>
-            </w:r>
-          </w:p>
-        </w:tc>
-        <w:tc>
-          <w:tcPr>
-            <w:tcW w:type="dxa" w:w="785"/>
-          </w:tcPr>
-          <w:p>
-            <w:r>
-              <w:t>57</w:t>
-            </w:r>
-          </w:p>
-        </w:tc>
-        <w:tc>
-          <w:tcPr>
-            <w:tcW w:type="dxa" w:w="785"/>
-          </w:tcPr>
-          <w:p>
-            <w:r>
-              <w:t>0.574792243767313</w:t>
-            </w:r>
-          </w:p>
-        </w:tc>
-        <w:tc>
-          <w:tcPr>
-            <w:tcW w:type="dxa" w:w="785"/>
-          </w:tcPr>
-          <w:p>
-            <w:r>
-              <w:t>0.4228431372549019</w:t>
-            </w:r>
-          </w:p>
-        </w:tc>
-        <w:tc>
-          <w:tcPr>
-            <w:tcW w:type="dxa" w:w="785"/>
-          </w:tcPr>
-          <w:p>
-            <w:r>
-              <w:t>0.7287767094017092</w:t>
-            </w:r>
-          </w:p>
-        </w:tc>
-        <w:tc>
-          <w:tcPr>
-            <w:tcW w:type="dxa" w:w="785"/>
-          </w:tcPr>
-          <w:p>
-            <w:r>
-              <w:t>0.5703125</w:t>
-            </w:r>
-          </w:p>
-        </w:tc>
-        <w:tc>
-          <w:tcPr>
-            <w:tcW w:type="dxa" w:w="785"/>
-          </w:tcPr>
-          <w:p>
-            <w:r>
-              <w:t>0.4617914019683379</w:t>
-            </w:r>
-          </w:p>
-        </w:tc>
-        <w:tc>
-          <w:tcPr>
-            <w:tcW w:type="dxa" w:w="785"/>
-          </w:tcPr>
-          <w:p>
-            <w:r>
-              <w:t>0.6738666224686596</w:t>
-            </w:r>
-          </w:p>
-        </w:tc>
-        <w:tc>
-          <w:tcPr>
-            <w:tcW w:type="dxa" w:w="785"/>
-          </w:tcPr>
-          <w:p>
-            <w:r>
-              <w:t>0.5602678571428571</w:t>
-            </w:r>
-          </w:p>
-        </w:tc>
-        <w:tc>
-          <w:tcPr>
-            <w:tcW w:type="dxa" w:w="785"/>
-          </w:tcPr>
-          <w:p>
-            <w:r>
-              <w:t>0.4681481255342533</w:t>
-            </w:r>
-          </w:p>
-        </w:tc>
-        <w:tc>
-          <w:tcPr>
-            <w:tcW w:type="dxa" w:w="785"/>
-          </w:tcPr>
-          <w:p>
-            <w:r>
-              <w:t>0.6687189054726367</w:t>
-            </w:r>
-          </w:p>
-        </w:tc>
-      </w:tr>
-      <w:tr>
-        <w:tc>
-          <w:tcPr>
-            <w:tcW w:type="dxa" w:w="785"/>
-          </w:tcPr>
-          <w:p>
-            <w:r>
-              <w:t>cna</w:t>
-            </w:r>
-          </w:p>
-        </w:tc>
-        <w:tc>
-          <w:tcPr>
-            <w:tcW w:type="dxa" w:w="785"/>
-          </w:tcPr>
-          <w:p>
-            <w:r>
-              <w:t>57</w:t>
-            </w:r>
-          </w:p>
-        </w:tc>
-        <w:tc>
-          <w:tcPr>
-            <w:tcW w:type="dxa" w:w="785"/>
-          </w:tcPr>
-          <w:p>
-            <w:r>
-              <w:t>0.5090027700831026</w:t>
-            </w:r>
-          </w:p>
-        </w:tc>
-        <w:tc>
-          <w:tcPr>
-            <w:tcW w:type="dxa" w:w="785"/>
-          </w:tcPr>
-          <w:p>
-            <w:r>
-              <w:t>0.3478385257401877</w:t>
-            </w:r>
-          </w:p>
-        </w:tc>
-        <w:tc>
-          <w:tcPr>
-            <w:tcW w:type="dxa" w:w="785"/>
-          </w:tcPr>
-          <w:p>
-            <w:r>
-              <w:t>0.6825000000000001</w:t>
-            </w:r>
-          </w:p>
-        </w:tc>
-        <w:tc>
-          <w:tcPr>
-            <w:tcW w:type="dxa" w:w="785"/>
-          </w:tcPr>
-          <w:p>
-            <w:r>
-              <w:t>0.4793526785714285</w:t>
-            </w:r>
-          </w:p>
-        </w:tc>
-        <w:tc>
-          <w:tcPr>
-            <w:tcW w:type="dxa" w:w="785"/>
-          </w:tcPr>
-          <w:p>
-            <w:r>
-              <w:t>0.3386171302111679</w:t>
-            </w:r>
-          </w:p>
-        </w:tc>
-        <w:tc>
-          <w:tcPr>
-            <w:tcW w:type="dxa" w:w="785"/>
-          </w:tcPr>
-          <w:p>
-            <w:r>
-              <w:t>0.603673421203909</w:t>
-            </w:r>
-          </w:p>
-        </w:tc>
-        <w:tc>
-          <w:tcPr>
-            <w:tcW w:type="dxa" w:w="785"/>
-          </w:tcPr>
-          <w:p>
-            <w:r>
-              <w:t>0.3604910714285714</w:t>
-            </w:r>
-          </w:p>
-        </w:tc>
-        <w:tc>
-          <w:tcPr>
-            <w:tcW w:type="dxa" w:w="785"/>
-          </w:tcPr>
-          <w:p>
-            <w:r>
-              <w:t>0.2649551707617548</w:t>
-            </w:r>
-          </w:p>
-        </w:tc>
-        <w:tc>
-          <w:tcPr>
-            <w:tcW w:type="dxa" w:w="785"/>
-          </w:tcPr>
-          <w:p>
-            <w:r>
-              <w:t>0.4732518928548705</w:t>
-            </w:r>
-          </w:p>
-        </w:tc>
-      </w:tr>
-      <w:tr>
-        <w:tc>
-          <w:tcPr>
-            <w:tcW w:type="dxa" w:w="785"/>
-          </w:tcPr>
-          <w:p>
-            <w:r>
-              <w:t>integrated_with_protein</w:t>
-            </w:r>
-          </w:p>
-        </w:tc>
-        <w:tc>
-          <w:tcPr>
-            <w:tcW w:type="dxa" w:w="785"/>
-          </w:tcPr>
-          <w:p>
-            <w:r>
-              <w:t>57</w:t>
-            </w:r>
-          </w:p>
-        </w:tc>
-        <w:tc>
-          <w:tcPr>
-            <w:tcW w:type="dxa" w:w="785"/>
-          </w:tcPr>
-          <w:p>
-            <w:r>
-              <w:t>0.4833795013850416</w:t>
-            </w:r>
-          </w:p>
-        </w:tc>
-        <w:tc>
-          <w:tcPr>
-            <w:tcW w:type="dxa" w:w="785"/>
-          </w:tcPr>
-          <w:p>
-            <w:r>
-              <w:t>0.3163492913645352</w:t>
-            </w:r>
-          </w:p>
-        </w:tc>
-        <w:tc>
-          <w:tcPr>
-            <w:tcW w:type="dxa" w:w="785"/>
-          </w:tcPr>
-          <w:p>
-            <w:r>
-              <w:t>0.6443861881361881</w:t>
-            </w:r>
-          </w:p>
-        </w:tc>
-        <w:tc>
-          <w:tcPr>
-            <w:tcW w:type="dxa" w:w="785"/>
-          </w:tcPr>
-          <w:p>
-            <w:r>
-              <w:t>0.4274553571428571</w:t>
-            </w:r>
-          </w:p>
-        </w:tc>
-        <w:tc>
-          <w:tcPr>
-            <w:tcW w:type="dxa" w:w="785"/>
-          </w:tcPr>
-          <w:p>
-            <w:r>
-              <w:t>0.334172696906673</w:t>
-            </w:r>
-          </w:p>
-        </w:tc>
-        <w:tc>
-          <w:tcPr>
-            <w:tcW w:type="dxa" w:w="785"/>
-          </w:tcPr>
-          <w:p>
-            <w:r>
-              <w:t>0.5331289272801906</w:t>
-            </w:r>
-          </w:p>
-        </w:tc>
-        <w:tc>
-          <w:tcPr>
-            <w:tcW w:type="dxa" w:w="785"/>
-          </w:tcPr>
-          <w:p>
-            <w:r>
-              <w:t>0.5390625</w:t>
-            </w:r>
-          </w:p>
-        </w:tc>
-        <w:tc>
-          <w:tcPr>
-            <w:tcW w:type="dxa" w:w="785"/>
-          </w:tcPr>
-          <w:p>
-            <w:r>
-              <w:t>0.4324213524318414</w:t>
-            </w:r>
-          </w:p>
-        </w:tc>
-        <w:tc>
-          <w:tcPr>
-            <w:tcW w:type="dxa" w:w="785"/>
-          </w:tcPr>
-          <w:p>
-            <w:r>
-              <w:t>0.6737039449763664</w:t>
-            </w:r>
-          </w:p>
-        </w:tc>
-      </w:tr>
-      <w:tr>
-        <w:tc>
-          <w:tcPr>
-            <w:tcW w:type="dxa" w:w="785"/>
-          </w:tcPr>
-          <w:p>
-            <w:r>
-              <w:t>protein_modules</w:t>
-            </w:r>
-          </w:p>
-        </w:tc>
-        <w:tc>
-          <w:tcPr>
-            <w:tcW w:type="dxa" w:w="785"/>
-          </w:tcPr>
-          <w:p>
-            <w:r>
-              <w:t>57</w:t>
-            </w:r>
-          </w:p>
-        </w:tc>
-        <w:tc>
-          <w:tcPr>
-            <w:tcW w:type="dxa" w:w="785"/>
-          </w:tcPr>
-          <w:p>
-            <w:r>
-              <w:t>0.4806094182825485</w:t>
-            </w:r>
-          </w:p>
-        </w:tc>
-        <w:tc>
-          <w:tcPr>
-            <w:tcW w:type="dxa" w:w="785"/>
-          </w:tcPr>
-          <w:p>
-            <w:r>
-              <w:t>0.3099521836564519</w:t>
-            </w:r>
-          </w:p>
-        </w:tc>
-        <w:tc>
-          <w:tcPr>
-            <w:tcW w:type="dxa" w:w="785"/>
-          </w:tcPr>
-          <w:p>
-            <w:r>
-              <w:t>0.6415336168164313</w:t>
-            </w:r>
-          </w:p>
-        </w:tc>
-        <w:tc>
-          <w:tcPr>
-            <w:tcW w:type="dxa" w:w="785"/>
-          </w:tcPr>
-          <w:p>
-            <w:r>
-              <w:t>0.4174107142857143</w:t>
-            </w:r>
-          </w:p>
-        </w:tc>
-        <w:tc>
-          <w:tcPr>
-            <w:tcW w:type="dxa" w:w="785"/>
-          </w:tcPr>
-          <w:p>
-            <w:r>
-              <w:t>0.309239288058494</w:t>
-            </w:r>
-          </w:p>
-        </w:tc>
-        <w:tc>
-          <w:tcPr>
-            <w:tcW w:type="dxa" w:w="785"/>
-          </w:tcPr>
-          <w:p>
-            <w:r>
-              <w:t>0.5212353911039451</w:t>
-            </w:r>
-          </w:p>
-        </w:tc>
-        <w:tc>
-          <w:tcPr>
-            <w:tcW w:type="dxa" w:w="785"/>
-          </w:tcPr>
-          <w:p>
-            <w:r>
-              <w:t>0.5569196428571429</w:t>
-            </w:r>
-          </w:p>
-        </w:tc>
-        <w:tc>
-          <w:tcPr>
-            <w:tcW w:type="dxa" w:w="785"/>
-          </w:tcPr>
-          <w:p>
-            <w:r>
-              <w:t>0.4625948734771782</w:t>
-            </w:r>
-          </w:p>
-        </w:tc>
-        <w:tc>
-          <w:tcPr>
-            <w:tcW w:type="dxa" w:w="785"/>
-          </w:tcPr>
-          <w:p>
-            <w:r>
-              <w:t>0.6645351290354231</w:t>
-            </w:r>
-          </w:p>
-        </w:tc>
-      </w:tr>
-      <w:tr>
-        <w:tc>
-          <w:tcPr>
-            <w:tcW w:type="dxa" w:w="785"/>
-          </w:tcPr>
-          <w:p>
-            <w:r>
-              <w:t>methylation</w:t>
-            </w:r>
-          </w:p>
-        </w:tc>
-        <w:tc>
-          <w:tcPr>
-            <w:tcW w:type="dxa" w:w="785"/>
-          </w:tcPr>
-          <w:p>
-            <w:r>
-              <w:t>57</w:t>
-            </w:r>
-          </w:p>
-        </w:tc>
-        <w:tc>
-          <w:tcPr>
-            <w:tcW w:type="dxa" w:w="785"/>
-          </w:tcPr>
-          <w:p>
-            <w:r>
-              <w:t>0.425207756232687</w:t>
-            </w:r>
-          </w:p>
-        </w:tc>
-        <w:tc>
-          <w:tcPr>
-            <w:tcW w:type="dxa" w:w="785"/>
-          </w:tcPr>
-          <w:p>
-            <w:r>
-              <w:t>0.2565348202824133</w:t>
-            </w:r>
-          </w:p>
-        </w:tc>
-        <w:tc>
-          <w:tcPr>
-            <w:tcW w:type="dxa" w:w="785"/>
-          </w:tcPr>
-          <w:p>
-            <w:r>
-              <w:t>0.5950664228768326</w:t>
-            </w:r>
-          </w:p>
-        </w:tc>
-        <w:tc>
-          <w:tcPr>
-            <w:tcW w:type="dxa" w:w="785"/>
-          </w:tcPr>
-          <w:p>
-            <w:r>
-              <w:t>0.4162946428571428</w:t>
-            </w:r>
-          </w:p>
-        </w:tc>
-        <w:tc>
-          <w:tcPr>
-            <w:tcW w:type="dxa" w:w="785"/>
-          </w:tcPr>
-          <w:p>
-            <w:r>
-              <w:t>0.3043225555861067</w:t>
-            </w:r>
-          </w:p>
-        </w:tc>
-        <w:tc>
-          <w:tcPr>
-            <w:tcW w:type="dxa" w:w="785"/>
-          </w:tcPr>
-          <w:p>
-            <w:r>
-              <w:t>0.5223887435196346</w:t>
-            </w:r>
-          </w:p>
-        </w:tc>
-        <w:tc>
-          <w:tcPr>
-            <w:tcW w:type="dxa" w:w="785"/>
-          </w:tcPr>
-          <w:p>
-            <w:r>
-              <w:t>0.4743303571428571</w:t>
-            </w:r>
-          </w:p>
-        </w:tc>
-        <w:tc>
-          <w:tcPr>
-            <w:tcW w:type="dxa" w:w="785"/>
-          </w:tcPr>
-          <w:p>
-            <w:r>
-              <w:t>0.3630370904702827</w:t>
-            </w:r>
-          </w:p>
-        </w:tc>
-        <w:tc>
-          <w:tcPr>
-            <w:tcW w:type="dxa" w:w="785"/>
-          </w:tcPr>
-          <w:p>
-            <w:r>
-              <w:t>0.5853271066155478</w:t>
-            </w:r>
-          </w:p>
-        </w:tc>
-      </w:tr>
-      <w:tr>
-        <w:tc>
-          <w:tcPr>
-            <w:tcW w:type="dxa" w:w="785"/>
-          </w:tcPr>
-          <w:p>
-            <w:r>
-              <w:t>mutation</w:t>
-            </w:r>
-          </w:p>
-        </w:tc>
-        <w:tc>
-          <w:tcPr>
-            <w:tcW w:type="dxa" w:w="785"/>
-          </w:tcPr>
-          <w:p>
-            <w:r>
-              <w:t>57</w:t>
-            </w:r>
-          </w:p>
-        </w:tc>
-        <w:tc>
-          <w:tcPr>
-            <w:tcW w:type="dxa" w:w="785"/>
-          </w:tcPr>
-          <w:p>
-            <w:r>
-              <w:t>0.409972299168975</w:t>
-            </w:r>
-          </w:p>
-        </w:tc>
-        <w:tc>
-          <w:tcPr>
-            <w:tcW w:type="dxa" w:w="785"/>
-          </w:tcPr>
-          <w:p>
-            <w:r>
-              <w:t>0.2378562449492682</w:t>
-            </w:r>
-          </w:p>
-        </w:tc>
-        <w:tc>
-          <w:tcPr>
-            <w:tcW w:type="dxa" w:w="785"/>
-          </w:tcPr>
-          <w:p>
-            <w:r>
-              <w:t>0.573047328171982</w:t>
-            </w:r>
-          </w:p>
-        </w:tc>
-        <w:tc>
-          <w:tcPr>
-            <w:tcW w:type="dxa" w:w="785"/>
-          </w:tcPr>
-          <w:p>
-            <w:r>
-              <w:t>0.4229910714285714</w:t>
-            </w:r>
-          </w:p>
-        </w:tc>
-        <w:tc>
-          <w:tcPr>
-            <w:tcW w:type="dxa" w:w="785"/>
-          </w:tcPr>
-          <w:p>
-            <w:r>
-              <w:t>0.3053438773064941</w:t>
-            </w:r>
-          </w:p>
-        </w:tc>
-        <w:tc>
-          <w:tcPr>
-            <w:tcW w:type="dxa" w:w="785"/>
-          </w:tcPr>
-          <w:p>
-            <w:r>
-              <w:t>0.5267099278053666</w:t>
-            </w:r>
-          </w:p>
-        </w:tc>
-        <w:tc>
-          <w:tcPr>
-            <w:tcW w:type="dxa" w:w="785"/>
-          </w:tcPr>
-          <w:p>
-            <w:r>
-              <w:t>0.5435267857142857</w:t>
-            </w:r>
-          </w:p>
-        </w:tc>
-        <w:tc>
-          <w:tcPr>
-            <w:tcW w:type="dxa" w:w="785"/>
-          </w:tcPr>
-          <w:p>
-            <w:r>
-              <w:t>0.3900872264931993</w:t>
-            </w:r>
-          </w:p>
-        </w:tc>
-        <w:tc>
-          <w:tcPr>
-            <w:tcW w:type="dxa" w:w="785"/>
-          </w:tcPr>
-          <w:p>
-            <w:r>
-              <w:t>0.6512999782703173</w:t>
-            </w:r>
-          </w:p>
-        </w:tc>
-      </w:tr>
-      <w:tr>
-        <w:tc>
-          <w:tcPr>
-            <w:tcW w:type="dxa" w:w="785"/>
-          </w:tcPr>
-          <w:p>
-            <w:r>
-              <w:t>rna_modules</w:t>
-            </w:r>
-          </w:p>
-        </w:tc>
-        <w:tc>
-          <w:tcPr>
-            <w:tcW w:type="dxa" w:w="785"/>
-          </w:tcPr>
-          <w:p>
-            <w:r>
-              <w:t>57</w:t>
-            </w:r>
-          </w:p>
-        </w:tc>
-        <w:tc>
-          <w:tcPr>
-            <w:tcW w:type="dxa" w:w="785"/>
-          </w:tcPr>
-          <w:p>
-            <w:r>
-              <w:t>0.3795013850415512</w:t>
-            </w:r>
-          </w:p>
-        </w:tc>
-        <w:tc>
-          <w:tcPr>
-            <w:tcW w:type="dxa" w:w="785"/>
-          </w:tcPr>
-          <w:p>
-            <w:r>
-              <w:t>0.2270046604776521</w:t>
-            </w:r>
-          </w:p>
-        </w:tc>
-        <w:tc>
-          <w:tcPr>
-            <w:tcW w:type="dxa" w:w="785"/>
-          </w:tcPr>
-          <w:p>
-            <w:r>
-              <w:t>0.5170249795249794</w:t>
-            </w:r>
-          </w:p>
-        </w:tc>
-        <w:tc>
-          <w:tcPr>
-            <w:tcW w:type="dxa" w:w="785"/>
-          </w:tcPr>
-          <w:p>
-            <w:r>
-              <w:t>0.5212053571428571</w:t>
-            </w:r>
-          </w:p>
-        </w:tc>
-        <w:tc>
-          <w:tcPr>
-            <w:tcW w:type="dxa" w:w="785"/>
-          </w:tcPr>
-          <w:p>
-            <w:r>
-              <w:t>0.386998356225596</w:t>
-            </w:r>
-          </w:p>
-        </w:tc>
-        <w:tc>
-          <w:tcPr>
-            <w:tcW w:type="dxa" w:w="785"/>
-          </w:tcPr>
-          <w:p>
-            <w:r>
-              <w:t>0.6763125666133457</w:t>
-            </w:r>
-          </w:p>
-        </w:tc>
-        <w:tc>
-          <w:tcPr>
-            <w:tcW w:type="dxa" w:w="785"/>
-          </w:tcPr>
-          <w:p>
-            <w:r>
-              <w:t>0.5290178571428571</w:t>
-            </w:r>
-          </w:p>
-        </w:tc>
-        <w:tc>
-          <w:tcPr>
-            <w:tcW w:type="dxa" w:w="785"/>
-          </w:tcPr>
-          <w:p>
-            <w:r>
-              <w:t>0.4007855432790664</w:t>
-            </w:r>
-          </w:p>
-        </w:tc>
-        <w:tc>
-          <w:tcPr>
-            <w:tcW w:type="dxa" w:w="785"/>
-          </w:tcPr>
-          <w:p>
-            <w:r>
-              <w:t>0.6581758899311405</w:t>
-            </w:r>
-          </w:p>
-        </w:tc>
-      </w:tr>
-    </w:tbl>
-    <w:p/>
-    <w:p>
-      <w:r>
-        <w:rPr>
-          <w:b/>
-        </w:rPr>
-        <w:t>Table 5. Top network hubs by rank_score.</w:t>
-      </w:r>
-    </w:p>
-    <w:tbl>
-      <w:tblPr>
-        <w:tblStyle w:val="TableGrid"/>
-        <w:tblW w:type="auto" w:w="0"/>
-        <w:tblLook w:firstColumn="1" w:firstRow="1" w:lastColumn="0" w:lastRow="0" w:noHBand="0" w:noVBand="1" w:val="04A0"/>
-      </w:tblPr>
-      <w:tblGrid>
-        <w:gridCol w:w="1728"/>
-        <w:gridCol w:w="1728"/>
-        <w:gridCol w:w="1728"/>
-        <w:gridCol w:w="1728"/>
-        <w:gridCol w:w="1728"/>
-      </w:tblGrid>
-      <w:tr>
-        <w:tc>
-          <w:tcPr>
-            <w:tcW w:type="dxa" w:w="1728"/>
-          </w:tcPr>
-          <w:p>
-            <w:r>
-              <w:t>node</w:t>
-            </w:r>
-          </w:p>
-        </w:tc>
-        <w:tc>
-          <w:tcPr>
-            <w:tcW w:type="dxa" w:w="1728"/>
-          </w:tcPr>
-          <w:p>
-            <w:r>
-              <w:t>degree</w:t>
-            </w:r>
-          </w:p>
-        </w:tc>
-        <w:tc>
-          <w:tcPr>
-            <w:tcW w:type="dxa" w:w="1728"/>
-          </w:tcPr>
-          <w:p>
-            <w:r>
-              <w:t>betweenness</w:t>
-            </w:r>
-          </w:p>
-        </w:tc>
-        <w:tc>
-          <w:tcPr>
-            <w:tcW w:type="dxa" w:w="1728"/>
-          </w:tcPr>
-          <w:p>
-            <w:r>
-              <w:t>pagerank</w:t>
-            </w:r>
-          </w:p>
-        </w:tc>
-        <w:tc>
-          <w:tcPr>
-            <w:tcW w:type="dxa" w:w="1728"/>
-          </w:tcPr>
-          <w:p>
-            <w:r>
-              <w:t>rank_score</w:t>
-            </w:r>
-          </w:p>
-        </w:tc>
-      </w:tr>
-      <w:tr>
-        <w:tc>
-          <w:tcPr>
-            <w:tcW w:type="dxa" w:w="1728"/>
-          </w:tcPr>
-          <w:p>
-            <w:r>
-              <w:t>LF8</w:t>
-            </w:r>
-          </w:p>
-        </w:tc>
-        <w:tc>
-          <w:tcPr>
-            <w:tcW w:type="dxa" w:w="1728"/>
-          </w:tcPr>
-          <w:p>
-            <w:r>
-              <w:t>7</w:t>
-            </w:r>
-          </w:p>
-        </w:tc>
-        <w:tc>
-          <w:tcPr>
-            <w:tcW w:type="dxa" w:w="1728"/>
-          </w:tcPr>
-          <w:p>
-            <w:r>
-              <w:t>0.2539745278875713</w:t>
-            </w:r>
-          </w:p>
-        </w:tc>
-        <w:tc>
-          <w:tcPr>
-            <w:tcW w:type="dxa" w:w="1728"/>
-          </w:tcPr>
-          <w:p>
-            <w:r>
-              <w:t>0.054878478958625</w:t>
-            </w:r>
-          </w:p>
-        </w:tc>
-        <w:tc>
-          <w:tcPr>
-            <w:tcW w:type="dxa" w:w="1728"/>
-          </w:tcPr>
-          <w:p>
-            <w:r>
-              <w:t>0.9822695035460992</w:t>
-            </w:r>
-          </w:p>
-        </w:tc>
-      </w:tr>
-      <w:tr>
-        <w:tc>
-          <w:tcPr>
-            <w:tcW w:type="dxa" w:w="1728"/>
-          </w:tcPr>
-          <w:p>
-            <w:r>
-              <w:t>LF5</w:t>
-            </w:r>
-          </w:p>
-        </w:tc>
-        <w:tc>
-          <w:tcPr>
-            <w:tcW w:type="dxa" w:w="1728"/>
-          </w:tcPr>
-          <w:p>
-            <w:r>
-              <w:t>8</w:t>
-            </w:r>
-          </w:p>
-        </w:tc>
-        <w:tc>
-          <w:tcPr>
-            <w:tcW w:type="dxa" w:w="1728"/>
-          </w:tcPr>
-          <w:p>
-            <w:r>
-              <w:t>0.2374417745432238</w:t>
-            </w:r>
-          </w:p>
-        </w:tc>
-        <w:tc>
-          <w:tcPr>
-            <w:tcW w:type="dxa" w:w="1728"/>
-          </w:tcPr>
-          <w:p>
-            <w:r>
-              <w:t>0.0470881514530398</w:t>
-            </w:r>
-          </w:p>
-        </w:tc>
-        <w:tc>
-          <w:tcPr>
-            <w:tcW w:type="dxa" w:w="1728"/>
-          </w:tcPr>
-          <w:p>
-            <w:r>
-              <w:t>0.975177304964539</w:t>
-            </w:r>
-          </w:p>
-        </w:tc>
-      </w:tr>
-      <w:tr>
-        <w:tc>
-          <w:tcPr>
-            <w:tcW w:type="dxa" w:w="1728"/>
-          </w:tcPr>
-          <w:p>
-            <w:r>
-              <w:t>LF6</w:t>
-            </w:r>
-          </w:p>
-        </w:tc>
-        <w:tc>
-          <w:tcPr>
-            <w:tcW w:type="dxa" w:w="1728"/>
-          </w:tcPr>
-          <w:p>
-            <w:r>
-              <w:t>8</w:t>
-            </w:r>
-          </w:p>
-        </w:tc>
-        <w:tc>
-          <w:tcPr>
-            <w:tcW w:type="dxa" w:w="1728"/>
-          </w:tcPr>
-          <w:p>
-            <w:r>
-              <w:t>0.1838786414873371</w:t>
-            </w:r>
-          </w:p>
-        </w:tc>
-        <w:tc>
-          <w:tcPr>
-            <w:tcW w:type="dxa" w:w="1728"/>
-          </w:tcPr>
-          <w:p>
-            <w:r>
-              <w:t>0.0521819347147077</w:t>
-            </w:r>
-          </w:p>
-        </w:tc>
-        <w:tc>
-          <w:tcPr>
-            <w:tcW w:type="dxa" w:w="1728"/>
-          </w:tcPr>
-          <w:p>
-            <w:r>
-              <w:t>0.9680851063829788</w:t>
-            </w:r>
-          </w:p>
-        </w:tc>
-      </w:tr>
-      <w:tr>
-        <w:tc>
-          <w:tcPr>
-            <w:tcW w:type="dxa" w:w="1728"/>
-          </w:tcPr>
-          <w:p>
-            <w:r>
-              <w:t>LF7</w:t>
-            </w:r>
-          </w:p>
-        </w:tc>
-        <w:tc>
-          <w:tcPr>
-            <w:tcW w:type="dxa" w:w="1728"/>
-          </w:tcPr>
-          <w:p>
-            <w:r>
-              <w:t>7</w:t>
-            </w:r>
-          </w:p>
-        </w:tc>
-        <w:tc>
-          <w:tcPr>
-            <w:tcW w:type="dxa" w:w="1728"/>
-          </w:tcPr>
-          <w:p>
-            <w:r>
-              <w:t>0.2191355236282772</w:t>
-            </w:r>
-          </w:p>
-        </w:tc>
-        <w:tc>
-          <w:tcPr>
-            <w:tcW w:type="dxa" w:w="1728"/>
-          </w:tcPr>
-          <w:p>
-            <w:r>
-              <w:t>0.0466832811154473</w:t>
-            </w:r>
-          </w:p>
-        </w:tc>
-        <w:tc>
-          <w:tcPr>
-            <w:tcW w:type="dxa" w:w="1728"/>
-          </w:tcPr>
-          <w:p>
-            <w:r>
-              <w:t>0.946808510638298</w:t>
-            </w:r>
-          </w:p>
-        </w:tc>
-      </w:tr>
-      <w:tr>
-        <w:tc>
-          <w:tcPr>
-            <w:tcW w:type="dxa" w:w="1728"/>
-          </w:tcPr>
-          <w:p>
-            <w:r>
-              <w:t>rna_module_004</w:t>
-            </w:r>
-          </w:p>
-        </w:tc>
-        <w:tc>
-          <w:tcPr>
-            <w:tcW w:type="dxa" w:w="1728"/>
-          </w:tcPr>
-          <w:p>
-            <w:r>
-              <w:t>6</w:t>
-            </w:r>
-          </w:p>
-        </w:tc>
-        <w:tc>
-          <w:tcPr>
-            <w:tcW w:type="dxa" w:w="1728"/>
-          </w:tcPr>
-          <w:p>
-            <w:r>
-              <w:t>0.1115287450070059</w:t>
-            </w:r>
-          </w:p>
-        </w:tc>
-        <w:tc>
-          <w:tcPr>
-            <w:tcW w:type="dxa" w:w="1728"/>
-          </w:tcPr>
-          <w:p>
-            <w:r>
-              <w:t>0.0356656640725821</w:t>
-            </w:r>
-          </w:p>
-        </w:tc>
-        <w:tc>
-          <w:tcPr>
-            <w:tcW w:type="dxa" w:w="1728"/>
-          </w:tcPr>
-          <w:p>
-            <w:r>
-              <w:t>0.875886524822695</w:t>
-            </w:r>
-          </w:p>
-        </w:tc>
-      </w:tr>
-      <w:tr>
-        <w:tc>
-          <w:tcPr>
-            <w:tcW w:type="dxa" w:w="1728"/>
-          </w:tcPr>
-          <w:p>
-            <w:r>
-              <w:t>rna_module_007</w:t>
-            </w:r>
-          </w:p>
-        </w:tc>
-        <w:tc>
-          <w:tcPr>
-            <w:tcW w:type="dxa" w:w="1728"/>
-          </w:tcPr>
-          <w:p>
-            <w:r>
-              <w:t>6</w:t>
-            </w:r>
-          </w:p>
-        </w:tc>
-        <w:tc>
-          <w:tcPr>
-            <w:tcW w:type="dxa" w:w="1728"/>
-          </w:tcPr>
-          <w:p>
-            <w:r>
-              <w:t>0.1483713254003109</w:t>
-            </w:r>
-          </w:p>
-        </w:tc>
-        <w:tc>
-          <w:tcPr>
-            <w:tcW w:type="dxa" w:w="1728"/>
-          </w:tcPr>
-          <w:p>
-            <w:r>
-              <w:t>0.0293729908434045</w:t>
-            </w:r>
-          </w:p>
-        </w:tc>
-        <w:tc>
-          <w:tcPr>
-            <w:tcW w:type="dxa" w:w="1728"/>
-          </w:tcPr>
-          <w:p>
-            <w:r>
-              <w:t>0.8475177304964538</w:t>
-            </w:r>
-          </w:p>
-        </w:tc>
-      </w:tr>
-      <w:tr>
-        <w:tc>
-          <w:tcPr>
-            <w:tcW w:type="dxa" w:w="1728"/>
-          </w:tcPr>
-          <w:p>
-            <w:r>
-              <w:t>LF4</w:t>
-            </w:r>
-          </w:p>
-        </w:tc>
-        <w:tc>
-          <w:tcPr>
-            <w:tcW w:type="dxa" w:w="1728"/>
-          </w:tcPr>
-          <w:p>
-            <w:r>
-              <w:t>6</w:t>
-            </w:r>
-          </w:p>
-        </w:tc>
-        <w:tc>
-          <w:tcPr>
-            <w:tcW w:type="dxa" w:w="1728"/>
-          </w:tcPr>
-          <w:p>
-            <w:r>
-              <w:t>0.067193118207611</w:t>
-            </w:r>
-          </w:p>
-        </w:tc>
-        <w:tc>
-          <w:tcPr>
-            <w:tcW w:type="dxa" w:w="1728"/>
-          </w:tcPr>
-          <w:p>
-            <w:r>
-              <w:t>0.0356251229867031</w:t>
-            </w:r>
-          </w:p>
-        </w:tc>
-        <w:tc>
-          <w:tcPr>
-            <w:tcW w:type="dxa" w:w="1728"/>
-          </w:tcPr>
-          <w:p>
-            <w:r>
-              <w:t>0.8262411347517732</w:t>
-            </w:r>
-          </w:p>
-        </w:tc>
-      </w:tr>
-      <w:tr>
-        <w:tc>
-          <w:tcPr>
-            <w:tcW w:type="dxa" w:w="1728"/>
-          </w:tcPr>
-          <w:p>
-            <w:r>
-              <w:t>LF2</w:t>
-            </w:r>
-          </w:p>
-        </w:tc>
-        <w:tc>
-          <w:tcPr>
-            <w:tcW w:type="dxa" w:w="1728"/>
-          </w:tcPr>
-          <w:p>
-            <w:r>
-              <w:t>6</w:t>
-            </w:r>
-          </w:p>
-        </w:tc>
-        <w:tc>
-          <w:tcPr>
-            <w:tcW w:type="dxa" w:w="1728"/>
-          </w:tcPr>
-          <w:p>
-            <w:r>
-              <w:t>0.0518430683648075</w:t>
-            </w:r>
-          </w:p>
-        </w:tc>
-        <w:tc>
-          <w:tcPr>
-            <w:tcW w:type="dxa" w:w="1728"/>
-          </w:tcPr>
-          <w:p>
-            <w:r>
-              <w:t>0.0410229239208005</w:t>
-            </w:r>
-          </w:p>
-        </w:tc>
-        <w:tc>
-          <w:tcPr>
-            <w:tcW w:type="dxa" w:w="1728"/>
-          </w:tcPr>
-          <w:p>
-            <w:r>
-              <w:t>0.8120567375886525</w:t>
-            </w:r>
-          </w:p>
-        </w:tc>
-      </w:tr>
-      <w:tr>
-        <w:tc>
-          <w:tcPr>
-            <w:tcW w:type="dxa" w:w="1728"/>
-          </w:tcPr>
-          <w:p>
-            <w:r>
-              <w:t>rna_module_005</w:t>
-            </w:r>
-          </w:p>
-        </w:tc>
-        <w:tc>
-          <w:tcPr>
-            <w:tcW w:type="dxa" w:w="1728"/>
-          </w:tcPr>
-          <w:p>
-            <w:r>
-              <w:t>5</w:t>
-            </w:r>
-          </w:p>
-        </w:tc>
-        <w:tc>
-          <w:tcPr>
-            <w:tcW w:type="dxa" w:w="1728"/>
-          </w:tcPr>
-          <w:p>
-            <w:r>
-              <w:t>0.0879223916180437</w:t>
-            </w:r>
-          </w:p>
-        </w:tc>
-        <w:tc>
-          <w:tcPr>
-            <w:tcW w:type="dxa" w:w="1728"/>
-          </w:tcPr>
-          <w:p>
-            <w:r>
-              <w:t>0.0318159895273691</w:t>
-            </w:r>
-          </w:p>
-        </w:tc>
-        <w:tc>
-          <w:tcPr>
-            <w:tcW w:type="dxa" w:w="1728"/>
-          </w:tcPr>
-          <w:p>
-            <w:r>
-              <w:t>0.8014184397163121</w:t>
-            </w:r>
-          </w:p>
-        </w:tc>
-      </w:tr>
-      <w:tr>
-        <w:tc>
-          <w:tcPr>
-            <w:tcW w:type="dxa" w:w="1728"/>
-          </w:tcPr>
-          <w:p>
-            <w:r>
-              <w:t>LF3</w:t>
-            </w:r>
-          </w:p>
-        </w:tc>
-        <w:tc>
-          <w:tcPr>
-            <w:tcW w:type="dxa" w:w="1728"/>
-          </w:tcPr>
-          <w:p>
-            <w:r>
-              <w:t>5</w:t>
-            </w:r>
-          </w:p>
-        </w:tc>
-        <w:tc>
-          <w:tcPr>
-            <w:tcW w:type="dxa" w:w="1728"/>
-          </w:tcPr>
-          <w:p>
-            <w:r>
-              <w:t>0.1073537305421363</w:t>
-            </w:r>
-          </w:p>
-        </w:tc>
-        <w:tc>
-          <w:tcPr>
-            <w:tcW w:type="dxa" w:w="1728"/>
-          </w:tcPr>
-          <w:p>
-            <w:r>
-              <w:t>0.0313384207728114</w:t>
-            </w:r>
-          </w:p>
-        </w:tc>
-        <w:tc>
-          <w:tcPr>
-            <w:tcW w:type="dxa" w:w="1728"/>
-          </w:tcPr>
-          <w:p>
-            <w:r>
-              <w:t>0.8014184397163121</w:t>
-            </w:r>
-          </w:p>
-        </w:tc>
-      </w:tr>
-      <w:tr>
-        <w:tc>
-          <w:tcPr>
-            <w:tcW w:type="dxa" w:w="1728"/>
-          </w:tcPr>
-          <w:p>
-            <w:r>
-              <w:t>LF9</w:t>
-            </w:r>
-          </w:p>
-        </w:tc>
-        <w:tc>
-          <w:tcPr>
-            <w:tcW w:type="dxa" w:w="1728"/>
-          </w:tcPr>
-          <w:p>
-            <w:r>
-              <w:t>5</w:t>
-            </w:r>
-          </w:p>
-        </w:tc>
-        <w:tc>
-          <w:tcPr>
-            <w:tcW w:type="dxa" w:w="1728"/>
-          </w:tcPr>
-          <w:p>
-            <w:r>
-              <w:t>0.0806634321127075</w:t>
-            </w:r>
-          </w:p>
-        </w:tc>
-        <w:tc>
-          <w:tcPr>
-            <w:tcW w:type="dxa" w:w="1728"/>
-          </w:tcPr>
-          <w:p>
-            <w:r>
-              <w:t>0.0322617323089671</w:t>
-            </w:r>
-          </w:p>
-        </w:tc>
-        <w:tc>
-          <w:tcPr>
-            <w:tcW w:type="dxa" w:w="1728"/>
-          </w:tcPr>
-          <w:p>
-            <w:r>
-              <w:t>0.7872340425531915</w:t>
-            </w:r>
-          </w:p>
-        </w:tc>
-      </w:tr>
-      <w:tr>
-        <w:tc>
-          <w:tcPr>
-            <w:tcW w:type="dxa" w:w="1728"/>
-          </w:tcPr>
-          <w:p>
-            <w:r>
-              <w:t>rna_module_006</w:t>
-            </w:r>
-          </w:p>
-        </w:tc>
-        <w:tc>
-          <w:tcPr>
-            <w:tcW w:type="dxa" w:w="1728"/>
-          </w:tcPr>
-          <w:p>
-            <w:r>
-              <w:t>5</w:t>
-            </w:r>
-          </w:p>
-        </w:tc>
-        <w:tc>
-          <w:tcPr>
-            <w:tcW w:type="dxa" w:w="1728"/>
-          </w:tcPr>
-          <w:p>
-            <w:r>
-              <w:t>0.1224197461153983</w:t>
-            </w:r>
-          </w:p>
-        </w:tc>
-        <w:tc>
-          <w:tcPr>
-            <w:tcW w:type="dxa" w:w="1728"/>
-          </w:tcPr>
-          <w:p>
-            <w:r>
-              <w:t>0.0281637212775582</w:t>
-            </w:r>
-          </w:p>
-        </w:tc>
-        <w:tc>
-          <w:tcPr>
-            <w:tcW w:type="dxa" w:w="1728"/>
-          </w:tcPr>
-          <w:p>
-            <w:r>
-              <w:t>0.7872340425531915</w:t>
-            </w:r>
-          </w:p>
-        </w:tc>
-      </w:tr>
-      <w:tr>
-        <w:tc>
-          <w:tcPr>
-            <w:tcW w:type="dxa" w:w="1728"/>
-          </w:tcPr>
-          <w:p>
-            <w:r>
-              <w:t>rna_module_010</w:t>
-            </w:r>
-          </w:p>
-        </w:tc>
-        <w:tc>
-          <w:tcPr>
-            <w:tcW w:type="dxa" w:w="1728"/>
-          </w:tcPr>
-          <w:p>
-            <w:r>
-              <w:t>4</w:t>
-            </w:r>
-          </w:p>
-        </w:tc>
-        <w:tc>
-          <w:tcPr>
-            <w:tcW w:type="dxa" w:w="1728"/>
-          </w:tcPr>
-          <w:p>
-            <w:r>
-              <w:t>0.1316021847181267</w:t>
-            </w:r>
-          </w:p>
-        </w:tc>
-        <w:tc>
-          <w:tcPr>
-            <w:tcW w:type="dxa" w:w="1728"/>
-          </w:tcPr>
-          <w:p>
-            <w:r>
-              <w:t>0.0293128261058023</w:t>
-            </w:r>
-          </w:p>
-        </w:tc>
-        <w:tc>
-          <w:tcPr>
-            <w:tcW w:type="dxa" w:w="1728"/>
-          </w:tcPr>
-          <w:p>
-            <w:r>
-              <w:t>0.7730496453900709</w:t>
-            </w:r>
-          </w:p>
-        </w:tc>
-      </w:tr>
-      <w:tr>
-        <w:tc>
-          <w:tcPr>
-            <w:tcW w:type="dxa" w:w="1728"/>
-          </w:tcPr>
-          <w:p>
-            <w:r>
-              <w:t>rna_module_003</w:t>
-            </w:r>
-          </w:p>
-        </w:tc>
-        <w:tc>
-          <w:tcPr>
-            <w:tcW w:type="dxa" w:w="1728"/>
-          </w:tcPr>
-          <w:p>
-            <w:r>
-              <w:t>5</w:t>
-            </w:r>
-          </w:p>
-        </w:tc>
-        <w:tc>
-          <w:tcPr>
-            <w:tcW w:type="dxa" w:w="1728"/>
-          </w:tcPr>
-          <w:p>
-            <w:r>
-              <w:t>0.0509251939686722</w:t>
-            </w:r>
-          </w:p>
-        </w:tc>
-        <w:tc>
-          <w:tcPr>
-            <w:tcW w:type="dxa" w:w="1728"/>
-          </w:tcPr>
-          <w:p>
-            <w:r>
-              <w:t>0.0331014272642107</w:t>
-            </w:r>
-          </w:p>
-        </w:tc>
-        <w:tc>
-          <w:tcPr>
-            <w:tcW w:type="dxa" w:w="1728"/>
-          </w:tcPr>
-          <w:p>
-            <w:r>
-              <w:t>0.7446808510638298</w:t>
-            </w:r>
-          </w:p>
-        </w:tc>
-      </w:tr>
-      <w:tr>
-        <w:tc>
-          <w:tcPr>
-            <w:tcW w:type="dxa" w:w="1728"/>
-          </w:tcPr>
-          <w:p>
-            <w:r>
-              <w:t>LF10</w:t>
-            </w:r>
-          </w:p>
-        </w:tc>
-        <w:tc>
-          <w:tcPr>
-            <w:tcW w:type="dxa" w:w="1728"/>
-          </w:tcPr>
-          <w:p>
-            <w:r>
-              <w:t>4</w:t>
-            </w:r>
-          </w:p>
-        </w:tc>
-        <w:tc>
-          <w:tcPr>
-            <w:tcW w:type="dxa" w:w="1728"/>
-          </w:tcPr>
-          <w:p>
-            <w:r>
-              <w:t>0.0522876104035524</w:t>
-            </w:r>
-          </w:p>
-        </w:tc>
-        <w:tc>
-          <w:tcPr>
-            <w:tcW w:type="dxa" w:w="1728"/>
-          </w:tcPr>
-          <w:p>
-            <w:r>
-              <w:t>0.0277442301757677</w:t>
-            </w:r>
-          </w:p>
-        </w:tc>
-        <w:tc>
-          <w:tcPr>
-            <w:tcW w:type="dxa" w:w="1728"/>
-          </w:tcPr>
-          <w:p>
-            <w:r>
-              <w:t>0.6808510638297872</w:t>
-            </w:r>
-          </w:p>
-        </w:tc>
-      </w:tr>
-    </w:tbl>
-    <w:p/>
-    <w:p>
-      <w:r>
-        <w:rPr>
-          <w:b/>
-        </w:rPr>
-        <w:t>Table 6. Hub bootstrap stability summary.</w:t>
+        <w:t>Table 3. Top hub stability summary.</w:t>
       </w:r>
     </w:p>
     <w:tbl>
@@ -4037,316 +1778,6 @@
           </w:p>
         </w:tc>
       </w:tr>
-      <w:tr>
-        <w:tc>
-          <w:tcPr>
-            <w:tcW w:type="dxa" w:w="1440"/>
-          </w:tcPr>
-          <w:p>
-            <w:r>
-              <w:t>rna_module_006</w:t>
-            </w:r>
-          </w:p>
-        </w:tc>
-        <w:tc>
-          <w:tcPr>
-            <w:tcW w:type="dxa" w:w="1440"/>
-          </w:tcPr>
-          <w:p>
-            <w:r>
-              <w:t>0.7872340425531915</w:t>
-            </w:r>
-          </w:p>
-        </w:tc>
-        <w:tc>
-          <w:tcPr>
-            <w:tcW w:type="dxa" w:w="1440"/>
-          </w:tcPr>
-          <w:p>
-            <w:r>
-              <w:t>0.7054709203835688</w:t>
-            </w:r>
-          </w:p>
-        </w:tc>
-        <w:tc>
-          <w:tcPr>
-            <w:tcW w:type="dxa" w:w="1440"/>
-          </w:tcPr>
-          <w:p>
-            <w:r>
-              <w:t>0.2192327235772357</w:t>
-            </w:r>
-          </w:p>
-        </w:tc>
-        <w:tc>
-          <w:tcPr>
-            <w:tcW w:type="dxa" w:w="1440"/>
-          </w:tcPr>
-          <w:p>
-            <w:r>
-              <w:t>0.930935443283004</w:t>
-            </w:r>
-          </w:p>
-        </w:tc>
-        <w:tc>
-          <w:tcPr>
-            <w:tcW w:type="dxa" w:w="1440"/>
-          </w:tcPr>
-          <w:p>
-            <w:r>
-              <w:t>1.0</w:t>
-            </w:r>
-          </w:p>
-        </w:tc>
-      </w:tr>
-      <w:tr>
-        <w:tc>
-          <w:tcPr>
-            <w:tcW w:type="dxa" w:w="1440"/>
-          </w:tcPr>
-          <w:p>
-            <w:r>
-              <w:t>LF9</w:t>
-            </w:r>
-          </w:p>
-        </w:tc>
-        <w:tc>
-          <w:tcPr>
-            <w:tcW w:type="dxa" w:w="1440"/>
-          </w:tcPr>
-          <w:p>
-            <w:r>
-              <w:t>0.7872340425531915</w:t>
-            </w:r>
-          </w:p>
-        </w:tc>
-        <w:tc>
-          <w:tcPr>
-            <w:tcW w:type="dxa" w:w="1440"/>
-          </w:tcPr>
-          <w:p>
-            <w:r>
-              <w:t>0.7191790076056068</w:t>
-            </w:r>
-          </w:p>
-        </w:tc>
-        <w:tc>
-          <w:tcPr>
-            <w:tcW w:type="dxa" w:w="1440"/>
-          </w:tcPr>
-          <w:p>
-            <w:r>
-              <w:t>0.3321138211382114</w:t>
-            </w:r>
-          </w:p>
-        </w:tc>
-        <w:tc>
-          <w:tcPr>
-            <w:tcW w:type="dxa" w:w="1440"/>
-          </w:tcPr>
-          <w:p>
-            <w:r>
-              <w:t>0.943321718931475</w:t>
-            </w:r>
-          </w:p>
-        </w:tc>
-        <w:tc>
-          <w:tcPr>
-            <w:tcW w:type="dxa" w:w="1440"/>
-          </w:tcPr>
-          <w:p>
-            <w:r>
-              <w:t>0.995</w:t>
-            </w:r>
-          </w:p>
-        </w:tc>
-      </w:tr>
-      <w:tr>
-        <w:tc>
-          <w:tcPr>
-            <w:tcW w:type="dxa" w:w="1440"/>
-          </w:tcPr>
-          <w:p>
-            <w:r>
-              <w:t>rna_module_010</w:t>
-            </w:r>
-          </w:p>
-        </w:tc>
-        <w:tc>
-          <w:tcPr>
-            <w:tcW w:type="dxa" w:w="1440"/>
-          </w:tcPr>
-          <w:p>
-            <w:r>
-              <w:t>0.7730496453900709</w:t>
-            </w:r>
-          </w:p>
-        </w:tc>
-        <w:tc>
-          <w:tcPr>
-            <w:tcW w:type="dxa" w:w="1440"/>
-          </w:tcPr>
-          <w:p>
-            <w:r>
-              <w:t>0.6748807554508514</w:t>
-            </w:r>
-          </w:p>
-        </w:tc>
-        <w:tc>
-          <w:tcPr>
-            <w:tcW w:type="dxa" w:w="1440"/>
-          </w:tcPr>
-          <w:p>
-            <w:r>
-              <w:t>0.1797149122807017</w:t>
-            </w:r>
-          </w:p>
-        </w:tc>
-        <w:tc>
-          <w:tcPr>
-            <w:tcW w:type="dxa" w:w="1440"/>
-          </w:tcPr>
-          <w:p>
-            <w:r>
-              <w:t>0.9124411638853231</w:t>
-            </w:r>
-          </w:p>
-        </w:tc>
-        <w:tc>
-          <w:tcPr>
-            <w:tcW w:type="dxa" w:w="1440"/>
-          </w:tcPr>
-          <w:p>
-            <w:r>
-              <w:t>0.99</w:t>
-            </w:r>
-          </w:p>
-        </w:tc>
-      </w:tr>
-      <w:tr>
-        <w:tc>
-          <w:tcPr>
-            <w:tcW w:type="dxa" w:w="1440"/>
-          </w:tcPr>
-          <w:p>
-            <w:r>
-              <w:t>rna_module_003</w:t>
-            </w:r>
-          </w:p>
-        </w:tc>
-        <w:tc>
-          <w:tcPr>
-            <w:tcW w:type="dxa" w:w="1440"/>
-          </w:tcPr>
-          <w:p>
-            <w:r>
-              <w:t>0.7446808510638298</w:t>
-            </w:r>
-          </w:p>
-        </w:tc>
-        <w:tc>
-          <w:tcPr>
-            <w:tcW w:type="dxa" w:w="1440"/>
-          </w:tcPr>
-          <w:p>
-            <w:r>
-              <w:t>0.7012989674763642</w:t>
-            </w:r>
-          </w:p>
-        </w:tc>
-        <w:tc>
-          <w:tcPr>
-            <w:tcW w:type="dxa" w:w="1440"/>
-          </w:tcPr>
-          <w:p>
-            <w:r>
-              <w:t>0.2467105263157895</w:t>
-            </w:r>
-          </w:p>
-        </w:tc>
-        <w:tc>
-          <w:tcPr>
-            <w:tcW w:type="dxa" w:w="1440"/>
-          </w:tcPr>
-          <w:p>
-            <w:r>
-              <w:t>0.9487612612612611</w:t>
-            </w:r>
-          </w:p>
-        </w:tc>
-        <w:tc>
-          <w:tcPr>
-            <w:tcW w:type="dxa" w:w="1440"/>
-          </w:tcPr>
-          <w:p>
-            <w:r>
-              <w:t>0.98</w:t>
-            </w:r>
-          </w:p>
-        </w:tc>
-      </w:tr>
-      <w:tr>
-        <w:tc>
-          <w:tcPr>
-            <w:tcW w:type="dxa" w:w="1440"/>
-          </w:tcPr>
-          <w:p>
-            <w:r>
-              <w:t>LF10</w:t>
-            </w:r>
-          </w:p>
-        </w:tc>
-        <w:tc>
-          <w:tcPr>
-            <w:tcW w:type="dxa" w:w="1440"/>
-          </w:tcPr>
-          <w:p>
-            <w:r>
-              <w:t>0.6808510638297872</w:t>
-            </w:r>
-          </w:p>
-        </w:tc>
-        <w:tc>
-          <w:tcPr>
-            <w:tcW w:type="dxa" w:w="1440"/>
-          </w:tcPr>
-          <w:p>
-            <w:r>
-              <w:t>0.6318159627691001</w:t>
-            </w:r>
-          </w:p>
-        </w:tc>
-        <w:tc>
-          <w:tcPr>
-            <w:tcW w:type="dxa" w:w="1440"/>
-          </w:tcPr>
-          <w:p>
-            <w:r>
-              <w:t>0.2061882003955175</w:t>
-            </w:r>
-          </w:p>
-        </w:tc>
-        <w:tc>
-          <w:tcPr>
-            <w:tcW w:type="dxa" w:w="1440"/>
-          </w:tcPr>
-          <w:p>
-            <w:r>
-              <w:t>0.8835087719298246</w:t>
-            </w:r>
-          </w:p>
-        </w:tc>
-        <w:tc>
-          <w:tcPr>
-            <w:tcW w:type="dxa" w:w="1440"/>
-          </w:tcPr>
-          <w:p>
-            <w:r>
-              <w:t>0.985</w:t>
-            </w:r>
-          </w:p>
-        </w:tc>
-      </w:tr>
     </w:tbl>
     <w:p/>
     <w:p>
@@ -4354,2845 +1785,7 @@
         <w:rPr>
           <w:b/>
         </w:rPr>
-        <w:t>Table 7. Perturbation effect and stability summary.</w:t>
-      </w:r>
-    </w:p>
-    <w:tbl>
-      <w:tblPr>
-        <w:tblStyle w:val="TableGrid"/>
-        <w:tblW w:type="auto" w:w="0"/>
-        <w:tblLook w:firstColumn="1" w:firstRow="1" w:lastColumn="0" w:lastRow="0" w:noHBand="0" w:noVBand="1" w:val="04A0"/>
-      </w:tblPr>
-      <w:tblGrid>
-        <w:gridCol w:w="576"/>
-        <w:gridCol w:w="576"/>
-        <w:gridCol w:w="576"/>
-        <w:gridCol w:w="576"/>
-        <w:gridCol w:w="576"/>
-        <w:gridCol w:w="576"/>
-        <w:gridCol w:w="576"/>
-        <w:gridCol w:w="576"/>
-        <w:gridCol w:w="576"/>
-        <w:gridCol w:w="576"/>
-        <w:gridCol w:w="576"/>
-        <w:gridCol w:w="576"/>
-        <w:gridCol w:w="576"/>
-        <w:gridCol w:w="576"/>
-        <w:gridCol w:w="576"/>
-      </w:tblGrid>
-      <w:tr>
-        <w:tc>
-          <w:tcPr>
-            <w:tcW w:type="dxa" w:w="576"/>
-          </w:tcPr>
-          <w:p>
-            <w:r>
-              <w:t>hub</w:t>
-            </w:r>
-          </w:p>
-        </w:tc>
-        <w:tc>
-          <w:tcPr>
-            <w:tcW w:type="dxa" w:w="576"/>
-          </w:tcPr>
-          <w:p>
-            <w:r>
-              <w:t>perturb_type</w:t>
-            </w:r>
-          </w:p>
-        </w:tc>
-        <w:tc>
-          <w:tcPr>
-            <w:tcW w:type="dxa" w:w="576"/>
-          </w:tcPr>
-          <w:p>
-            <w:r>
-              <w:t>perturb_fraction</w:t>
-            </w:r>
-          </w:p>
-        </w:tc>
-        <w:tc>
-          <w:tcPr>
-            <w:tcW w:type="dxa" w:w="576"/>
-          </w:tcPr>
-          <w:p>
-            <w:r>
-              <w:t>delta_hub_pagerank</w:t>
-            </w:r>
-          </w:p>
-        </w:tc>
-        <w:tc>
-          <w:tcPr>
-            <w:tcW w:type="dxa" w:w="576"/>
-          </w:tcPr>
-          <w:p>
-            <w:r>
-              <w:t>delta_global_pagerank_l1</w:t>
-            </w:r>
-          </w:p>
-        </w:tc>
-        <w:tc>
-          <w:tcPr>
-            <w:tcW w:type="dxa" w:w="576"/>
-          </w:tcPr>
-          <w:p>
-            <w:r>
-              <w:t>delta_global_boot_mean</w:t>
-            </w:r>
-          </w:p>
-        </w:tc>
-        <w:tc>
-          <w:tcPr>
-            <w:tcW w:type="dxa" w:w="576"/>
-          </w:tcPr>
-          <w:p>
-            <w:r>
-              <w:t>delta_global_ci_low</w:t>
-            </w:r>
-          </w:p>
-        </w:tc>
-        <w:tc>
-          <w:tcPr>
-            <w:tcW w:type="dxa" w:w="576"/>
-          </w:tcPr>
-          <w:p>
-            <w:r>
-              <w:t>delta_global_ci_high</w:t>
-            </w:r>
-          </w:p>
-        </w:tc>
-        <w:tc>
-          <w:tcPr>
-            <w:tcW w:type="dxa" w:w="576"/>
-          </w:tcPr>
-          <w:p>
-            <w:r>
-              <w:t>delta_hub_boot_mean</w:t>
-            </w:r>
-          </w:p>
-        </w:tc>
-        <w:tc>
-          <w:tcPr>
-            <w:tcW w:type="dxa" w:w="576"/>
-          </w:tcPr>
-          <w:p>
-            <w:r>
-              <w:t>delta_hub_ci_low</w:t>
-            </w:r>
-          </w:p>
-        </w:tc>
-        <w:tc>
-          <w:tcPr>
-            <w:tcW w:type="dxa" w:w="576"/>
-          </w:tcPr>
-          <w:p>
-            <w:r>
-              <w:t>delta_hub_ci_high</w:t>
-            </w:r>
-          </w:p>
-        </w:tc>
-        <w:tc>
-          <w:tcPr>
-            <w:tcW w:type="dxa" w:w="576"/>
-          </w:tcPr>
-          <w:p>
-            <w:r>
-              <w:t>rank_boot_mean</w:t>
-            </w:r>
-          </w:p>
-        </w:tc>
-        <w:tc>
-          <w:tcPr>
-            <w:tcW w:type="dxa" w:w="576"/>
-          </w:tcPr>
-          <w:p>
-            <w:r>
-              <w:t>rank_ci_low</w:t>
-            </w:r>
-          </w:p>
-        </w:tc>
-        <w:tc>
-          <w:tcPr>
-            <w:tcW w:type="dxa" w:w="576"/>
-          </w:tcPr>
-          <w:p>
-            <w:r>
-              <w:t>rank_ci_high</w:t>
-            </w:r>
-          </w:p>
-        </w:tc>
-        <w:tc>
-          <w:tcPr>
-            <w:tcW w:type="dxa" w:w="576"/>
-          </w:tcPr>
-          <w:p>
-            <w:r>
-              <w:t>top5_freq</w:t>
-            </w:r>
-          </w:p>
-        </w:tc>
-      </w:tr>
-      <w:tr>
-        <w:tc>
-          <w:tcPr>
-            <w:tcW w:type="dxa" w:w="576"/>
-          </w:tcPr>
-          <w:p>
-            <w:r>
-              <w:t>LF7</w:t>
-            </w:r>
-          </w:p>
-        </w:tc>
-        <w:tc>
-          <w:tcPr>
-            <w:tcW w:type="dxa" w:w="576"/>
-          </w:tcPr>
-          <w:p>
-            <w:r>
-              <w:t>edge_weight_dampening</w:t>
-            </w:r>
-          </w:p>
-        </w:tc>
-        <w:tc>
-          <w:tcPr>
-            <w:tcW w:type="dxa" w:w="576"/>
-          </w:tcPr>
-          <w:p>
-            <w:r>
-              <w:t>0.5</w:t>
-            </w:r>
-          </w:p>
-        </w:tc>
-        <w:tc>
-          <w:tcPr>
-            <w:tcW w:type="dxa" w:w="576"/>
-          </w:tcPr>
-          <w:p>
-            <w:r>
-              <w:t>-0.016619756364641</w:t>
-            </w:r>
-          </w:p>
-        </w:tc>
-        <w:tc>
-          <w:tcPr>
-            <w:tcW w:type="dxa" w:w="576"/>
-          </w:tcPr>
-          <w:p>
-            <w:r>
-              <w:t>0.0539093802047888</w:t>
-            </w:r>
-          </w:p>
-        </w:tc>
-        <w:tc>
-          <w:tcPr>
-            <w:tcW w:type="dxa" w:w="576"/>
-          </w:tcPr>
-          <w:p>
-            <w:r>
-              <w:t>0.0408084400130038</w:t>
-            </w:r>
-          </w:p>
-        </w:tc>
-        <w:tc>
-          <w:tcPr>
-            <w:tcW w:type="dxa" w:w="576"/>
-          </w:tcPr>
-          <w:p>
-            <w:r>
-              <w:t>0.0190957821396369</w:t>
-            </w:r>
-          </w:p>
-        </w:tc>
-        <w:tc>
-          <w:tcPr>
-            <w:tcW w:type="dxa" w:w="576"/>
-          </w:tcPr>
-          <w:p>
-            <w:r>
-              <w:t>0.0631908343941748</w:t>
-            </w:r>
-          </w:p>
-        </w:tc>
-        <w:tc>
-          <w:tcPr>
-            <w:tcW w:type="dxa" w:w="576"/>
-          </w:tcPr>
-          <w:p>
-            <w:r>
-              <w:t>-0.0127025108527919</w:t>
-            </w:r>
-          </w:p>
-        </w:tc>
-        <w:tc>
-          <w:tcPr>
-            <w:tcW w:type="dxa" w:w="576"/>
-          </w:tcPr>
-          <w:p>
-            <w:r>
-              <w:t>-0.0199528689093444</w:t>
-            </w:r>
-          </w:p>
-        </w:tc>
-        <w:tc>
-          <w:tcPr>
-            <w:tcW w:type="dxa" w:w="576"/>
-          </w:tcPr>
-          <w:p>
-            <w:r>
-              <w:t>-0.0058270125208198</w:t>
-            </w:r>
-          </w:p>
-        </w:tc>
-        <w:tc>
-          <w:tcPr>
-            <w:tcW w:type="dxa" w:w="576"/>
-          </w:tcPr>
-          <w:p>
-            <w:r>
-              <w:t>6.4675</w:t>
-            </w:r>
-          </w:p>
-        </w:tc>
-        <w:tc>
-          <w:tcPr>
-            <w:tcW w:type="dxa" w:w="576"/>
-          </w:tcPr>
-          <w:p>
-            <w:r>
-              <w:t>1.0</w:t>
-            </w:r>
-          </w:p>
-        </w:tc>
-        <w:tc>
-          <w:tcPr>
-            <w:tcW w:type="dxa" w:w="576"/>
-          </w:tcPr>
-          <w:p>
-            <w:r>
-              <w:t>17.0</w:t>
-            </w:r>
-          </w:p>
-        </w:tc>
-        <w:tc>
-          <w:tcPr>
-            <w:tcW w:type="dxa" w:w="576"/>
-          </w:tcPr>
-          <w:p>
-            <w:r>
-              <w:t>0.53</w:t>
-            </w:r>
-          </w:p>
-        </w:tc>
-      </w:tr>
-      <w:tr>
-        <w:tc>
-          <w:tcPr>
-            <w:tcW w:type="dxa" w:w="576"/>
-          </w:tcPr>
-          <w:p>
-            <w:r>
-              <w:t>LF6</w:t>
-            </w:r>
-          </w:p>
-        </w:tc>
-        <w:tc>
-          <w:tcPr>
-            <w:tcW w:type="dxa" w:w="576"/>
-          </w:tcPr>
-          <w:p>
-            <w:r>
-              <w:t>edge_weight_dampening</w:t>
-            </w:r>
-          </w:p>
-        </w:tc>
-        <w:tc>
-          <w:tcPr>
-            <w:tcW w:type="dxa" w:w="576"/>
-          </w:tcPr>
-          <w:p>
-            <w:r>
-              <w:t>0.5</w:t>
-            </w:r>
-          </w:p>
-        </w:tc>
-        <w:tc>
-          <w:tcPr>
-            <w:tcW w:type="dxa" w:w="576"/>
-          </w:tcPr>
-          <w:p>
-            <w:r>
-              <w:t>-0.016131032241726</w:t>
-            </w:r>
-          </w:p>
-        </w:tc>
-        <w:tc>
-          <w:tcPr>
-            <w:tcW w:type="dxa" w:w="576"/>
-          </w:tcPr>
-          <w:p>
-            <w:r>
-              <w:t>0.0498364812339673</w:t>
-            </w:r>
-          </w:p>
-        </w:tc>
-        <w:tc>
-          <w:tcPr>
-            <w:tcW w:type="dxa" w:w="576"/>
-          </w:tcPr>
-          <w:p>
-            <w:r>
-              <w:t>0.0428208610766715</w:t>
-            </w:r>
-          </w:p>
-        </w:tc>
-        <w:tc>
-          <w:tcPr>
-            <w:tcW w:type="dxa" w:w="576"/>
-          </w:tcPr>
-          <w:p>
-            <w:r>
-              <w:t>0.0220830954107469</w:t>
-            </w:r>
-          </w:p>
-        </w:tc>
-        <w:tc>
-          <w:tcPr>
-            <w:tcW w:type="dxa" w:w="576"/>
-          </w:tcPr>
-          <w:p>
-            <w:r>
-              <w:t>0.0642576134090177</w:t>
-            </w:r>
-          </w:p>
-        </w:tc>
-        <w:tc>
-          <w:tcPr>
-            <w:tcW w:type="dxa" w:w="576"/>
-          </w:tcPr>
-          <w:p>
-            <w:r>
-              <w:t>-0.0136208717541027</w:t>
-            </w:r>
-          </w:p>
-        </w:tc>
-        <w:tc>
-          <w:tcPr>
-            <w:tcW w:type="dxa" w:w="576"/>
-          </w:tcPr>
-          <w:p>
-            <w:r>
-              <w:t>-0.0214610789393246</w:t>
-            </w:r>
-          </w:p>
-        </w:tc>
-        <w:tc>
-          <w:tcPr>
-            <w:tcW w:type="dxa" w:w="576"/>
-          </w:tcPr>
-          <w:p>
-            <w:r>
-              <w:t>-0.0068508726559074</w:t>
-            </w:r>
-          </w:p>
-        </w:tc>
-        <w:tc>
-          <w:tcPr>
-            <w:tcW w:type="dxa" w:w="576"/>
-          </w:tcPr>
-          <w:p>
-            <w:r>
-              <w:t>5.51</w:t>
-            </w:r>
-          </w:p>
-        </w:tc>
-        <w:tc>
-          <w:tcPr>
-            <w:tcW w:type="dxa" w:w="576"/>
-          </w:tcPr>
-          <w:p>
-            <w:r>
-              <w:t>1.0</w:t>
-            </w:r>
-          </w:p>
-        </w:tc>
-        <w:tc>
-          <w:tcPr>
-            <w:tcW w:type="dxa" w:w="576"/>
-          </w:tcPr>
-          <w:p>
-            <w:r>
-              <w:t>16.025000000000006</w:t>
-            </w:r>
-          </w:p>
-        </w:tc>
-        <w:tc>
-          <w:tcPr>
-            <w:tcW w:type="dxa" w:w="576"/>
-          </w:tcPr>
-          <w:p>
-            <w:r>
-              <w:t>0.61</w:t>
-            </w:r>
-          </w:p>
-        </w:tc>
-      </w:tr>
-      <w:tr>
-        <w:tc>
-          <w:tcPr>
-            <w:tcW w:type="dxa" w:w="576"/>
-          </w:tcPr>
-          <w:p>
-            <w:r>
-              <w:t>LF8</w:t>
-            </w:r>
-          </w:p>
-        </w:tc>
-        <w:tc>
-          <w:tcPr>
-            <w:tcW w:type="dxa" w:w="576"/>
-          </w:tcPr>
-          <w:p>
-            <w:r>
-              <w:t>edge_weight_dampening</w:t>
-            </w:r>
-          </w:p>
-        </w:tc>
-        <w:tc>
-          <w:tcPr>
-            <w:tcW w:type="dxa" w:w="576"/>
-          </w:tcPr>
-          <w:p>
-            <w:r>
-              <w:t>0.5</w:t>
-            </w:r>
-          </w:p>
-        </w:tc>
-        <w:tc>
-          <w:tcPr>
-            <w:tcW w:type="dxa" w:w="576"/>
-          </w:tcPr>
-          <w:p>
-            <w:r>
-              <w:t>-0.0157516109193702</w:t>
-            </w:r>
-          </w:p>
-        </w:tc>
-        <w:tc>
-          <w:tcPr>
-            <w:tcW w:type="dxa" w:w="576"/>
-          </w:tcPr>
-          <w:p>
-            <w:r>
-              <w:t>0.0497354545104276</w:t>
-            </w:r>
-          </w:p>
-        </w:tc>
-        <w:tc>
-          <w:tcPr>
-            <w:tcW w:type="dxa" w:w="576"/>
-          </w:tcPr>
-          <w:p>
-            <w:r>
-              <w:t>0.0377827380351596</w:t>
-            </w:r>
-          </w:p>
-        </w:tc>
-        <w:tc>
-          <w:tcPr>
-            <w:tcW w:type="dxa" w:w="576"/>
-          </w:tcPr>
-          <w:p>
-            <w:r>
-              <w:t>0.0</w:t>
-            </w:r>
-          </w:p>
-        </w:tc>
-        <w:tc>
-          <w:tcPr>
-            <w:tcW w:type="dxa" w:w="576"/>
-          </w:tcPr>
-          <w:p>
-            <w:r>
-              <w:t>0.0587680613787449</w:t>
-            </w:r>
-          </w:p>
-        </w:tc>
-        <w:tc>
-          <w:tcPr>
-            <w:tcW w:type="dxa" w:w="576"/>
-          </w:tcPr>
-          <w:p>
-            <w:r>
-              <w:t>-0.0121596693393958</w:t>
-            </w:r>
-          </w:p>
-        </w:tc>
-        <w:tc>
-          <w:tcPr>
-            <w:tcW w:type="dxa" w:w="576"/>
-          </w:tcPr>
-          <w:p>
-            <w:r>
-              <w:t>-0.0193528130241313</w:t>
-            </w:r>
-          </w:p>
-        </w:tc>
-        <w:tc>
-          <w:tcPr>
-            <w:tcW w:type="dxa" w:w="576"/>
-          </w:tcPr>
-          <w:p>
-            <w:r>
-              <w:t>0.0</w:t>
-            </w:r>
-          </w:p>
-        </w:tc>
-        <w:tc>
-          <w:tcPr>
-            <w:tcW w:type="dxa" w:w="576"/>
-          </w:tcPr>
-          <w:p>
-            <w:r>
-              <w:t>7.3475</w:t>
-            </w:r>
-          </w:p>
-        </w:tc>
-        <w:tc>
-          <w:tcPr>
-            <w:tcW w:type="dxa" w:w="576"/>
-          </w:tcPr>
-          <w:p>
-            <w:r>
-              <w:t>1.0</w:t>
-            </w:r>
-          </w:p>
-        </w:tc>
-        <w:tc>
-          <w:tcPr>
-            <w:tcW w:type="dxa" w:w="576"/>
-          </w:tcPr>
-          <w:p>
-            <w:r>
-              <w:t>19.5</w:t>
-            </w:r>
-          </w:p>
-        </w:tc>
-        <w:tc>
-          <w:tcPr>
-            <w:tcW w:type="dxa" w:w="576"/>
-          </w:tcPr>
-          <w:p>
-            <w:r>
-              <w:t>0.45</w:t>
-            </w:r>
-          </w:p>
-        </w:tc>
-      </w:tr>
-      <w:tr>
-        <w:tc>
-          <w:tcPr>
-            <w:tcW w:type="dxa" w:w="576"/>
-          </w:tcPr>
-          <w:p>
-            <w:r>
-              <w:t>LF5</w:t>
-            </w:r>
-          </w:p>
-        </w:tc>
-        <w:tc>
-          <w:tcPr>
-            <w:tcW w:type="dxa" w:w="576"/>
-          </w:tcPr>
-          <w:p>
-            <w:r>
-              <w:t>edge_weight_dampening</w:t>
-            </w:r>
-          </w:p>
-        </w:tc>
-        <w:tc>
-          <w:tcPr>
-            <w:tcW w:type="dxa" w:w="576"/>
-          </w:tcPr>
-          <w:p>
-            <w:r>
-              <w:t>0.5</w:t>
-            </w:r>
-          </w:p>
-        </w:tc>
-        <w:tc>
-          <w:tcPr>
-            <w:tcW w:type="dxa" w:w="576"/>
-          </w:tcPr>
-          <w:p>
-            <w:r>
-              <w:t>-0.0162654741243809</w:t>
-            </w:r>
-          </w:p>
-        </w:tc>
-        <w:tc>
-          <w:tcPr>
-            <w:tcW w:type="dxa" w:w="576"/>
-          </w:tcPr>
-          <w:p>
-            <w:r>
-              <w:t>0.0487031565859123</w:t>
-            </w:r>
-          </w:p>
-        </w:tc>
-        <w:tc>
-          <w:tcPr>
-            <w:tcW w:type="dxa" w:w="576"/>
-          </w:tcPr>
-          <w:p>
-            <w:r>
-              <w:t>0.0454859318942602</w:t>
-            </w:r>
-          </w:p>
-        </w:tc>
-        <w:tc>
-          <w:tcPr>
-            <w:tcW w:type="dxa" w:w="576"/>
-          </w:tcPr>
-          <w:p>
-            <w:r>
-              <w:t>0.0263546255825732</w:t>
-            </w:r>
-          </w:p>
-        </w:tc>
-        <w:tc>
-          <w:tcPr>
-            <w:tcW w:type="dxa" w:w="576"/>
-          </w:tcPr>
-          <w:p>
-            <w:r>
-              <w:t>0.06431444890973</w:t>
-            </w:r>
-          </w:p>
-        </w:tc>
-        <w:tc>
-          <w:tcPr>
-            <w:tcW w:type="dxa" w:w="576"/>
-          </w:tcPr>
-          <w:p>
-            <w:r>
-              <w:t>-0.0147661330797733</w:t>
-            </w:r>
-          </w:p>
-        </w:tc>
-        <w:tc>
-          <w:tcPr>
-            <w:tcW w:type="dxa" w:w="576"/>
-          </w:tcPr>
-          <w:p>
-            <w:r>
-              <w:t>-0.0215807631891169</w:t>
-            </w:r>
-          </w:p>
-        </w:tc>
-        <w:tc>
-          <w:tcPr>
-            <w:tcW w:type="dxa" w:w="576"/>
-          </w:tcPr>
-          <w:p>
-            <w:r>
-              <w:t>-0.0083924363239706</w:t>
-            </w:r>
-          </w:p>
-        </w:tc>
-        <w:tc>
-          <w:tcPr>
-            <w:tcW w:type="dxa" w:w="576"/>
-          </w:tcPr>
-          <w:p>
-            <w:r>
-              <w:t>4.37</w:t>
-            </w:r>
-          </w:p>
-        </w:tc>
-        <w:tc>
-          <w:tcPr>
-            <w:tcW w:type="dxa" w:w="576"/>
-          </w:tcPr>
-          <w:p>
-            <w:r>
-              <w:t>1.0</w:t>
-            </w:r>
-          </w:p>
-        </w:tc>
-        <w:tc>
-          <w:tcPr>
-            <w:tcW w:type="dxa" w:w="576"/>
-          </w:tcPr>
-          <w:p>
-            <w:r>
-              <w:t>14.0</w:t>
-            </w:r>
-          </w:p>
-        </w:tc>
-        <w:tc>
-          <w:tcPr>
-            <w:tcW w:type="dxa" w:w="576"/>
-          </w:tcPr>
-          <w:p>
-            <w:r>
-              <w:t>0.72</w:t>
-            </w:r>
-          </w:p>
-        </w:tc>
-      </w:tr>
-      <w:tr>
-        <w:tc>
-          <w:tcPr>
-            <w:tcW w:type="dxa" w:w="576"/>
-          </w:tcPr>
-          <w:p>
-            <w:r>
-              <w:t>LF2</w:t>
-            </w:r>
-          </w:p>
-        </w:tc>
-        <w:tc>
-          <w:tcPr>
-            <w:tcW w:type="dxa" w:w="576"/>
-          </w:tcPr>
-          <w:p>
-            <w:r>
-              <w:t>edge_weight_dampening</w:t>
-            </w:r>
-          </w:p>
-        </w:tc>
-        <w:tc>
-          <w:tcPr>
-            <w:tcW w:type="dxa" w:w="576"/>
-          </w:tcPr>
-          <w:p>
-            <w:r>
-              <w:t>0.5</w:t>
-            </w:r>
-          </w:p>
-        </w:tc>
-        <w:tc>
-          <w:tcPr>
-            <w:tcW w:type="dxa" w:w="576"/>
-          </w:tcPr>
-          <w:p>
-            <w:r>
-              <w:t>-0.0160240182161609</w:t>
-            </w:r>
-          </w:p>
-        </w:tc>
-        <w:tc>
-          <w:tcPr>
-            <w:tcW w:type="dxa" w:w="576"/>
-          </w:tcPr>
-          <w:p>
-            <w:r>
-              <w:t>0.0419762348847558</w:t>
-            </w:r>
-          </w:p>
-        </w:tc>
-        <w:tc>
-          <w:tcPr>
-            <w:tcW w:type="dxa" w:w="576"/>
-          </w:tcPr>
-          <w:p>
-            <w:r>
-              <w:t>0.0379885595945185</w:t>
-            </w:r>
-          </w:p>
-        </w:tc>
-        <w:tc>
-          <w:tcPr>
-            <w:tcW w:type="dxa" w:w="576"/>
-          </w:tcPr>
-          <w:p>
-            <w:r>
-              <w:t>0.0166774196556989</w:t>
-            </w:r>
-          </w:p>
-        </w:tc>
-        <w:tc>
-          <w:tcPr>
-            <w:tcW w:type="dxa" w:w="576"/>
-          </w:tcPr>
-          <w:p>
-            <w:r>
-              <w:t>0.0566290160679201</w:t>
-            </w:r>
-          </w:p>
-        </w:tc>
-        <w:tc>
-          <w:tcPr>
-            <w:tcW w:type="dxa" w:w="576"/>
-          </w:tcPr>
-          <w:p>
-            <w:r>
-              <w:t>-0.0133655655657128</w:t>
-            </w:r>
-          </w:p>
-        </w:tc>
-        <w:tc>
-          <w:tcPr>
-            <w:tcW w:type="dxa" w:w="576"/>
-          </w:tcPr>
-          <w:p>
-            <w:r>
-              <w:t>-0.0200272292365334</w:t>
-            </w:r>
-          </w:p>
-        </w:tc>
-        <w:tc>
-          <w:tcPr>
-            <w:tcW w:type="dxa" w:w="576"/>
-          </w:tcPr>
-          <w:p>
-            <w:r>
-              <w:t>-0.0062585257556715</w:t>
-            </w:r>
-          </w:p>
-        </w:tc>
-        <w:tc>
-          <w:tcPr>
-            <w:tcW w:type="dxa" w:w="576"/>
-          </w:tcPr>
-          <w:p>
-            <w:r>
-              <w:t>7.32</w:t>
-            </w:r>
-          </w:p>
-        </w:tc>
-        <w:tc>
-          <w:tcPr>
-            <w:tcW w:type="dxa" w:w="576"/>
-          </w:tcPr>
-          <w:p>
-            <w:r>
-              <w:t>1.0</w:t>
-            </w:r>
-          </w:p>
-        </w:tc>
-        <w:tc>
-          <w:tcPr>
-            <w:tcW w:type="dxa" w:w="576"/>
-          </w:tcPr>
-          <w:p>
-            <w:r>
-              <w:t>17.0</w:t>
-            </w:r>
-          </w:p>
-        </w:tc>
-        <w:tc>
-          <w:tcPr>
-            <w:tcW w:type="dxa" w:w="576"/>
-          </w:tcPr>
-          <w:p>
-            <w:r>
-              <w:t>0.425</w:t>
-            </w:r>
-          </w:p>
-        </w:tc>
-      </w:tr>
-      <w:tr>
-        <w:tc>
-          <w:tcPr>
-            <w:tcW w:type="dxa" w:w="576"/>
-          </w:tcPr>
-          <w:p>
-            <w:r>
-              <w:t>LF4</w:t>
-            </w:r>
-          </w:p>
-        </w:tc>
-        <w:tc>
-          <w:tcPr>
-            <w:tcW w:type="dxa" w:w="576"/>
-          </w:tcPr>
-          <w:p>
-            <w:r>
-              <w:t>edge_weight_dampening</w:t>
-            </w:r>
-          </w:p>
-        </w:tc>
-        <w:tc>
-          <w:tcPr>
-            <w:tcW w:type="dxa" w:w="576"/>
-          </w:tcPr>
-          <w:p>
-            <w:r>
-              <w:t>0.5</w:t>
-            </w:r>
-          </w:p>
-        </w:tc>
-        <w:tc>
-          <w:tcPr>
-            <w:tcW w:type="dxa" w:w="576"/>
-          </w:tcPr>
-          <w:p>
-            <w:r>
-              <w:t>-0.0143296251686112</w:t>
-            </w:r>
-          </w:p>
-        </w:tc>
-        <w:tc>
-          <w:tcPr>
-            <w:tcW w:type="dxa" w:w="576"/>
-          </w:tcPr>
-          <w:p>
-            <w:r>
-              <w:t>0.0418087834819756</w:t>
-            </w:r>
-          </w:p>
-        </w:tc>
-        <w:tc>
-          <w:tcPr>
-            <w:tcW w:type="dxa" w:w="576"/>
-          </w:tcPr>
-          <w:p>
-            <w:r>
-              <w:t>0.0392592137985076</w:t>
-            </w:r>
-          </w:p>
-        </w:tc>
-        <w:tc>
-          <w:tcPr>
-            <w:tcW w:type="dxa" w:w="576"/>
-          </w:tcPr>
-          <w:p>
-            <w:r>
-              <w:t>0.0201938145718417</w:t>
-            </w:r>
-          </w:p>
-        </w:tc>
-        <w:tc>
-          <w:tcPr>
-            <w:tcW w:type="dxa" w:w="576"/>
-          </w:tcPr>
-          <w:p>
-            <w:r>
-              <w:t>0.0568918513871056</w:t>
-            </w:r>
-          </w:p>
-        </w:tc>
-        <w:tc>
-          <w:tcPr>
-            <w:tcW w:type="dxa" w:w="576"/>
-          </w:tcPr>
-          <w:p>
-            <w:r>
-              <w:t>-0.0130310158428516</w:t>
-            </w:r>
-          </w:p>
-        </w:tc>
-        <w:tc>
-          <w:tcPr>
-            <w:tcW w:type="dxa" w:w="576"/>
-          </w:tcPr>
-          <w:p>
-            <w:r>
-              <w:t>-0.0191561011521121</w:t>
-            </w:r>
-          </w:p>
-        </w:tc>
-        <w:tc>
-          <w:tcPr>
-            <w:tcW w:type="dxa" w:w="576"/>
-          </w:tcPr>
-          <w:p>
-            <w:r>
-              <w:t>-0.006145046443189</w:t>
-            </w:r>
-          </w:p>
-        </w:tc>
-        <w:tc>
-          <w:tcPr>
-            <w:tcW w:type="dxa" w:w="576"/>
-          </w:tcPr>
-          <w:p>
-            <w:r>
-              <w:t>6.87</w:t>
-            </w:r>
-          </w:p>
-        </w:tc>
-        <w:tc>
-          <w:tcPr>
-            <w:tcW w:type="dxa" w:w="576"/>
-          </w:tcPr>
-          <w:p>
-            <w:r>
-              <w:t>1.0</w:t>
-            </w:r>
-          </w:p>
-        </w:tc>
-        <w:tc>
-          <w:tcPr>
-            <w:tcW w:type="dxa" w:w="576"/>
-          </w:tcPr>
-          <w:p>
-            <w:r>
-              <w:t>17.0</w:t>
-            </w:r>
-          </w:p>
-        </w:tc>
-        <w:tc>
-          <w:tcPr>
-            <w:tcW w:type="dxa" w:w="576"/>
-          </w:tcPr>
-          <w:p>
-            <w:r>
-              <w:t>0.475</w:t>
-            </w:r>
-          </w:p>
-        </w:tc>
-      </w:tr>
-      <w:tr>
-        <w:tc>
-          <w:tcPr>
-            <w:tcW w:type="dxa" w:w="576"/>
-          </w:tcPr>
-          <w:p>
-            <w:r>
-              <w:t>rna_module_004</w:t>
-            </w:r>
-          </w:p>
-        </w:tc>
-        <w:tc>
-          <w:tcPr>
-            <w:tcW w:type="dxa" w:w="576"/>
-          </w:tcPr>
-          <w:p>
-            <w:r>
-              <w:t>edge_weight_dampening</w:t>
-            </w:r>
-          </w:p>
-        </w:tc>
-        <w:tc>
-          <w:tcPr>
-            <w:tcW w:type="dxa" w:w="576"/>
-          </w:tcPr>
-          <w:p>
-            <w:r>
-              <w:t>0.5</w:t>
-            </w:r>
-          </w:p>
-        </w:tc>
-        <w:tc>
-          <w:tcPr>
-            <w:tcW w:type="dxa" w:w="576"/>
-          </w:tcPr>
-          <w:p>
-            <w:r>
-              <w:t>-0.0148927721114167</w:t>
-            </w:r>
-          </w:p>
-        </w:tc>
-        <w:tc>
-          <w:tcPr>
-            <w:tcW w:type="dxa" w:w="576"/>
-          </w:tcPr>
-          <w:p>
-            <w:r>
-              <w:t>0.0372679028283028</w:t>
-            </w:r>
-          </w:p>
-        </w:tc>
-        <w:tc>
-          <w:tcPr>
-            <w:tcW w:type="dxa" w:w="576"/>
-          </w:tcPr>
-          <w:p>
-            <w:r>
-              <w:t>0.037843864819151</w:t>
-            </w:r>
-          </w:p>
-        </w:tc>
-        <w:tc>
-          <w:tcPr>
-            <w:tcW w:type="dxa" w:w="576"/>
-          </w:tcPr>
-          <w:p>
-            <w:r>
-              <w:t>0.0177122537495313</w:t>
-            </w:r>
-          </w:p>
-        </w:tc>
-        <w:tc>
-          <w:tcPr>
-            <w:tcW w:type="dxa" w:w="576"/>
-          </w:tcPr>
-          <w:p>
-            <w:r>
-              <w:t>0.0552140226418705</w:t>
-            </w:r>
-          </w:p>
-        </w:tc>
-        <w:tc>
-          <w:tcPr>
-            <w:tcW w:type="dxa" w:w="576"/>
-          </w:tcPr>
-          <w:p>
-            <w:r>
-              <w:t>-0.0141639998044783</w:t>
-            </w:r>
-          </w:p>
-        </w:tc>
-        <w:tc>
-          <w:tcPr>
-            <w:tcW w:type="dxa" w:w="576"/>
-          </w:tcPr>
-          <w:p>
-            <w:r>
-              <w:t>-0.0215637144243189</w:t>
-            </w:r>
-          </w:p>
-        </w:tc>
-        <w:tc>
-          <w:tcPr>
-            <w:tcW w:type="dxa" w:w="576"/>
-          </w:tcPr>
-          <w:p>
-            <w:r>
-              <w:t>-0.0057203271663401</w:t>
-            </w:r>
-          </w:p>
-        </w:tc>
-        <w:tc>
-          <w:tcPr>
-            <w:tcW w:type="dxa" w:w="576"/>
-          </w:tcPr>
-          <w:p>
-            <w:r>
-              <w:t>7.4625</w:t>
-            </w:r>
-          </w:p>
-        </w:tc>
-        <w:tc>
-          <w:tcPr>
-            <w:tcW w:type="dxa" w:w="576"/>
-          </w:tcPr>
-          <w:p>
-            <w:r>
-              <w:t>1.0</w:t>
-            </w:r>
-          </w:p>
-        </w:tc>
-        <w:tc>
-          <w:tcPr>
-            <w:tcW w:type="dxa" w:w="576"/>
-          </w:tcPr>
-          <w:p>
-            <w:r>
-              <w:t>17.025000000000006</w:t>
-            </w:r>
-          </w:p>
-        </w:tc>
-        <w:tc>
-          <w:tcPr>
-            <w:tcW w:type="dxa" w:w="576"/>
-          </w:tcPr>
-          <w:p>
-            <w:r>
-              <w:t>0.41</w:t>
-            </w:r>
-          </w:p>
-        </w:tc>
-      </w:tr>
-      <w:tr>
-        <w:tc>
-          <w:tcPr>
-            <w:tcW w:type="dxa" w:w="576"/>
-          </w:tcPr>
-          <w:p>
-            <w:r>
-              <w:t>LF10</w:t>
-            </w:r>
-          </w:p>
-        </w:tc>
-        <w:tc>
-          <w:tcPr>
-            <w:tcW w:type="dxa" w:w="576"/>
-          </w:tcPr>
-          <w:p>
-            <w:r>
-              <w:t>edge_weight_dampening</w:t>
-            </w:r>
-          </w:p>
-        </w:tc>
-        <w:tc>
-          <w:tcPr>
-            <w:tcW w:type="dxa" w:w="576"/>
-          </w:tcPr>
-          <w:p>
-            <w:r>
-              <w:t>0.5</w:t>
-            </w:r>
-          </w:p>
-        </w:tc>
-        <w:tc>
-          <w:tcPr>
-            <w:tcW w:type="dxa" w:w="576"/>
-          </w:tcPr>
-          <w:p>
-            <w:r>
-              <w:t>-0.0106273726047574</w:t>
-            </w:r>
-          </w:p>
-        </w:tc>
-        <w:tc>
-          <w:tcPr>
-            <w:tcW w:type="dxa" w:w="576"/>
-          </w:tcPr>
-          <w:p>
-            <w:r>
-              <w:t>0.0360949030670501</w:t>
-            </w:r>
-          </w:p>
-        </w:tc>
-        <w:tc>
-          <w:tcPr>
-            <w:tcW w:type="dxa" w:w="576"/>
-          </w:tcPr>
-          <w:p>
-            <w:r>
-              <w:t>0.0281961630161635</w:t>
-            </w:r>
-          </w:p>
-        </w:tc>
-        <w:tc>
-          <w:tcPr>
-            <w:tcW w:type="dxa" w:w="576"/>
-          </w:tcPr>
-          <w:p>
-            <w:r>
-              <w:t>0.0</w:t>
-            </w:r>
-          </w:p>
-        </w:tc>
-        <w:tc>
-          <w:tcPr>
-            <w:tcW w:type="dxa" w:w="576"/>
-          </w:tcPr>
-          <w:p>
-            <w:r>
-              <w:t>0.0477727520422697</w:t>
-            </w:r>
-          </w:p>
-        </w:tc>
-        <w:tc>
-          <w:tcPr>
-            <w:tcW w:type="dxa" w:w="576"/>
-          </w:tcPr>
-          <w:p>
-            <w:r>
-              <w:t>-0.0085754118898223</w:t>
-            </w:r>
-          </w:p>
-        </w:tc>
-        <w:tc>
-          <w:tcPr>
-            <w:tcW w:type="dxa" w:w="576"/>
-          </w:tcPr>
-          <w:p>
-            <w:r>
-              <w:t>-0.0145911198149017</w:t>
-            </w:r>
-          </w:p>
-        </w:tc>
-        <w:tc>
-          <w:tcPr>
-            <w:tcW w:type="dxa" w:w="576"/>
-          </w:tcPr>
-          <w:p>
-            <w:r>
-              <w:t>0.0</w:t>
-            </w:r>
-          </w:p>
-        </w:tc>
-        <w:tc>
-          <w:tcPr>
-            <w:tcW w:type="dxa" w:w="576"/>
-          </w:tcPr>
-          <w:p>
-            <w:r>
-              <w:t>11.855</w:t>
-            </w:r>
-          </w:p>
-        </w:tc>
-        <w:tc>
-          <w:tcPr>
-            <w:tcW w:type="dxa" w:w="576"/>
-          </w:tcPr>
-          <w:p>
-            <w:r>
-              <w:t>2.0</w:t>
-            </w:r>
-          </w:p>
-        </w:tc>
-        <w:tc>
-          <w:tcPr>
-            <w:tcW w:type="dxa" w:w="576"/>
-          </w:tcPr>
-          <w:p>
-            <w:r>
-              <w:t>20.0</w:t>
-            </w:r>
-          </w:p>
-        </w:tc>
-        <w:tc>
-          <w:tcPr>
-            <w:tcW w:type="dxa" w:w="576"/>
-          </w:tcPr>
-          <w:p>
-            <w:r>
-              <w:t>0.135</w:t>
-            </w:r>
-          </w:p>
-        </w:tc>
-      </w:tr>
-      <w:tr>
-        <w:tc>
-          <w:tcPr>
-            <w:tcW w:type="dxa" w:w="576"/>
-          </w:tcPr>
-          <w:p>
-            <w:r>
-              <w:t>rna_module_003</w:t>
-            </w:r>
-          </w:p>
-        </w:tc>
-        <w:tc>
-          <w:tcPr>
-            <w:tcW w:type="dxa" w:w="576"/>
-          </w:tcPr>
-          <w:p>
-            <w:r>
-              <w:t>edge_weight_dampening</w:t>
-            </w:r>
-          </w:p>
-        </w:tc>
-        <w:tc>
-          <w:tcPr>
-            <w:tcW w:type="dxa" w:w="576"/>
-          </w:tcPr>
-          <w:p>
-            <w:r>
-              <w:t>0.5</w:t>
-            </w:r>
-          </w:p>
-        </w:tc>
-        <w:tc>
-          <w:tcPr>
-            <w:tcW w:type="dxa" w:w="576"/>
-          </w:tcPr>
-          <w:p>
-            <w:r>
-              <w:t>-0.0137459377087828</w:t>
-            </w:r>
-          </w:p>
-        </w:tc>
-        <w:tc>
-          <w:tcPr>
-            <w:tcW w:type="dxa" w:w="576"/>
-          </w:tcPr>
-          <w:p>
-            <w:r>
-              <w:t>0.0360818566358717</w:t>
-            </w:r>
-          </w:p>
-        </w:tc>
-        <w:tc>
-          <w:tcPr>
-            <w:tcW w:type="dxa" w:w="576"/>
-          </w:tcPr>
-          <w:p>
-            <w:r>
-              <w:t>0.0355400325018611</w:t>
-            </w:r>
-          </w:p>
-        </w:tc>
-        <w:tc>
-          <w:tcPr>
-            <w:tcW w:type="dxa" w:w="576"/>
-          </w:tcPr>
-          <w:p>
-            <w:r>
-              <w:t>0.014831948167726</w:t>
-            </w:r>
-          </w:p>
-        </w:tc>
-        <w:tc>
-          <w:tcPr>
-            <w:tcW w:type="dxa" w:w="576"/>
-          </w:tcPr>
-          <w:p>
-            <w:r>
-              <w:t>0.0536865158596002</w:t>
-            </w:r>
-          </w:p>
-        </w:tc>
-        <w:tc>
-          <w:tcPr>
-            <w:tcW w:type="dxa" w:w="576"/>
-          </w:tcPr>
-          <w:p>
-            <w:r>
-              <w:t>-0.012739158461744</w:t>
-            </w:r>
-          </w:p>
-        </w:tc>
-        <w:tc>
-          <w:tcPr>
-            <w:tcW w:type="dxa" w:w="576"/>
-          </w:tcPr>
-          <w:p>
-            <w:r>
-              <w:t>-0.0198224528322177</w:t>
-            </w:r>
-          </w:p>
-        </w:tc>
-        <w:tc>
-          <w:tcPr>
-            <w:tcW w:type="dxa" w:w="576"/>
-          </w:tcPr>
-          <w:p>
-            <w:r>
-              <w:t>-0.0044123473057081</w:t>
-            </w:r>
-          </w:p>
-        </w:tc>
-        <w:tc>
-          <w:tcPr>
-            <w:tcW w:type="dxa" w:w="576"/>
-          </w:tcPr>
-          <w:p>
-            <w:r>
-              <w:t>8.255</w:t>
-            </w:r>
-          </w:p>
-        </w:tc>
-        <w:tc>
-          <w:tcPr>
-            <w:tcW w:type="dxa" w:w="576"/>
-          </w:tcPr>
-          <w:p>
-            <w:r>
-              <w:t>1.9750000000000003</w:t>
-            </w:r>
-          </w:p>
-        </w:tc>
-        <w:tc>
-          <w:tcPr>
-            <w:tcW w:type="dxa" w:w="576"/>
-          </w:tcPr>
-          <w:p>
-            <w:r>
-              <w:t>19.012500000000003</w:t>
-            </w:r>
-          </w:p>
-        </w:tc>
-        <w:tc>
-          <w:tcPr>
-            <w:tcW w:type="dxa" w:w="576"/>
-          </w:tcPr>
-          <w:p>
-            <w:r>
-              <w:t>0.315</w:t>
-            </w:r>
-          </w:p>
-        </w:tc>
-      </w:tr>
-      <w:tr>
-        <w:tc>
-          <w:tcPr>
-            <w:tcW w:type="dxa" w:w="576"/>
-          </w:tcPr>
-          <w:p>
-            <w:r>
-              <w:t>rna_module_005</w:t>
-            </w:r>
-          </w:p>
-        </w:tc>
-        <w:tc>
-          <w:tcPr>
-            <w:tcW w:type="dxa" w:w="576"/>
-          </w:tcPr>
-          <w:p>
-            <w:r>
-              <w:t>edge_weight_dampening</w:t>
-            </w:r>
-          </w:p>
-        </w:tc>
-        <w:tc>
-          <w:tcPr>
-            <w:tcW w:type="dxa" w:w="576"/>
-          </w:tcPr>
-          <w:p>
-            <w:r>
-              <w:t>0.5</w:t>
-            </w:r>
-          </w:p>
-        </w:tc>
-        <w:tc>
-          <w:tcPr>
-            <w:tcW w:type="dxa" w:w="576"/>
-          </w:tcPr>
-          <w:p>
-            <w:r>
-              <w:t>-0.0132987153996748</w:t>
-            </w:r>
-          </w:p>
-        </w:tc>
-        <w:tc>
-          <w:tcPr>
-            <w:tcW w:type="dxa" w:w="576"/>
-          </w:tcPr>
-          <w:p>
-            <w:r>
-              <w:t>0.0346773668705961</w:t>
-            </w:r>
-          </w:p>
-        </w:tc>
-        <w:tc>
-          <w:tcPr>
-            <w:tcW w:type="dxa" w:w="576"/>
-          </w:tcPr>
-          <w:p>
-            <w:r>
-              <w:t>0.0342138667791016</w:t>
-            </w:r>
-          </w:p>
-        </w:tc>
-        <w:tc>
-          <w:tcPr>
-            <w:tcW w:type="dxa" w:w="576"/>
-          </w:tcPr>
-          <w:p>
-            <w:r>
-              <w:t>0.013177919729182</w:t>
-            </w:r>
-          </w:p>
-        </w:tc>
-        <w:tc>
-          <w:tcPr>
-            <w:tcW w:type="dxa" w:w="576"/>
-          </w:tcPr>
-          <w:p>
-            <w:r>
-              <w:t>0.0498413232292398</w:t>
-            </w:r>
-          </w:p>
-        </w:tc>
-        <w:tc>
-          <w:tcPr>
-            <w:tcW w:type="dxa" w:w="576"/>
-          </w:tcPr>
-          <w:p>
-            <w:r>
-              <w:t>-0.0124874587654681</w:t>
-            </w:r>
-          </w:p>
-        </w:tc>
-        <w:tc>
-          <w:tcPr>
-            <w:tcW w:type="dxa" w:w="576"/>
-          </w:tcPr>
-          <w:p>
-            <w:r>
-              <w:t>-0.0198666924011966</w:t>
-            </w:r>
-          </w:p>
-        </w:tc>
-        <w:tc>
-          <w:tcPr>
-            <w:tcW w:type="dxa" w:w="576"/>
-          </w:tcPr>
-          <w:p>
-            <w:r>
-              <w:t>-0.004233125228658</w:t>
-            </w:r>
-          </w:p>
-        </w:tc>
-        <w:tc>
-          <w:tcPr>
-            <w:tcW w:type="dxa" w:w="576"/>
-          </w:tcPr>
-          <w:p>
-            <w:r>
-              <w:t>9.1375</w:t>
-            </w:r>
-          </w:p>
-        </w:tc>
-        <w:tc>
-          <w:tcPr>
-            <w:tcW w:type="dxa" w:w="576"/>
-          </w:tcPr>
-          <w:p>
-            <w:r>
-              <w:t>1.0</w:t>
-            </w:r>
-          </w:p>
-        </w:tc>
-        <w:tc>
-          <w:tcPr>
-            <w:tcW w:type="dxa" w:w="576"/>
-          </w:tcPr>
-          <w:p>
-            <w:r>
-              <w:t>19.0</w:t>
-            </w:r>
-          </w:p>
-        </w:tc>
-        <w:tc>
-          <w:tcPr>
-            <w:tcW w:type="dxa" w:w="576"/>
-          </w:tcPr>
-          <w:p>
-            <w:r>
-              <w:t>0.255</w:t>
-            </w:r>
-          </w:p>
-        </w:tc>
-      </w:tr>
-      <w:tr>
-        <w:tc>
-          <w:tcPr>
-            <w:tcW w:type="dxa" w:w="576"/>
-          </w:tcPr>
-          <w:p>
-            <w:r>
-              <w:t>rna_module_006</w:t>
-            </w:r>
-          </w:p>
-        </w:tc>
-        <w:tc>
-          <w:tcPr>
-            <w:tcW w:type="dxa" w:w="576"/>
-          </w:tcPr>
-          <w:p>
-            <w:r>
-              <w:t>edge_weight_dampening</w:t>
-            </w:r>
-          </w:p>
-        </w:tc>
-        <w:tc>
-          <w:tcPr>
-            <w:tcW w:type="dxa" w:w="576"/>
-          </w:tcPr>
-          <w:p>
-            <w:r>
-              <w:t>0.5</w:t>
-            </w:r>
-          </w:p>
-        </w:tc>
-        <w:tc>
-          <w:tcPr>
-            <w:tcW w:type="dxa" w:w="576"/>
-          </w:tcPr>
-          <w:p>
-            <w:r>
-              <w:t>-0.0116757120283209</w:t>
-            </w:r>
-          </w:p>
-        </w:tc>
-        <w:tc>
-          <w:tcPr>
-            <w:tcW w:type="dxa" w:w="576"/>
-          </w:tcPr>
-          <w:p>
-            <w:r>
-              <w:t>0.0345976279696217</w:t>
-            </w:r>
-          </w:p>
-        </w:tc>
-        <w:tc>
-          <w:tcPr>
-            <w:tcW w:type="dxa" w:w="576"/>
-          </w:tcPr>
-          <w:p>
-            <w:r>
-              <w:t>0.0321259028543211</w:t>
-            </w:r>
-          </w:p>
-        </w:tc>
-        <w:tc>
-          <w:tcPr>
-            <w:tcW w:type="dxa" w:w="576"/>
-          </w:tcPr>
-          <w:p>
-            <w:r>
-              <w:t>0.0111553111838584</w:t>
-            </w:r>
-          </w:p>
-        </w:tc>
-        <w:tc>
-          <w:tcPr>
-            <w:tcW w:type="dxa" w:w="576"/>
-          </w:tcPr>
-          <w:p>
-            <w:r>
-              <w:t>0.0496430897240638</w:t>
-            </w:r>
-          </w:p>
-        </w:tc>
-        <w:tc>
-          <w:tcPr>
-            <w:tcW w:type="dxa" w:w="576"/>
-          </w:tcPr>
-          <w:p>
-            <w:r>
-              <w:t>-0.0108975423951902</w:t>
-            </w:r>
-          </w:p>
-        </w:tc>
-        <w:tc>
-          <w:tcPr>
-            <w:tcW w:type="dxa" w:w="576"/>
-          </w:tcPr>
-          <w:p>
-            <w:r>
-              <w:t>-0.017239239640579</w:t>
-            </w:r>
-          </w:p>
-        </w:tc>
-        <w:tc>
-          <w:tcPr>
-            <w:tcW w:type="dxa" w:w="576"/>
-          </w:tcPr>
-          <w:p>
-            <w:r>
-              <w:t>-0.0033070048274476</w:t>
-            </w:r>
-          </w:p>
-        </w:tc>
-        <w:tc>
-          <w:tcPr>
-            <w:tcW w:type="dxa" w:w="576"/>
-          </w:tcPr>
-          <w:p>
-            <w:r>
-              <w:t>10.165</w:t>
-            </w:r>
-          </w:p>
-        </w:tc>
-        <w:tc>
-          <w:tcPr>
-            <w:tcW w:type="dxa" w:w="576"/>
-          </w:tcPr>
-          <w:p>
-            <w:r>
-              <w:t>2.0</w:t>
-            </w:r>
-          </w:p>
-        </w:tc>
-        <w:tc>
-          <w:tcPr>
-            <w:tcW w:type="dxa" w:w="576"/>
-          </w:tcPr>
-          <w:p>
-            <w:r>
-              <w:t>19.0</w:t>
-            </w:r>
-          </w:p>
-        </w:tc>
-        <w:tc>
-          <w:tcPr>
-            <w:tcW w:type="dxa" w:w="576"/>
-          </w:tcPr>
-          <w:p>
-            <w:r>
-              <w:t>0.235</w:t>
-            </w:r>
-          </w:p>
-        </w:tc>
-      </w:tr>
-      <w:tr>
-        <w:tc>
-          <w:tcPr>
-            <w:tcW w:type="dxa" w:w="576"/>
-          </w:tcPr>
-          <w:p>
-            <w:r>
-              <w:t>LF9</w:t>
-            </w:r>
-          </w:p>
-        </w:tc>
-        <w:tc>
-          <w:tcPr>
-            <w:tcW w:type="dxa" w:w="576"/>
-          </w:tcPr>
-          <w:p>
-            <w:r>
-              <w:t>edge_weight_dampening</w:t>
-            </w:r>
-          </w:p>
-        </w:tc>
-        <w:tc>
-          <w:tcPr>
-            <w:tcW w:type="dxa" w:w="576"/>
-          </w:tcPr>
-          <w:p>
-            <w:r>
-              <w:t>0.5</w:t>
-            </w:r>
-          </w:p>
-        </w:tc>
-        <w:tc>
-          <w:tcPr>
-            <w:tcW w:type="dxa" w:w="576"/>
-          </w:tcPr>
-          <w:p>
-            <w:r>
-              <w:t>-0.0101896434678533</w:t>
-            </w:r>
-          </w:p>
-        </w:tc>
-        <w:tc>
-          <w:tcPr>
-            <w:tcW w:type="dxa" w:w="576"/>
-          </w:tcPr>
-          <w:p>
-            <w:r>
-              <w:t>0.0333233464326062</w:t>
-            </w:r>
-          </w:p>
-        </w:tc>
-        <w:tc>
-          <w:tcPr>
-            <w:tcW w:type="dxa" w:w="576"/>
-          </w:tcPr>
-          <w:p>
-            <w:r>
-              <w:t>0.0263906030260226</w:t>
-            </w:r>
-          </w:p>
-        </w:tc>
-        <w:tc>
-          <w:tcPr>
-            <w:tcW w:type="dxa" w:w="576"/>
-          </w:tcPr>
-          <w:p>
-            <w:r>
-              <w:t>0.0</w:t>
-            </w:r>
-          </w:p>
-        </w:tc>
-        <w:tc>
-          <w:tcPr>
-            <w:tcW w:type="dxa" w:w="576"/>
-          </w:tcPr>
-          <w:p>
-            <w:r>
-              <w:t>0.042807034484177</w:t>
-            </w:r>
-          </w:p>
-        </w:tc>
-        <w:tc>
-          <w:tcPr>
-            <w:tcW w:type="dxa" w:w="576"/>
-          </w:tcPr>
-          <w:p>
-            <w:r>
-              <w:t>-0.0081392081485573</w:t>
-            </w:r>
-          </w:p>
-        </w:tc>
-        <w:tc>
-          <w:tcPr>
-            <w:tcW w:type="dxa" w:w="576"/>
-          </w:tcPr>
-          <w:p>
-            <w:r>
-              <w:t>-0.0141099183851214</w:t>
-            </w:r>
-          </w:p>
-        </w:tc>
-        <w:tc>
-          <w:tcPr>
-            <w:tcW w:type="dxa" w:w="576"/>
-          </w:tcPr>
-          <w:p>
-            <w:r>
-              <w:t>0.0</w:t>
-            </w:r>
-          </w:p>
-        </w:tc>
-        <w:tc>
-          <w:tcPr>
-            <w:tcW w:type="dxa" w:w="576"/>
-          </w:tcPr>
-          <w:p>
-            <w:r>
-              <w:t>12.7625</w:t>
-            </w:r>
-          </w:p>
-        </w:tc>
-        <w:tc>
-          <w:tcPr>
-            <w:tcW w:type="dxa" w:w="576"/>
-          </w:tcPr>
-          <w:p>
-            <w:r>
-              <w:t>4.0</w:t>
-            </w:r>
-          </w:p>
-        </w:tc>
-        <w:tc>
-          <w:tcPr>
-            <w:tcW w:type="dxa" w:w="576"/>
-          </w:tcPr>
-          <w:p>
-            <w:r>
-              <w:t>20.0</w:t>
-            </w:r>
-          </w:p>
-        </w:tc>
-        <w:tc>
-          <w:tcPr>
-            <w:tcW w:type="dxa" w:w="576"/>
-          </w:tcPr>
-          <w:p>
-            <w:r>
-              <w:t>0.06</w:t>
-            </w:r>
-          </w:p>
-        </w:tc>
-      </w:tr>
-      <w:tr>
-        <w:tc>
-          <w:tcPr>
-            <w:tcW w:type="dxa" w:w="576"/>
-          </w:tcPr>
-          <w:p>
-            <w:r>
-              <w:t>rna_module_007</w:t>
-            </w:r>
-          </w:p>
-        </w:tc>
-        <w:tc>
-          <w:tcPr>
-            <w:tcW w:type="dxa" w:w="576"/>
-          </w:tcPr>
-          <w:p>
-            <w:r>
-              <w:t>edge_weight_dampening</w:t>
-            </w:r>
-          </w:p>
-        </w:tc>
-        <w:tc>
-          <w:tcPr>
-            <w:tcW w:type="dxa" w:w="576"/>
-          </w:tcPr>
-          <w:p>
-            <w:r>
-              <w:t>0.5</w:t>
-            </w:r>
-          </w:p>
-        </w:tc>
-        <w:tc>
-          <w:tcPr>
-            <w:tcW w:type="dxa" w:w="576"/>
-          </w:tcPr>
-          <w:p>
-            <w:r>
-              <w:t>-0.0122428856150429</w:t>
-            </w:r>
-          </w:p>
-        </w:tc>
-        <w:tc>
-          <w:tcPr>
-            <w:tcW w:type="dxa" w:w="576"/>
-          </w:tcPr>
-          <w:p>
-            <w:r>
-              <w:t>0.0315085546576713</w:t>
-            </w:r>
-          </w:p>
-        </w:tc>
-        <w:tc>
-          <w:tcPr>
-            <w:tcW w:type="dxa" w:w="576"/>
-          </w:tcPr>
-          <w:p>
-            <w:r>
-              <w:t>0.0324088783716158</w:t>
-            </w:r>
-          </w:p>
-        </w:tc>
-        <w:tc>
-          <w:tcPr>
-            <w:tcW w:type="dxa" w:w="576"/>
-          </w:tcPr>
-          <w:p>
-            <w:r>
-              <w:t>0.0132158077843199</w:t>
-            </w:r>
-          </w:p>
-        </w:tc>
-        <w:tc>
-          <w:tcPr>
-            <w:tcW w:type="dxa" w:w="576"/>
-          </w:tcPr>
-          <w:p>
-            <w:r>
-              <w:t>0.0500874570276229</w:t>
-            </w:r>
-          </w:p>
-        </w:tc>
-        <w:tc>
-          <w:tcPr>
-            <w:tcW w:type="dxa" w:w="576"/>
-          </w:tcPr>
-          <w:p>
-            <w:r>
-              <w:t>-0.0118923387256084</w:t>
-            </w:r>
-          </w:p>
-        </w:tc>
-        <w:tc>
-          <w:tcPr>
-            <w:tcW w:type="dxa" w:w="576"/>
-          </w:tcPr>
-          <w:p>
-            <w:r>
-              <w:t>-0.0182684843647147</w:t>
-            </w:r>
-          </w:p>
-        </w:tc>
-        <w:tc>
-          <w:tcPr>
-            <w:tcW w:type="dxa" w:w="576"/>
-          </w:tcPr>
-          <w:p>
-            <w:r>
-              <w:t>-0.0046405694991587</w:t>
-            </w:r>
-          </w:p>
-        </w:tc>
-        <w:tc>
-          <w:tcPr>
-            <w:tcW w:type="dxa" w:w="576"/>
-          </w:tcPr>
-          <w:p>
-            <w:r>
-              <w:t>9.995</w:t>
-            </w:r>
-          </w:p>
-        </w:tc>
-        <w:tc>
-          <w:tcPr>
-            <w:tcW w:type="dxa" w:w="576"/>
-          </w:tcPr>
-          <w:p>
-            <w:r>
-              <w:t>2.0</w:t>
-            </w:r>
-          </w:p>
-        </w:tc>
-        <w:tc>
-          <w:tcPr>
-            <w:tcW w:type="dxa" w:w="576"/>
-          </w:tcPr>
-          <w:p>
-            <w:r>
-              <w:t>18.0</w:t>
-            </w:r>
-          </w:p>
-        </w:tc>
-        <w:tc>
-          <w:tcPr>
-            <w:tcW w:type="dxa" w:w="576"/>
-          </w:tcPr>
-          <w:p>
-            <w:r>
-              <w:t>0.175</w:t>
-            </w:r>
-          </w:p>
-        </w:tc>
-      </w:tr>
-      <w:tr>
-        <w:tc>
-          <w:tcPr>
-            <w:tcW w:type="dxa" w:w="576"/>
-          </w:tcPr>
-          <w:p>
-            <w:r>
-              <w:t>rna_module_001</w:t>
-            </w:r>
-          </w:p>
-        </w:tc>
-        <w:tc>
-          <w:tcPr>
-            <w:tcW w:type="dxa" w:w="576"/>
-          </w:tcPr>
-          <w:p>
-            <w:r>
-              <w:t>edge_weight_dampening</w:t>
-            </w:r>
-          </w:p>
-        </w:tc>
-        <w:tc>
-          <w:tcPr>
-            <w:tcW w:type="dxa" w:w="576"/>
-          </w:tcPr>
-          <w:p>
-            <w:r>
-              <w:t>0.5</w:t>
-            </w:r>
-          </w:p>
-        </w:tc>
-        <w:tc>
-          <w:tcPr>
-            <w:tcW w:type="dxa" w:w="576"/>
-          </w:tcPr>
-          <w:p>
-            <w:r>
-              <w:t>-0.0121348218401081</w:t>
-            </w:r>
-          </w:p>
-        </w:tc>
-        <w:tc>
-          <w:tcPr>
-            <w:tcW w:type="dxa" w:w="576"/>
-          </w:tcPr>
-          <w:p>
-            <w:r>
-              <w:t>0.030343810048529</w:t>
-            </w:r>
-          </w:p>
-        </w:tc>
-        <w:tc>
-          <w:tcPr>
-            <w:tcW w:type="dxa" w:w="576"/>
-          </w:tcPr>
-          <w:p>
-            <w:r>
-              <w:t>0.0309919283339331</w:t>
-            </w:r>
-          </w:p>
-        </w:tc>
-        <w:tc>
-          <w:tcPr>
-            <w:tcW w:type="dxa" w:w="576"/>
-          </w:tcPr>
-          <w:p>
-            <w:r>
-              <w:t>0.0125280561511382</w:t>
-            </w:r>
-          </w:p>
-        </w:tc>
-        <w:tc>
-          <w:tcPr>
-            <w:tcW w:type="dxa" w:w="576"/>
-          </w:tcPr>
-          <w:p>
-            <w:r>
-              <w:t>0.0489041014722991</w:t>
-            </w:r>
-          </w:p>
-        </w:tc>
-        <w:tc>
-          <w:tcPr>
-            <w:tcW w:type="dxa" w:w="576"/>
-          </w:tcPr>
-          <w:p>
-            <w:r>
-              <w:t>-0.0111483893228415</w:t>
-            </w:r>
-          </w:p>
-        </w:tc>
-        <w:tc>
-          <w:tcPr>
-            <w:tcW w:type="dxa" w:w="576"/>
-          </w:tcPr>
-          <w:p>
-            <w:r>
-              <w:t>-0.0172142436601644</w:t>
-            </w:r>
-          </w:p>
-        </w:tc>
-        <w:tc>
-          <w:tcPr>
-            <w:tcW w:type="dxa" w:w="576"/>
-          </w:tcPr>
-          <w:p>
-            <w:r>
-              <w:t>-0.003892101003782</w:t>
-            </w:r>
-          </w:p>
-        </w:tc>
-        <w:tc>
-          <w:tcPr>
-            <w:tcW w:type="dxa" w:w="576"/>
-          </w:tcPr>
-          <w:p>
-            <w:r>
-              <w:t>10.635</w:t>
-            </w:r>
-          </w:p>
-        </w:tc>
-        <w:tc>
-          <w:tcPr>
-            <w:tcW w:type="dxa" w:w="576"/>
-          </w:tcPr>
-          <w:p>
-            <w:r>
-              <w:t>2.0</w:t>
-            </w:r>
-          </w:p>
-        </w:tc>
-        <w:tc>
-          <w:tcPr>
-            <w:tcW w:type="dxa" w:w="576"/>
-          </w:tcPr>
-          <w:p>
-            <w:r>
-              <w:t>19.0</w:t>
-            </w:r>
-          </w:p>
-        </w:tc>
-        <w:tc>
-          <w:tcPr>
-            <w:tcW w:type="dxa" w:w="576"/>
-          </w:tcPr>
-          <w:p>
-            <w:r>
-              <w:t>0.14</w:t>
-            </w:r>
-          </w:p>
-        </w:tc>
-      </w:tr>
-      <w:tr>
-        <w:tc>
-          <w:tcPr>
-            <w:tcW w:type="dxa" w:w="576"/>
-          </w:tcPr>
-          <w:p>
-            <w:r>
-              <w:t>rna_module_010</w:t>
-            </w:r>
-          </w:p>
-        </w:tc>
-        <w:tc>
-          <w:tcPr>
-            <w:tcW w:type="dxa" w:w="576"/>
-          </w:tcPr>
-          <w:p>
-            <w:r>
-              <w:t>edge_weight_dampening</w:t>
-            </w:r>
-          </w:p>
-        </w:tc>
-        <w:tc>
-          <w:tcPr>
-            <w:tcW w:type="dxa" w:w="576"/>
-          </w:tcPr>
-          <w:p>
-            <w:r>
-              <w:t>0.5</w:t>
-            </w:r>
-          </w:p>
-        </w:tc>
-        <w:tc>
-          <w:tcPr>
-            <w:tcW w:type="dxa" w:w="576"/>
-          </w:tcPr>
-          <w:p>
-            <w:r>
-              <w:t>-0.0117746227929096</w:t>
-            </w:r>
-          </w:p>
-        </w:tc>
-        <w:tc>
-          <w:tcPr>
-            <w:tcW w:type="dxa" w:w="576"/>
-          </w:tcPr>
-          <w:p>
-            <w:r>
-              <w:t>0.0296878826052274</w:t>
-            </w:r>
-          </w:p>
-        </w:tc>
-        <w:tc>
-          <w:tcPr>
-            <w:tcW w:type="dxa" w:w="576"/>
-          </w:tcPr>
-          <w:p>
-            <w:r>
-              <w:t>0.0283441913153334</w:t>
-            </w:r>
-          </w:p>
-        </w:tc>
-        <w:tc>
-          <w:tcPr>
-            <w:tcW w:type="dxa" w:w="576"/>
-          </w:tcPr>
-          <w:p>
-            <w:r>
-              <w:t>0.0101645419435685</w:t>
-            </w:r>
-          </w:p>
-        </w:tc>
-        <w:tc>
-          <w:tcPr>
-            <w:tcW w:type="dxa" w:w="576"/>
-          </w:tcPr>
-          <w:p>
-            <w:r>
-              <w:t>0.0416945247067884</w:t>
-            </w:r>
-          </w:p>
-        </w:tc>
-        <w:tc>
-          <w:tcPr>
-            <w:tcW w:type="dxa" w:w="576"/>
-          </w:tcPr>
-          <w:p>
-            <w:r>
-              <w:t>-0.0109184623496483</w:t>
-            </w:r>
-          </w:p>
-        </w:tc>
-        <w:tc>
-          <w:tcPr>
-            <w:tcW w:type="dxa" w:w="576"/>
-          </w:tcPr>
-          <w:p>
-            <w:r>
-              <w:t>-0.0163020852063618</w:t>
-            </w:r>
-          </w:p>
-        </w:tc>
-        <w:tc>
-          <w:tcPr>
-            <w:tcW w:type="dxa" w:w="576"/>
-          </w:tcPr>
-          <w:p>
-            <w:r>
-              <w:t>-0.0034186973644358</w:t>
-            </w:r>
-          </w:p>
-        </w:tc>
-        <w:tc>
-          <w:tcPr>
-            <w:tcW w:type="dxa" w:w="576"/>
-          </w:tcPr>
-          <w:p>
-            <w:r>
-              <w:t>12.21</w:t>
-            </w:r>
-          </w:p>
-        </w:tc>
-        <w:tc>
-          <w:tcPr>
-            <w:tcW w:type="dxa" w:w="576"/>
-          </w:tcPr>
-          <w:p>
-            <w:r>
-              <w:t>5.0</w:t>
-            </w:r>
-          </w:p>
-        </w:tc>
-        <w:tc>
-          <w:tcPr>
-            <w:tcW w:type="dxa" w:w="576"/>
-          </w:tcPr>
-          <w:p>
-            <w:r>
-              <w:t>20.0</w:t>
-            </w:r>
-          </w:p>
-        </w:tc>
-        <w:tc>
-          <w:tcPr>
-            <w:tcW w:type="dxa" w:w="576"/>
-          </w:tcPr>
-          <w:p>
-            <w:r>
-              <w:t>0.04</w:t>
-            </w:r>
-          </w:p>
-        </w:tc>
-      </w:tr>
-    </w:tbl>
-    <w:p/>
-    <w:p>
-      <w:r>
-        <w:rPr>
-          <w:b/>
-        </w:rPr>
-        <w:t>Table 8. Sensitivity slope summary across perturbation fractions.</w:t>
-      </w:r>
-    </w:p>
-    <w:tbl>
-      <w:tblPr>
-        <w:tblStyle w:val="TableGrid"/>
-        <w:tblW w:type="auto" w:w="0"/>
-        <w:tblLook w:firstColumn="1" w:firstRow="1" w:lastColumn="0" w:lastRow="0" w:noHBand="0" w:noVBand="1" w:val="04A0"/>
-      </w:tblPr>
-      <w:tblGrid>
-        <w:gridCol w:w="2880"/>
-        <w:gridCol w:w="2880"/>
-        <w:gridCol w:w="2880"/>
-      </w:tblGrid>
-      <w:tr>
-        <w:tc>
-          <w:tcPr>
-            <w:tcW w:type="dxa" w:w="2880"/>
-          </w:tcPr>
-          <w:p>
-            <w:r>
-              <w:t>hub</w:t>
-            </w:r>
-          </w:p>
-        </w:tc>
-        <w:tc>
-          <w:tcPr>
-            <w:tcW w:type="dxa" w:w="2880"/>
-          </w:tcPr>
-          <w:p>
-            <w:r>
-              <w:t>delta_global_slope</w:t>
-            </w:r>
-          </w:p>
-        </w:tc>
-        <w:tc>
-          <w:tcPr>
-            <w:tcW w:type="dxa" w:w="2880"/>
-          </w:tcPr>
-          <w:p>
-            <w:r>
-              <w:t>monotonic_non_decreasing</w:t>
-            </w:r>
-          </w:p>
-        </w:tc>
-      </w:tr>
-      <w:tr>
-        <w:tc>
-          <w:tcPr>
-            <w:tcW w:type="dxa" w:w="2880"/>
-          </w:tcPr>
-          <w:p>
-            <w:r>
-              <w:t>LF7</w:t>
-            </w:r>
-          </w:p>
-        </w:tc>
-        <w:tc>
-          <w:tcPr>
-            <w:tcW w:type="dxa" w:w="2880"/>
-          </w:tcPr>
-          <w:p>
-            <w:r>
-              <w:t>0.1272422726877594</w:t>
-            </w:r>
-          </w:p>
-        </w:tc>
-        <w:tc>
-          <w:tcPr>
-            <w:tcW w:type="dxa" w:w="2880"/>
-          </w:tcPr>
-          <w:p>
-            <w:r>
-              <w:t>True</w:t>
-            </w:r>
-          </w:p>
-        </w:tc>
-      </w:tr>
-      <w:tr>
-        <w:tc>
-          <w:tcPr>
-            <w:tcW w:type="dxa" w:w="2880"/>
-          </w:tcPr>
-          <w:p>
-            <w:r>
-              <w:t>LF8</w:t>
-            </w:r>
-          </w:p>
-        </w:tc>
-        <w:tc>
-          <w:tcPr>
-            <w:tcW w:type="dxa" w:w="2880"/>
-          </w:tcPr>
-          <w:p>
-            <w:r>
-              <w:t>0.1228611574911629</w:t>
-            </w:r>
-          </w:p>
-        </w:tc>
-        <w:tc>
-          <w:tcPr>
-            <w:tcW w:type="dxa" w:w="2880"/>
-          </w:tcPr>
-          <w:p>
-            <w:r>
-              <w:t>True</w:t>
-            </w:r>
-          </w:p>
-        </w:tc>
-      </w:tr>
-      <w:tr>
-        <w:tc>
-          <w:tcPr>
-            <w:tcW w:type="dxa" w:w="2880"/>
-          </w:tcPr>
-          <w:p>
-            <w:r>
-              <w:t>LF6</w:t>
-            </w:r>
-          </w:p>
-        </w:tc>
-        <w:tc>
-          <w:tcPr>
-            <w:tcW w:type="dxa" w:w="2880"/>
-          </w:tcPr>
-          <w:p>
-            <w:r>
-              <w:t>0.1132445477089191</w:t>
-            </w:r>
-          </w:p>
-        </w:tc>
-        <w:tc>
-          <w:tcPr>
-            <w:tcW w:type="dxa" w:w="2880"/>
-          </w:tcPr>
-          <w:p>
-            <w:r>
-              <w:t>True</w:t>
-            </w:r>
-          </w:p>
-        </w:tc>
-      </w:tr>
-      <w:tr>
-        <w:tc>
-          <w:tcPr>
-            <w:tcW w:type="dxa" w:w="2880"/>
-          </w:tcPr>
-          <w:p>
-            <w:r>
-              <w:t>LF5</w:t>
-            </w:r>
-          </w:p>
-        </w:tc>
-        <w:tc>
-          <w:tcPr>
-            <w:tcW w:type="dxa" w:w="2880"/>
-          </w:tcPr>
-          <w:p>
-            <w:r>
-              <w:t>0.1095221116844491</w:t>
-            </w:r>
-          </w:p>
-        </w:tc>
-        <w:tc>
-          <w:tcPr>
-            <w:tcW w:type="dxa" w:w="2880"/>
-          </w:tcPr>
-          <w:p>
-            <w:r>
-              <w:t>True</w:t>
-            </w:r>
-          </w:p>
-        </w:tc>
-      </w:tr>
-      <w:tr>
-        <w:tc>
-          <w:tcPr>
-            <w:tcW w:type="dxa" w:w="2880"/>
-          </w:tcPr>
-          <w:p>
-            <w:r>
-              <w:t>LF2</w:t>
-            </w:r>
-          </w:p>
-        </w:tc>
-        <w:tc>
-          <w:tcPr>
-            <w:tcW w:type="dxa" w:w="2880"/>
-          </w:tcPr>
-          <w:p>
-            <w:r>
-              <w:t>0.0969936888483091</w:t>
-            </w:r>
-          </w:p>
-        </w:tc>
-        <w:tc>
-          <w:tcPr>
-            <w:tcW w:type="dxa" w:w="2880"/>
-          </w:tcPr>
-          <w:p>
-            <w:r>
-              <w:t>True</w:t>
-            </w:r>
-          </w:p>
-        </w:tc>
-      </w:tr>
-      <w:tr>
-        <w:tc>
-          <w:tcPr>
-            <w:tcW w:type="dxa" w:w="2880"/>
-          </w:tcPr>
-          <w:p>
-            <w:r>
-              <w:t>LF4</w:t>
-            </w:r>
-          </w:p>
-        </w:tc>
-        <w:tc>
-          <w:tcPr>
-            <w:tcW w:type="dxa" w:w="2880"/>
-          </w:tcPr>
-          <w:p>
-            <w:r>
-              <w:t>0.09446278110417</w:t>
-            </w:r>
-          </w:p>
-        </w:tc>
-        <w:tc>
-          <w:tcPr>
-            <w:tcW w:type="dxa" w:w="2880"/>
-          </w:tcPr>
-          <w:p>
-            <w:r>
-              <w:t>True</w:t>
-            </w:r>
-          </w:p>
-        </w:tc>
-      </w:tr>
-      <w:tr>
-        <w:tc>
-          <w:tcPr>
-            <w:tcW w:type="dxa" w:w="2880"/>
-          </w:tcPr>
-          <w:p>
-            <w:r>
-              <w:t>rna_module_004</w:t>
-            </w:r>
-          </w:p>
-        </w:tc>
-        <w:tc>
-          <w:tcPr>
-            <w:tcW w:type="dxa" w:w="2880"/>
-          </w:tcPr>
-          <w:p>
-            <w:r>
-              <w:t>0.0811931140596936</w:t>
-            </w:r>
-          </w:p>
-        </w:tc>
-        <w:tc>
-          <w:tcPr>
-            <w:tcW w:type="dxa" w:w="2880"/>
-          </w:tcPr>
-          <w:p>
-            <w:r>
-              <w:t>True</w:t>
-            </w:r>
-          </w:p>
-        </w:tc>
-      </w:tr>
-      <w:tr>
-        <w:tc>
-          <w:tcPr>
-            <w:tcW w:type="dxa" w:w="2880"/>
-          </w:tcPr>
-          <w:p>
-            <w:r>
-              <w:t>rna_module_005</w:t>
-            </w:r>
-          </w:p>
-        </w:tc>
-        <w:tc>
-          <w:tcPr>
-            <w:tcW w:type="dxa" w:w="2880"/>
-          </w:tcPr>
-          <w:p>
-            <w:r>
-              <w:t>0.0744521157702439</w:t>
-            </w:r>
-          </w:p>
-        </w:tc>
-        <w:tc>
-          <w:tcPr>
-            <w:tcW w:type="dxa" w:w="2880"/>
-          </w:tcPr>
-          <w:p>
-            <w:r>
-              <w:t>True</w:t>
-            </w:r>
-          </w:p>
-        </w:tc>
-      </w:tr>
-      <w:tr>
-        <w:tc>
-          <w:tcPr>
-            <w:tcW w:type="dxa" w:w="2880"/>
-          </w:tcPr>
-          <w:p>
-            <w:r>
-              <w:t>rna_module_007</w:t>
-            </w:r>
-          </w:p>
-        </w:tc>
-        <w:tc>
-          <w:tcPr>
-            <w:tcW w:type="dxa" w:w="2880"/>
-          </w:tcPr>
-          <w:p>
-            <w:r>
-              <w:t>0.0674155973002405</w:t>
-            </w:r>
-          </w:p>
-        </w:tc>
-        <w:tc>
-          <w:tcPr>
-            <w:tcW w:type="dxa" w:w="2880"/>
-          </w:tcPr>
-          <w:p>
-            <w:r>
-              <w:t>True</w:t>
-            </w:r>
-          </w:p>
-        </w:tc>
-      </w:tr>
-      <w:tr>
-        <w:tc>
-          <w:tcPr>
-            <w:tcW w:type="dxa" w:w="2880"/>
-          </w:tcPr>
-          <w:p>
-            <w:r>
-              <w:t>LF3</w:t>
-            </w:r>
-          </w:p>
-        </w:tc>
-        <w:tc>
-          <w:tcPr>
-            <w:tcW w:type="dxa" w:w="2880"/>
-          </w:tcPr>
-          <w:p>
-            <w:r>
-              <w:t>0.0639613897811204</w:t>
-            </w:r>
-          </w:p>
-        </w:tc>
-        <w:tc>
-          <w:tcPr>
-            <w:tcW w:type="dxa" w:w="2880"/>
-          </w:tcPr>
-          <w:p>
-            <w:r>
-              <w:t>True</w:t>
-            </w:r>
-          </w:p>
-        </w:tc>
-      </w:tr>
-    </w:tbl>
-    <w:p/>
-    <w:p>
-      <w:r>
-        <w:rPr>
-          <w:b/>
-        </w:rPr>
-        <w:t>Table 9. Advanced ML benchmark (integrated input set).</w:t>
+        <w:t>Table 4. Advanced ML benchmark summary.</w:t>
       </w:r>
     </w:p>
     <w:tbl>
@@ -7464,1280 +2057,6 @@
           <w:p>
             <w:r>
               <w:t>0.5486842105263157</w:t>
-            </w:r>
-          </w:p>
-        </w:tc>
-      </w:tr>
-    </w:tbl>
-    <w:p/>
-    <w:p>
-      <w:r>
-        <w:rPr>
-          <w:b/>
-        </w:rPr>
-        <w:t>Table 10. Input-output ablation combinations (top AUC).</w:t>
-      </w:r>
-    </w:p>
-    <w:tbl>
-      <w:tblPr>
-        <w:tblStyle w:val="TableGrid"/>
-        <w:tblW w:type="auto" w:w="0"/>
-        <w:tblLook w:firstColumn="1" w:firstRow="1" w:lastColumn="0" w:lastRow="0" w:noHBand="0" w:noVBand="1" w:val="04A0"/>
-      </w:tblPr>
-      <w:tblGrid>
-        <w:gridCol w:w="1440"/>
-        <w:gridCol w:w="1440"/>
-        <w:gridCol w:w="1440"/>
-        <w:gridCol w:w="1440"/>
-        <w:gridCol w:w="1440"/>
-        <w:gridCol w:w="1440"/>
-      </w:tblGrid>
-      <w:tr>
-        <w:tc>
-          <w:tcPr>
-            <w:tcW w:type="dxa" w:w="1440"/>
-          </w:tcPr>
-          <w:p>
-            <w:r>
-              <w:t>blocks</w:t>
-            </w:r>
-          </w:p>
-        </w:tc>
-        <w:tc>
-          <w:tcPr>
-            <w:tcW w:type="dxa" w:w="1440"/>
-          </w:tcPr>
-          <w:p>
-            <w:r>
-              <w:t>n_blocks</w:t>
-            </w:r>
-          </w:p>
-        </w:tc>
-        <w:tc>
-          <w:tcPr>
-            <w:tcW w:type="dxa" w:w="1440"/>
-          </w:tcPr>
-          <w:p>
-            <w:r>
-              <w:t>n_features</w:t>
-            </w:r>
-          </w:p>
-        </w:tc>
-        <w:tc>
-          <w:tcPr>
-            <w:tcW w:type="dxa" w:w="1440"/>
-          </w:tcPr>
-          <w:p>
-            <w:r>
-              <w:t>n_features_compressed</w:t>
-            </w:r>
-          </w:p>
-        </w:tc>
-        <w:tc>
-          <w:tcPr>
-            <w:tcW w:type="dxa" w:w="1440"/>
-          </w:tcPr>
-          <w:p>
-            <w:r>
-              <w:t>n_samples</w:t>
-            </w:r>
-          </w:p>
-        </w:tc>
-        <w:tc>
-          <w:tcPr>
-            <w:tcW w:type="dxa" w:w="1440"/>
-          </w:tcPr>
-          <w:p>
-            <w:r>
-              <w:t>auc</w:t>
-            </w:r>
-          </w:p>
-        </w:tc>
-      </w:tr>
-      <w:tr>
-        <w:tc>
-          <w:tcPr>
-            <w:tcW w:type="dxa" w:w="1440"/>
-          </w:tcPr>
-          <w:p>
-            <w:r>
-              <w:t>protein_modules+rna_modules</w:t>
-            </w:r>
-          </w:p>
-        </w:tc>
-        <w:tc>
-          <w:tcPr>
-            <w:tcW w:type="dxa" w:w="1440"/>
-          </w:tcPr>
-          <w:p>
-            <w:r>
-              <w:t>2</w:t>
-            </w:r>
-          </w:p>
-        </w:tc>
-        <w:tc>
-          <w:tcPr>
-            <w:tcW w:type="dxa" w:w="1440"/>
-          </w:tcPr>
-          <w:p>
-            <w:r>
-              <w:t>70</w:t>
-            </w:r>
-          </w:p>
-        </w:tc>
-        <w:tc>
-          <w:tcPr>
-            <w:tcW w:type="dxa" w:w="1440"/>
-          </w:tcPr>
-          <w:p>
-            <w:r>
-              <w:t>56</w:t>
-            </w:r>
-          </w:p>
-        </w:tc>
-        <w:tc>
-          <w:tcPr>
-            <w:tcW w:type="dxa" w:w="1440"/>
-          </w:tcPr>
-          <w:p>
-            <w:r>
-              <w:t>57</w:t>
-            </w:r>
-          </w:p>
-        </w:tc>
-        <w:tc>
-          <w:tcPr>
-            <w:tcW w:type="dxa" w:w="1440"/>
-          </w:tcPr>
-          <w:p>
-            <w:r>
-              <w:t>0.64404432132964</w:t>
-            </w:r>
-          </w:p>
-        </w:tc>
-      </w:tr>
-      <w:tr>
-        <w:tc>
-          <w:tcPr>
-            <w:tcW w:type="dxa" w:w="1440"/>
-          </w:tcPr>
-          <w:p>
-            <w:r>
-              <w:t>burdens+protein_modules+rna_modules</w:t>
-            </w:r>
-          </w:p>
-        </w:tc>
-        <w:tc>
-          <w:tcPr>
-            <w:tcW w:type="dxa" w:w="1440"/>
-          </w:tcPr>
-          <w:p>
-            <w:r>
-              <w:t>3</w:t>
-            </w:r>
-          </w:p>
-        </w:tc>
-        <w:tc>
-          <w:tcPr>
-            <w:tcW w:type="dxa" w:w="1440"/>
-          </w:tcPr>
-          <w:p>
-            <w:r>
-              <w:t>73</w:t>
-            </w:r>
-          </w:p>
-        </w:tc>
-        <w:tc>
-          <w:tcPr>
-            <w:tcW w:type="dxa" w:w="1440"/>
-          </w:tcPr>
-          <w:p>
-            <w:r>
-              <w:t>56</w:t>
-            </w:r>
-          </w:p>
-        </w:tc>
-        <w:tc>
-          <w:tcPr>
-            <w:tcW w:type="dxa" w:w="1440"/>
-          </w:tcPr>
-          <w:p>
-            <w:r>
-              <w:t>57</w:t>
-            </w:r>
-          </w:p>
-        </w:tc>
-        <w:tc>
-          <w:tcPr>
-            <w:tcW w:type="dxa" w:w="1440"/>
-          </w:tcPr>
-          <w:p>
-            <w:r>
-              <w:t>0.5595567867036011</w:t>
-            </w:r>
-          </w:p>
-        </w:tc>
-      </w:tr>
-      <w:tr>
-        <w:tc>
-          <w:tcPr>
-            <w:tcW w:type="dxa" w:w="1440"/>
-          </w:tcPr>
-          <w:p>
-            <w:r>
-              <w:t>burdens+protein_modules</w:t>
-            </w:r>
-          </w:p>
-        </w:tc>
-        <w:tc>
-          <w:tcPr>
-            <w:tcW w:type="dxa" w:w="1440"/>
-          </w:tcPr>
-          <w:p>
-            <w:r>
-              <w:t>2</w:t>
-            </w:r>
-          </w:p>
-        </w:tc>
-        <w:tc>
-          <w:tcPr>
-            <w:tcW w:type="dxa" w:w="1440"/>
-          </w:tcPr>
-          <w:p>
-            <w:r>
-              <w:t>23</w:t>
-            </w:r>
-          </w:p>
-        </w:tc>
-        <w:tc>
-          <w:tcPr>
-            <w:tcW w:type="dxa" w:w="1440"/>
-          </w:tcPr>
-          <w:p>
-            <w:r>
-              <w:t>23</w:t>
-            </w:r>
-          </w:p>
-        </w:tc>
-        <w:tc>
-          <w:tcPr>
-            <w:tcW w:type="dxa" w:w="1440"/>
-          </w:tcPr>
-          <w:p>
-            <w:r>
-              <w:t>57</w:t>
-            </w:r>
-          </w:p>
-        </w:tc>
-        <w:tc>
-          <w:tcPr>
-            <w:tcW w:type="dxa" w:w="1440"/>
-          </w:tcPr>
-          <w:p>
-            <w:r>
-              <w:t>0.4916897506925207</w:t>
-            </w:r>
-          </w:p>
-        </w:tc>
-      </w:tr>
-      <w:tr>
-        <w:tc>
-          <w:tcPr>
-            <w:tcW w:type="dxa" w:w="1440"/>
-          </w:tcPr>
-          <w:p>
-            <w:r>
-              <w:t>protein_modules</w:t>
-            </w:r>
-          </w:p>
-        </w:tc>
-        <w:tc>
-          <w:tcPr>
-            <w:tcW w:type="dxa" w:w="1440"/>
-          </w:tcPr>
-          <w:p>
-            <w:r>
-              <w:t>1</w:t>
-            </w:r>
-          </w:p>
-        </w:tc>
-        <w:tc>
-          <w:tcPr>
-            <w:tcW w:type="dxa" w:w="1440"/>
-          </w:tcPr>
-          <w:p>
-            <w:r>
-              <w:t>20</w:t>
-            </w:r>
-          </w:p>
-        </w:tc>
-        <w:tc>
-          <w:tcPr>
-            <w:tcW w:type="dxa" w:w="1440"/>
-          </w:tcPr>
-          <w:p>
-            <w:r>
-              <w:t>20</w:t>
-            </w:r>
-          </w:p>
-        </w:tc>
-        <w:tc>
-          <w:tcPr>
-            <w:tcW w:type="dxa" w:w="1440"/>
-          </w:tcPr>
-          <w:p>
-            <w:r>
-              <w:t>57</w:t>
-            </w:r>
-          </w:p>
-        </w:tc>
-        <w:tc>
-          <w:tcPr>
-            <w:tcW w:type="dxa" w:w="1440"/>
-          </w:tcPr>
-          <w:p>
-            <w:r>
-              <w:t>0.4889196675900277</w:t>
-            </w:r>
-          </w:p>
-        </w:tc>
-      </w:tr>
-      <w:tr>
-        <w:tc>
-          <w:tcPr>
-            <w:tcW w:type="dxa" w:w="1440"/>
-          </w:tcPr>
-          <w:p>
-            <w:r>
-              <w:t>burdens</w:t>
-            </w:r>
-          </w:p>
-        </w:tc>
-        <w:tc>
-          <w:tcPr>
-            <w:tcW w:type="dxa" w:w="1440"/>
-          </w:tcPr>
-          <w:p>
-            <w:r>
-              <w:t>1</w:t>
-            </w:r>
-          </w:p>
-        </w:tc>
-        <w:tc>
-          <w:tcPr>
-            <w:tcW w:type="dxa" w:w="1440"/>
-          </w:tcPr>
-          <w:p>
-            <w:r>
-              <w:t>3</w:t>
-            </w:r>
-          </w:p>
-        </w:tc>
-        <w:tc>
-          <w:tcPr>
-            <w:tcW w:type="dxa" w:w="1440"/>
-          </w:tcPr>
-          <w:p>
-            <w:r>
-              <w:t>3</w:t>
-            </w:r>
-          </w:p>
-        </w:tc>
-        <w:tc>
-          <w:tcPr>
-            <w:tcW w:type="dxa" w:w="1440"/>
-          </w:tcPr>
-          <w:p>
-            <w:r>
-              <w:t>57</w:t>
-            </w:r>
-          </w:p>
-        </w:tc>
-        <w:tc>
-          <w:tcPr>
-            <w:tcW w:type="dxa" w:w="1440"/>
-          </w:tcPr>
-          <w:p>
-            <w:r>
-              <w:t>0.4653739612188365</w:t>
-            </w:r>
-          </w:p>
-        </w:tc>
-      </w:tr>
-      <w:tr>
-        <w:tc>
-          <w:tcPr>
-            <w:tcW w:type="dxa" w:w="1440"/>
-          </w:tcPr>
-          <w:p>
-            <w:r>
-              <w:t>rna_modules</w:t>
-            </w:r>
-          </w:p>
-        </w:tc>
-        <w:tc>
-          <w:tcPr>
-            <w:tcW w:type="dxa" w:w="1440"/>
-          </w:tcPr>
-          <w:p>
-            <w:r>
-              <w:t>1</w:t>
-            </w:r>
-          </w:p>
-        </w:tc>
-        <w:tc>
-          <w:tcPr>
-            <w:tcW w:type="dxa" w:w="1440"/>
-          </w:tcPr>
-          <w:p>
-            <w:r>
-              <w:t>50</w:t>
-            </w:r>
-          </w:p>
-        </w:tc>
-        <w:tc>
-          <w:tcPr>
-            <w:tcW w:type="dxa" w:w="1440"/>
-          </w:tcPr>
-          <w:p>
-            <w:r>
-              <w:t>50</w:t>
-            </w:r>
-          </w:p>
-        </w:tc>
-        <w:tc>
-          <w:tcPr>
-            <w:tcW w:type="dxa" w:w="1440"/>
-          </w:tcPr>
-          <w:p>
-            <w:r>
-              <w:t>57</w:t>
-            </w:r>
-          </w:p>
-        </w:tc>
-        <w:tc>
-          <w:tcPr>
-            <w:tcW w:type="dxa" w:w="1440"/>
-          </w:tcPr>
-          <w:p>
-            <w:r>
-              <w:t>0.4168975069252078</w:t>
-            </w:r>
-          </w:p>
-        </w:tc>
-      </w:tr>
-      <w:tr>
-        <w:tc>
-          <w:tcPr>
-            <w:tcW w:type="dxa" w:w="1440"/>
-          </w:tcPr>
-          <w:p>
-            <w:r>
-              <w:t>burdens+rna_modules</w:t>
-            </w:r>
-          </w:p>
-        </w:tc>
-        <w:tc>
-          <w:tcPr>
-            <w:tcW w:type="dxa" w:w="1440"/>
-          </w:tcPr>
-          <w:p>
-            <w:r>
-              <w:t>2</w:t>
-            </w:r>
-          </w:p>
-        </w:tc>
-        <w:tc>
-          <w:tcPr>
-            <w:tcW w:type="dxa" w:w="1440"/>
-          </w:tcPr>
-          <w:p>
-            <w:r>
-              <w:t>53</w:t>
-            </w:r>
-          </w:p>
-        </w:tc>
-        <w:tc>
-          <w:tcPr>
-            <w:tcW w:type="dxa" w:w="1440"/>
-          </w:tcPr>
-          <w:p>
-            <w:r>
-              <w:t>53</w:t>
-            </w:r>
-          </w:p>
-        </w:tc>
-        <w:tc>
-          <w:tcPr>
-            <w:tcW w:type="dxa" w:w="1440"/>
-          </w:tcPr>
-          <w:p>
-            <w:r>
-              <w:t>57</w:t>
-            </w:r>
-          </w:p>
-        </w:tc>
-        <w:tc>
-          <w:tcPr>
-            <w:tcW w:type="dxa" w:w="1440"/>
-          </w:tcPr>
-          <w:p>
-            <w:r>
-              <w:t>0.3795013850415512</w:t>
-            </w:r>
-          </w:p>
-        </w:tc>
-      </w:tr>
-    </w:tbl>
-    <w:p/>
-    <w:p>
-      <w:r>
-        <w:rPr>
-          <w:b/>
-        </w:rPr>
-        <w:t>Table 11. PCA variance summary by omics view.</w:t>
-      </w:r>
-    </w:p>
-    <w:tbl>
-      <w:tblPr>
-        <w:tblStyle w:val="TableGrid"/>
-        <w:tblW w:type="auto" w:w="0"/>
-        <w:tblLook w:firstColumn="1" w:firstRow="1" w:lastColumn="0" w:lastRow="0" w:noHBand="0" w:noVBand="1" w:val="04A0"/>
-      </w:tblPr>
-      <w:tblGrid>
-        <w:gridCol w:w="1440"/>
-        <w:gridCol w:w="1440"/>
-        <w:gridCol w:w="1440"/>
-        <w:gridCol w:w="1440"/>
-        <w:gridCol w:w="1440"/>
-        <w:gridCol w:w="1440"/>
-      </w:tblGrid>
-      <w:tr>
-        <w:tc>
-          <w:tcPr>
-            <w:tcW w:type="dxa" w:w="1440"/>
-          </w:tcPr>
-          <w:p>
-            <w:r>
-              <w:t>view</w:t>
-            </w:r>
-          </w:p>
-        </w:tc>
-        <w:tc>
-          <w:tcPr>
-            <w:tcW w:type="dxa" w:w="1440"/>
-          </w:tcPr>
-          <w:p>
-            <w:r>
-              <w:t>n_samples</w:t>
-            </w:r>
-          </w:p>
-        </w:tc>
-        <w:tc>
-          <w:tcPr>
-            <w:tcW w:type="dxa" w:w="1440"/>
-          </w:tcPr>
-          <w:p>
-            <w:r>
-              <w:t>n_features</w:t>
-            </w:r>
-          </w:p>
-        </w:tc>
-        <w:tc>
-          <w:tcPr>
-            <w:tcW w:type="dxa" w:w="1440"/>
-          </w:tcPr>
-          <w:p>
-            <w:r>
-              <w:t>pc1_var</w:t>
-            </w:r>
-          </w:p>
-        </w:tc>
-        <w:tc>
-          <w:tcPr>
-            <w:tcW w:type="dxa" w:w="1440"/>
-          </w:tcPr>
-          <w:p>
-            <w:r>
-              <w:t>pc2_var</w:t>
-            </w:r>
-          </w:p>
-        </w:tc>
-        <w:tc>
-          <w:tcPr>
-            <w:tcW w:type="dxa" w:w="1440"/>
-          </w:tcPr>
-          <w:p>
-            <w:r>
-              <w:t>pc1_pc2_cum_var</w:t>
-            </w:r>
-          </w:p>
-        </w:tc>
-      </w:tr>
-      <w:tr>
-        <w:tc>
-          <w:tcPr>
-            <w:tcW w:type="dxa" w:w="1440"/>
-          </w:tcPr>
-          <w:p>
-            <w:r>
-              <w:t>rna_modules</w:t>
-            </w:r>
-          </w:p>
-        </w:tc>
-        <w:tc>
-          <w:tcPr>
-            <w:tcW w:type="dxa" w:w="1440"/>
-          </w:tcPr>
-          <w:p>
-            <w:r>
-              <w:t>90</w:t>
-            </w:r>
-          </w:p>
-        </w:tc>
-        <w:tc>
-          <w:tcPr>
-            <w:tcW w:type="dxa" w:w="1440"/>
-          </w:tcPr>
-          <w:p>
-            <w:r>
-              <w:t>50</w:t>
-            </w:r>
-          </w:p>
-        </w:tc>
-        <w:tc>
-          <w:tcPr>
-            <w:tcW w:type="dxa" w:w="1440"/>
-          </w:tcPr>
-          <w:p>
-            <w:r>
-              <w:t>0.02</w:t>
-            </w:r>
-          </w:p>
-        </w:tc>
-        <w:tc>
-          <w:tcPr>
-            <w:tcW w:type="dxa" w:w="1440"/>
-          </w:tcPr>
-          <w:p>
-            <w:r>
-              <w:t>0.02</w:t>
-            </w:r>
-          </w:p>
-        </w:tc>
-        <w:tc>
-          <w:tcPr>
-            <w:tcW w:type="dxa" w:w="1440"/>
-          </w:tcPr>
-          <w:p>
-            <w:r>
-              <w:t>0.04</w:t>
-            </w:r>
-          </w:p>
-        </w:tc>
-      </w:tr>
-      <w:tr>
-        <w:tc>
-          <w:tcPr>
-            <w:tcW w:type="dxa" w:w="1440"/>
-          </w:tcPr>
-          <w:p>
-            <w:r>
-              <w:t>cna</w:t>
-            </w:r>
-          </w:p>
-        </w:tc>
-        <w:tc>
-          <w:tcPr>
-            <w:tcW w:type="dxa" w:w="1440"/>
-          </w:tcPr>
-          <w:p>
-            <w:r>
-              <w:t>90</w:t>
-            </w:r>
-          </w:p>
-        </w:tc>
-        <w:tc>
-          <w:tcPr>
-            <w:tcW w:type="dxa" w:w="1440"/>
-          </w:tcPr>
-          <w:p>
-            <w:r>
-              <w:t>46216</w:t>
-            </w:r>
-          </w:p>
-        </w:tc>
-        <w:tc>
-          <w:tcPr>
-            <w:tcW w:type="dxa" w:w="1440"/>
-          </w:tcPr>
-          <w:p>
-            <w:r>
-              <w:t>0.4540177791521534</w:t>
-            </w:r>
-          </w:p>
-        </w:tc>
-        <w:tc>
-          <w:tcPr>
-            <w:tcW w:type="dxa" w:w="1440"/>
-          </w:tcPr>
-          <w:p>
-            <w:r>
-              <w:t>0.0324773609718882</w:t>
-            </w:r>
-          </w:p>
-        </w:tc>
-        <w:tc>
-          <w:tcPr>
-            <w:tcW w:type="dxa" w:w="1440"/>
-          </w:tcPr>
-          <w:p>
-            <w:r>
-              <w:t>0.4864951401240417</w:t>
-            </w:r>
-          </w:p>
-        </w:tc>
-      </w:tr>
-      <w:tr>
-        <w:tc>
-          <w:tcPr>
-            <w:tcW w:type="dxa" w:w="1440"/>
-          </w:tcPr>
-          <w:p>
-            <w:r>
-              <w:t>methylation</w:t>
-            </w:r>
-          </w:p>
-        </w:tc>
-        <w:tc>
-          <w:tcPr>
-            <w:tcW w:type="dxa" w:w="1440"/>
-          </w:tcPr>
-          <w:p>
-            <w:r>
-              <w:t>90</w:t>
-            </w:r>
-          </w:p>
-        </w:tc>
-        <w:tc>
-          <w:tcPr>
-            <w:tcW w:type="dxa" w:w="1440"/>
-          </w:tcPr>
-          <w:p>
-            <w:r>
-              <w:t>7594</w:t>
-            </w:r>
-          </w:p>
-        </w:tc>
-        <w:tc>
-          <w:tcPr>
-            <w:tcW w:type="dxa" w:w="1440"/>
-          </w:tcPr>
-          <w:p>
-            <w:r>
-              <w:t>0.1091529722820525</w:t>
-            </w:r>
-          </w:p>
-        </w:tc>
-        <w:tc>
-          <w:tcPr>
-            <w:tcW w:type="dxa" w:w="1440"/>
-          </w:tcPr>
-          <w:p>
-            <w:r>
-              <w:t>0.056637561398777</w:t>
-            </w:r>
-          </w:p>
-        </w:tc>
-        <w:tc>
-          <w:tcPr>
-            <w:tcW w:type="dxa" w:w="1440"/>
-          </w:tcPr>
-          <w:p>
-            <w:r>
-              <w:t>0.1657905336808296</w:t>
-            </w:r>
-          </w:p>
-        </w:tc>
-      </w:tr>
-      <w:tr>
-        <w:tc>
-          <w:tcPr>
-            <w:tcW w:type="dxa" w:w="1440"/>
-          </w:tcPr>
-          <w:p>
-            <w:r>
-              <w:t>mutation</w:t>
-            </w:r>
-          </w:p>
-        </w:tc>
-        <w:tc>
-          <w:tcPr>
-            <w:tcW w:type="dxa" w:w="1440"/>
-          </w:tcPr>
-          <w:p>
-            <w:r>
-              <w:t>90</w:t>
-            </w:r>
-          </w:p>
-        </w:tc>
-        <w:tc>
-          <w:tcPr>
-            <w:tcW w:type="dxa" w:w="1440"/>
-          </w:tcPr>
-          <w:p>
-            <w:r>
-              <w:t>292</w:t>
-            </w:r>
-          </w:p>
-        </w:tc>
-        <w:tc>
-          <w:tcPr>
-            <w:tcW w:type="dxa" w:w="1440"/>
-          </w:tcPr>
-          <w:p>
-            <w:r>
-              <w:t>0.0487470643147476</w:t>
-            </w:r>
-          </w:p>
-        </w:tc>
-        <w:tc>
-          <w:tcPr>
-            <w:tcW w:type="dxa" w:w="1440"/>
-          </w:tcPr>
-          <w:p>
-            <w:r>
-              <w:t>0.0359757792242547</w:t>
-            </w:r>
-          </w:p>
-        </w:tc>
-        <w:tc>
-          <w:tcPr>
-            <w:tcW w:type="dxa" w:w="1440"/>
-          </w:tcPr>
-          <w:p>
-            <w:r>
-              <w:t>0.0847228435390023</w:t>
-            </w:r>
-          </w:p>
-        </w:tc>
-      </w:tr>
-      <w:tr>
-        <w:tc>
-          <w:tcPr>
-            <w:tcW w:type="dxa" w:w="1440"/>
-          </w:tcPr>
-          <w:p>
-            <w:r>
-              <w:t>protein_modules</w:t>
-            </w:r>
-          </w:p>
-        </w:tc>
-        <w:tc>
-          <w:tcPr>
-            <w:tcW w:type="dxa" w:w="1440"/>
-          </w:tcPr>
-          <w:p>
-            <w:r>
-              <w:t>57</w:t>
-            </w:r>
-          </w:p>
-        </w:tc>
-        <w:tc>
-          <w:tcPr>
-            <w:tcW w:type="dxa" w:w="1440"/>
-          </w:tcPr>
-          <w:p>
-            <w:r>
-              <w:t>20</w:t>
-            </w:r>
-          </w:p>
-        </w:tc>
-        <w:tc>
-          <w:tcPr>
-            <w:tcW w:type="dxa" w:w="1440"/>
-          </w:tcPr>
-          <w:p>
-            <w:r>
-              <w:t>0.05</w:t>
-            </w:r>
-          </w:p>
-        </w:tc>
-        <w:tc>
-          <w:tcPr>
-            <w:tcW w:type="dxa" w:w="1440"/>
-          </w:tcPr>
-          <w:p>
-            <w:r>
-              <w:t>0.05</w:t>
-            </w:r>
-          </w:p>
-        </w:tc>
-        <w:tc>
-          <w:tcPr>
-            <w:tcW w:type="dxa" w:w="1440"/>
-          </w:tcPr>
-          <w:p>
-            <w:r>
-              <w:t>0.1000000000000001</w:t>
-            </w:r>
-          </w:p>
-        </w:tc>
-      </w:tr>
-    </w:tbl>
-    <w:p/>
-    <w:p>
-      <w:r>
-        <w:rPr>
-          <w:b/>
-        </w:rPr>
-        <w:t>Table 12. Permutation test of best ML model.</w:t>
-      </w:r>
-    </w:p>
-    <w:tbl>
-      <w:tblPr>
-        <w:tblStyle w:val="TableGrid"/>
-        <w:tblW w:type="auto" w:w="0"/>
-        <w:tblLook w:firstColumn="1" w:firstRow="1" w:lastColumn="0" w:lastRow="0" w:noHBand="0" w:noVBand="1" w:val="04A0"/>
-      </w:tblPr>
-      <w:tblGrid>
-        <w:gridCol w:w="1728"/>
-        <w:gridCol w:w="1728"/>
-        <w:gridCol w:w="1728"/>
-        <w:gridCol w:w="1728"/>
-        <w:gridCol w:w="1728"/>
-      </w:tblGrid>
-      <w:tr>
-        <w:tc>
-          <w:tcPr>
-            <w:tcW w:type="dxa" w:w="1728"/>
-          </w:tcPr>
-          <w:p>
-            <w:r>
-              <w:t>auc_observed</w:t>
-            </w:r>
-          </w:p>
-        </w:tc>
-        <w:tc>
-          <w:tcPr>
-            <w:tcW w:type="dxa" w:w="1728"/>
-          </w:tcPr>
-          <w:p>
-            <w:r>
-              <w:t>auc_null_mean</w:t>
-            </w:r>
-          </w:p>
-        </w:tc>
-        <w:tc>
-          <w:tcPr>
-            <w:tcW w:type="dxa" w:w="1728"/>
-          </w:tcPr>
-          <w:p>
-            <w:r>
-              <w:t>auc_null_sd</w:t>
-            </w:r>
-          </w:p>
-        </w:tc>
-        <w:tc>
-          <w:tcPr>
-            <w:tcW w:type="dxa" w:w="1728"/>
-          </w:tcPr>
-          <w:p>
-            <w:r>
-              <w:t>p_value_right_tail</w:t>
-            </w:r>
-          </w:p>
-        </w:tc>
-        <w:tc>
-          <w:tcPr>
-            <w:tcW w:type="dxa" w:w="1728"/>
-          </w:tcPr>
-          <w:p>
-            <w:r>
-              <w:t>model</w:t>
-            </w:r>
-          </w:p>
-        </w:tc>
-      </w:tr>
-      <w:tr>
-        <w:tc>
-          <w:tcPr>
-            <w:tcW w:type="dxa" w:w="1728"/>
-          </w:tcPr>
-          <w:p>
-            <w:r>
-              <w:t>0.5263157894736842</w:t>
-            </w:r>
-          </w:p>
-        </w:tc>
-        <w:tc>
-          <w:tcPr>
-            <w:tcW w:type="dxa" w:w="1728"/>
-          </w:tcPr>
-          <w:p>
-            <w:r>
-              <w:t>0.4657063711911356</w:t>
-            </w:r>
-          </w:p>
-        </w:tc>
-        <w:tc>
-          <w:tcPr>
-            <w:tcW w:type="dxa" w:w="1728"/>
-          </w:tcPr>
-          <w:p>
-            <w:r>
-              <w:t>0.1026559909060533</w:t>
-            </w:r>
-          </w:p>
-        </w:tc>
-        <w:tc>
-          <w:tcPr>
-            <w:tcW w:type="dxa" w:w="1728"/>
-          </w:tcPr>
-          <w:p>
-            <w:r>
-              <w:t>0.2745098039215686</w:t>
-            </w:r>
-          </w:p>
-        </w:tc>
-        <w:tc>
-          <w:tcPr>
-            <w:tcW w:type="dxa" w:w="1728"/>
-          </w:tcPr>
-          <w:p>
-            <w:r>
-              <w:t>xgboost</w:t>
-            </w:r>
-          </w:p>
-        </w:tc>
-      </w:tr>
-    </w:tbl>
-    <w:p/>
-    <w:p>
-      <w:r>
-        <w:rPr>
-          <w:b/>
-        </w:rPr>
-        <w:t>Table 13. DAG causal-pathway layer transition strengths.</w:t>
-      </w:r>
-    </w:p>
-    <w:tbl>
-      <w:tblPr>
-        <w:tblStyle w:val="TableGrid"/>
-        <w:tblW w:type="auto" w:w="0"/>
-        <w:tblLook w:firstColumn="1" w:firstRow="1" w:lastColumn="0" w:lastRow="0" w:noHBand="0" w:noVBand="1" w:val="04A0"/>
-      </w:tblPr>
-      <w:tblGrid>
-        <w:gridCol w:w="1728"/>
-        <w:gridCol w:w="1728"/>
-        <w:gridCol w:w="1728"/>
-        <w:gridCol w:w="1728"/>
-        <w:gridCol w:w="1728"/>
-      </w:tblGrid>
-      <w:tr>
-        <w:tc>
-          <w:tcPr>
-            <w:tcW w:type="dxa" w:w="1728"/>
-          </w:tcPr>
-          <w:p>
-            <w:r>
-              <w:t>source_layer</w:t>
-            </w:r>
-          </w:p>
-        </w:tc>
-        <w:tc>
-          <w:tcPr>
-            <w:tcW w:type="dxa" w:w="1728"/>
-          </w:tcPr>
-          <w:p>
-            <w:r>
-              <w:t>target_layer</w:t>
-            </w:r>
-          </w:p>
-        </w:tc>
-        <w:tc>
-          <w:tcPr>
-            <w:tcW w:type="dxa" w:w="1728"/>
-          </w:tcPr>
-          <w:p>
-            <w:r>
-              <w:t>n_edges</w:t>
-            </w:r>
-          </w:p>
-        </w:tc>
-        <w:tc>
-          <w:tcPr>
-            <w:tcW w:type="dxa" w:w="1728"/>
-          </w:tcPr>
-          <w:p>
-            <w:r>
-              <w:t>mean_abs_weight</w:t>
-            </w:r>
-          </w:p>
-        </w:tc>
-        <w:tc>
-          <w:tcPr>
-            <w:tcW w:type="dxa" w:w="1728"/>
-          </w:tcPr>
-          <w:p>
-            <w:r>
-              <w:t>mean_signed_weight</w:t>
-            </w:r>
-          </w:p>
-        </w:tc>
-      </w:tr>
-      <w:tr>
-        <w:tc>
-          <w:tcPr>
-            <w:tcW w:type="dxa" w:w="1728"/>
-          </w:tcPr>
-          <w:p>
-            <w:r>
-              <w:t>RNA</w:t>
-            </w:r>
-          </w:p>
-        </w:tc>
-        <w:tc>
-          <w:tcPr>
-            <w:tcW w:type="dxa" w:w="1728"/>
-          </w:tcPr>
-          <w:p>
-            <w:r>
-              <w:t>Latent</w:t>
-            </w:r>
-          </w:p>
-        </w:tc>
-        <w:tc>
-          <w:tcPr>
-            <w:tcW w:type="dxa" w:w="1728"/>
-          </w:tcPr>
-          <w:p>
-            <w:r>
-              <w:t>40</w:t>
-            </w:r>
-          </w:p>
-        </w:tc>
-        <w:tc>
-          <w:tcPr>
-            <w:tcW w:type="dxa" w:w="1728"/>
-          </w:tcPr>
-          <w:p>
-            <w:r>
-              <w:t>0.4414271358562459</w:t>
-            </w:r>
-          </w:p>
-        </w:tc>
-        <w:tc>
-          <w:tcPr>
-            <w:tcW w:type="dxa" w:w="1728"/>
-          </w:tcPr>
-          <w:p>
-            <w:r>
-              <w:t>-0.0244266726039001</w:t>
-            </w:r>
-          </w:p>
-        </w:tc>
-      </w:tr>
-      <w:tr>
-        <w:tc>
-          <w:tcPr>
-            <w:tcW w:type="dxa" w:w="1728"/>
-          </w:tcPr>
-          <w:p>
-            <w:r>
-              <w:t>Latent</w:t>
-            </w:r>
-          </w:p>
-        </w:tc>
-        <w:tc>
-          <w:tcPr>
-            <w:tcW w:type="dxa" w:w="1728"/>
-          </w:tcPr>
-          <w:p>
-            <w:r>
-              <w:t>Protein</w:t>
-            </w:r>
-          </w:p>
-        </w:tc>
-        <w:tc>
-          <w:tcPr>
-            <w:tcW w:type="dxa" w:w="1728"/>
-          </w:tcPr>
-          <w:p>
-            <w:r>
-              <w:t>16</w:t>
-            </w:r>
-          </w:p>
-        </w:tc>
-        <w:tc>
-          <w:tcPr>
-            <w:tcW w:type="dxa" w:w="1728"/>
-          </w:tcPr>
-          <w:p>
-            <w:r>
-              <w:t>0.3498155130597529</w:t>
-            </w:r>
-          </w:p>
-        </w:tc>
-        <w:tc>
-          <w:tcPr>
-            <w:tcW w:type="dxa" w:w="1728"/>
-          </w:tcPr>
-          <w:p>
-            <w:r>
-              <w:t>0.1026633457756379</w:t>
-            </w:r>
-          </w:p>
-        </w:tc>
-      </w:tr>
-      <w:tr>
-        <w:tc>
-          <w:tcPr>
-            <w:tcW w:type="dxa" w:w="1728"/>
-          </w:tcPr>
-          <w:p>
-            <w:r>
-              <w:t>Latent</w:t>
-            </w:r>
-          </w:p>
-        </w:tc>
-        <w:tc>
-          <w:tcPr>
-            <w:tcW w:type="dxa" w:w="1728"/>
-          </w:tcPr>
-          <w:p>
-            <w:r>
-              <w:t>Outcome</w:t>
-            </w:r>
-          </w:p>
-        </w:tc>
-        <w:tc>
-          <w:tcPr>
-            <w:tcW w:type="dxa" w:w="1728"/>
-          </w:tcPr>
-          <w:p>
-            <w:r>
-              <w:t>1</w:t>
-            </w:r>
-          </w:p>
-        </w:tc>
-        <w:tc>
-          <w:tcPr>
-            <w:tcW w:type="dxa" w:w="1728"/>
-          </w:tcPr>
-          <w:p>
-            <w:r>
-              <w:t>0.3813296554726817</w:t>
-            </w:r>
-          </w:p>
-        </w:tc>
-        <w:tc>
-          <w:tcPr>
-            <w:tcW w:type="dxa" w:w="1728"/>
-          </w:tcPr>
-          <w:p>
-            <w:r>
-              <w:t>-0.3813296554726817</w:t>
             </w:r>
           </w:p>
         </w:tc>
@@ -9412,12 +2731,35 @@
     </w:p>
     <w:p>
       <w:r>
-        <w:t>This analysis shows robust latent-factor hub signals and uncertainty-calibrated performance estimates in TCGA-OV. RNA modules achieved the highest discrimination in the all-sample setting, while fairness-restricted protein-matched analysis altered ranking, highlighting sample-overlap sensitivity. Bootstrap hub and perturbation stability provide a stronger evidence base than point estimates alone.</w:t>
+        <w:t>This analysis demonstrates that robust network and perturbation findings can be obtained from public TCGA-OV multi-omics data even when predictive discrimination remains moderate. The stability of latent-factor hubs across centrality, bootstrap ranking, and perturbation-fraction sensitivity supports their prioritization as mechanistic candidates.</w:t>
       </w:r>
     </w:p>
     <w:p>
       <w:r>
-        <w:t>Limitations include attrition in strict matched subsets and single-cohort design. External validation and biological follow-up of LF-associated hub mechanisms are essential next steps.</w:t>
+        <w:t>Comparing all-available and protein-matched fairness benchmarks materially reduced risk of sample-overlap bias. The advanced ML extension provided useful calibration: observed discrimination was not strongly separated from shuffled-label null in permutation testing, which argues for restrained clinical-utility claims at this stage.</w:t>
+      </w:r>
+    </w:p>
+    <w:p>
+      <w:r>
+        <w:t>Limitations include strict matched-sample attrition, single-cohort design, and inferential uncertainty under modest sample sizes for some extensions. Future work should focus on external cohort validation, prospective benchmarking, and biological follow-up of LF7/LF8/LF6-centered modules.</w:t>
+      </w:r>
+    </w:p>
+    <w:p>
+      <w:r>
+        <w:t>For clinical and translational audiences, the immediate value is a robust shortlist of biologically coherent candidates and a transparent evidence framework, rather than immediate deployment as a stand-alone clinical predictor.</w:t>
+      </w:r>
+    </w:p>
+    <w:p>
+      <w:pPr>
+        <w:pStyle w:val="Heading2"/>
+      </w:pPr>
+      <w:r>
+        <w:t>Conclusions</w:t>
+      </w:r>
+    </w:p>
+    <w:p>
+      <w:r>
+        <w:t>A reproducible uncertainty-aware TCGA-OV framework identified stable cross-layer hubs and coherent pathway transitions, with strongest evidence at the network-mechanistic level. This supports high-confidence hypothesis generation for translational follow-up while maintaining conservative interpretation of immediate clinical predictive performance.</w:t>
       </w:r>
     </w:p>
     <w:p>

--- a/public_release/kaggle_dataset/manuscript/ijco/docx/IJCO_Main_Manuscript.docx
+++ b/public_release/kaggle_dataset/manuscript/ijco/docx/IJCO_Main_Manuscript.docx
@@ -62,6 +62,29 @@
         <w:pStyle w:val="Heading2"/>
       </w:pPr>
       <w:r>
+        <w:t>Key Points</w:t>
+      </w:r>
+    </w:p>
+    <w:p>
+      <w:r>
+        <w:t>Question: Which omics layers and network hubs provide the most reproducible evidence in TCGA-OV when uncertainty is explicitly quantified?</w:t>
+      </w:r>
+    </w:p>
+    <w:p>
+      <w:r>
+        <w:t>Findings: Robust latent hubs persisted across centrality, bootstrap stability, perturbation gradients, and pathway-oriented analyses; predictive discrimination remained modest.</w:t>
+      </w:r>
+    </w:p>
+    <w:p>
+      <w:r>
+        <w:t>Meaning: The strongest immediate contribution is mechanistic, hypothesis-generating evidence for translational follow-up, not stand-alone clinical deployment.</w:t>
+      </w:r>
+    </w:p>
+    <w:p>
+      <w:pPr>
+        <w:pStyle w:val="Heading2"/>
+      </w:pPr>
+      <w:r>
         <w:t>Plain-Language Summary</w:t>
       </w:r>
     </w:p>
@@ -91,6 +114,11 @@
       </w:r>
     </w:p>
     <w:p>
+      <w:r>
+        <w:t>6. For non-technical readers, the key message is simple: we can reliably find candidate biological control points, but prediction accuracy is not yet high enough for clinical decisions.</w:t>
+      </w:r>
+    </w:p>
+    <w:p>
       <w:pPr>
         <w:pStyle w:val="Heading2"/>
       </w:pPr>
@@ -109,6 +137,11 @@
       </w:r>
     </w:p>
     <w:p>
+      <w:r>
+        <w:t>To improve interpretability for multidisciplinary audiences, results are presented as a sequence of clinically intuitive questions: (1) what data were available after strict matching, (2) which molecular blocks predicted outcomes best, (3) which hubs were consistently influential, and (4) how strongly the system changed when those hubs were perturbed.</w:t>
+      </w:r>
+    </w:p>
+    <w:p>
       <w:pPr>
         <w:pStyle w:val="Heading2"/>
       </w:pPr>
@@ -117,8 +150,47 @@
       </w:r>
     </w:p>
     <w:p>
+      <w:pPr>
+        <w:pStyle w:val="Heading3"/>
+      </w:pPr>
+      <w:r>
+        <w:t>Data Retrieval and Cohort Construction</w:t>
+      </w:r>
+    </w:p>
+    <w:p>
       <w:r>
         <w:t>Data acquisition and harmonization: We used GDC programmatic retrieval and processed TCGA-OV data with strict patient-level ID matching [2-4]. Primary integration required matched mutation+CNA+methylation+RNA; protein was evaluated in fairness-restricted analyses where available.</w:t>
+      </w:r>
+    </w:p>
+    <w:p>
+      <w:r>
+        <w:t>Raw files were retained as immutable artifacts, and all downstream matrices were generated as processed derivatives. This separation supports reproducibility audits and enables re-processing when file parsers or thresholds are updated.</w:t>
+      </w:r>
+    </w:p>
+    <w:p>
+      <w:pPr>
+        <w:pStyle w:val="Heading3"/>
+      </w:pPr>
+      <w:r>
+        <w:t>Preprocessing and Feature Construction</w:t>
+      </w:r>
+    </w:p>
+    <w:p>
+      <w:r>
+        <w:t>Expression and protein matrices were normalized and converted to module-level summaries to reduce noise and improve interpretability. Methylation and CNA data were transformed into robust gene- or region-level representations, and mutation data were encoded as binary gene events and burden-like summaries.</w:t>
+      </w:r>
+    </w:p>
+    <w:p>
+      <w:r>
+        <w:t>All feature engineering choices were implemented as script-level configuration parameters, allowing traceable reruns under alternative thresholds without manual edits.</w:t>
+      </w:r>
+    </w:p>
+    <w:p>
+      <w:pPr>
+        <w:pStyle w:val="Heading3"/>
+      </w:pPr>
+      <w:r>
+        <w:t>Integration and Network Modeling</w:t>
       </w:r>
     </w:p>
     <w:p>
@@ -132,8 +204,21 @@
       </w:r>
     </w:p>
     <w:p>
+      <w:pPr>
+        <w:pStyle w:val="Heading3"/>
+      </w:pPr>
+      <w:r>
+        <w:t>Sensitivity, Ablation, and Uncertainty Calibration</w:t>
+      </w:r>
+    </w:p>
+    <w:p>
       <w:r>
         <w:t>Advanced evidence extension: We added DAG-style pathway orientation, perturbation-fraction sensitivity curves, block-wise input-output ablation, and repeated cross-validation confidence intervals for advanced machine-learning models. A permutation test was used to compare observed discrimination against shuffled-label null performance for the top advanced model.</w:t>
+      </w:r>
+    </w:p>
+    <w:p>
+      <w:r>
+        <w:t>Analyses were interpreted with emphasis on effect sizes and uncertainty intervals rather than threshold-only significance claims, which is appropriate for moderate sample sizes in deeply matched multi-omics cohorts.</w:t>
       </w:r>
     </w:p>
     <w:p>
@@ -145,13 +230,78 @@
       </w:r>
     </w:p>
     <w:p>
+      <w:pPr>
+        <w:pStyle w:val="Heading3"/>
+      </w:pPr>
+      <w:r>
+        <w:t>Objective 1: Cohort Attrition and Data Sufficiency</w:t>
+      </w:r>
+    </w:p>
+    <w:p>
       <w:r>
         <w:t>Cohort matching produced n=90 patients in the core four-layer analysis and n=61 in the protein-matched subset. This attrition pattern is expected in public multi-omics cohorts and was explicitly addressed via fairness-controlled benchmarking.</w:t>
       </w:r>
     </w:p>
     <w:p>
       <w:r>
+        <w:t>Despite attrition, the retained cohort supported joint latent modeling, survival benchmarking, and perturbation analyses. This indicates that rigorous matching can still yield analytically useful cross-layer structure.</w:t>
+      </w:r>
+    </w:p>
+    <w:p>
+      <w:pPr>
+        <w:pStyle w:val="Heading3"/>
+      </w:pPr>
+      <w:r>
+        <w:t>Objective 2: Predictive Evidence Across Omics Views</w:t>
+      </w:r>
+    </w:p>
+    <w:p>
+      <w:r>
         <w:t>In all-available benchmarking, the highest discrimination was observed for rna_modules (0.613 (95% CI 0.489-0.737)). The highest Cox C-index was observed for cna (0.616 (95% CI 0.534-0.699)).</w:t>
+      </w:r>
+    </w:p>
+    <w:p>
+      <w:r>
+        <w:t>When comparisons were restricted to protein-matched samples, ranking changed for some models, demonstrating why fairness-controlled comparisons are necessary before making cross-model claims.</w:t>
+      </w:r>
+    </w:p>
+    <w:p>
+      <w:pPr>
+        <w:pStyle w:val="Heading3"/>
+      </w:pPr>
+      <w:r>
+        <w:t>Objective 3: Stable Network Hubs and Cross-Layer Flow</w:t>
+      </w:r>
+    </w:p>
+    <w:p>
+      <w:r>
+        <w:t>Bootstrap hub analyses consistently prioritized LF8, LF5, LF6, LF7 as highly influential latent nodes. These hubs remained prominent across multiple centrality metrics, reducing risk that findings were metric-specific artifacts.</w:t>
+      </w:r>
+    </w:p>
+    <w:p>
+      <w:r>
+        <w:t>DAG-style aggregation clarified directional architecture, with dominant RNA-to-latent and latent-to-protein transitions, consistent with expected molecular flow from regulation to phenotype-linked states.</w:t>
+      </w:r>
+    </w:p>
+    <w:p>
+      <w:pPr>
+        <w:pStyle w:val="Heading3"/>
+      </w:pPr>
+      <w:r>
+        <w:t>Objective 4: Perturbation and Sensitivity Behavior</w:t>
+      </w:r>
+    </w:p>
+    <w:p>
+      <w:r>
+        <w:t>Perturbation gradients showed that selected hubs produced monotonic downstream changes as intervention strength increased. This supports prioritization of high-impact nodes for experimental follow-up, including knockdown and pathway modulation studies.</w:t>
+      </w:r>
+    </w:p>
+    <w:p>
+      <w:pPr>
+        <w:pStyle w:val="Heading3"/>
+      </w:pPr>
+      <w:r>
+        <w:t>Objective 5: Advanced ML Calibration</w:t>
       </w:r>
     </w:p>
     <w:p>
@@ -172,6 +322,11 @@
     <w:p>
       <w:r>
         <w:t>DAG pathway aggregation showed the dominant transition RNA-&gt;Latent (edges=40, mean absolute weight=0.441).</w:t>
+      </w:r>
+    </w:p>
+    <w:p>
+      <w:r>
+        <w:t>Taken together, the evidence profile favors robust biological mechanism discovery over immediate high-accuracy prediction claims in this dataset.</w:t>
       </w:r>
     </w:p>
     <w:p>
@@ -2750,6 +2905,42 @@
       </w:r>
     </w:p>
     <w:p>
+      <w:r>
+        <w:t>From an evidence-translation perspective, this work contributes three practical advances: (1) a reusable public-data pipeline with auditable outputs, (2) explicit uncertainty communication that reduces overinterpretation risk, and (3) a prioritized list of cross-layer hubs for laboratory and clinical validation studies.</w:t>
+      </w:r>
+    </w:p>
+    <w:p>
+      <w:pPr>
+        <w:pStyle w:val="Heading3"/>
+      </w:pPr>
+      <w:r>
+        <w:t>Clinical and Research Implications</w:t>
+      </w:r>
+    </w:p>
+    <w:p>
+      <w:r>
+        <w:t>For clinicians, these findings provide candidate molecular axes that may eventually support risk stratification when validated in independent cohorts. For translational researchers, the hub and pathway outputs provide concrete starting points for functional perturbation experiments.</w:t>
+      </w:r>
+    </w:p>
+    <w:p>
+      <w:r>
+        <w:t>For methodologists, this study highlights the importance of fairness-restricted comparisons, permutation calibration, and sensitivity analyses in multi-omics reporting.</w:t>
+      </w:r>
+    </w:p>
+    <w:p>
+      <w:pPr>
+        <w:pStyle w:val="Heading3"/>
+      </w:pPr>
+      <w:r>
+        <w:t>Future Work</w:t>
+      </w:r>
+    </w:p>
+    <w:p>
+      <w:r>
+        <w:t>Immediate next steps include external validation in independent ovarian cohorts, harmonized re-analysis with higher proteomic coverage, and prospective evaluation of LF7/LF8/LF6-centered modules using orthogonal assays.</w:t>
+      </w:r>
+    </w:p>
+    <w:p>
       <w:pPr>
         <w:pStyle w:val="Heading2"/>
       </w:pPr>
